--- a/deliverables/submission/InternationalAI-TopicC-Centrale-SecuritySelfAssessment.docx
+++ b/deliverables/submission/InternationalAI-TopicC-Centrale-SecuritySelfAssessment.docx
@@ -281,13 +281,13 @@
                 <w:color w:val="2B3F77"/>
                 <w:sz w:val="17"/>
               </w:rPr>
-              <w:t>c10f0a0</w:t>
+              <w:t>d1822bf</w:t>
             </w:r>
             <w:r>
               <w:rPr>
                 <w:sz w:val="18"/>
               </w:rPr>
-              <w:t>, 2026-10-19: 988 tests pass, 7 are documented expected failures.</w:t>
+              <w:t>, 2026-10-19: 1230 tests pass, 7 are documented expected failures.</w:t>
             </w:r>
           </w:p>
           <w:p>
@@ -312,7 +312,35 @@
               <w:rPr>
                 <w:sz w:val="18"/>
               </w:rPr>
-              <w:t>) came after the second audit and have had no white-box review. No hosted or frontier model was measured. No licensing, KYC, AML, sanctions or data-protection compliance is claimed.</w:t>
+              <w:t>), then the help replies, the scripted-task harness and its localhost HTTP API, the FX cost display and Verification of Payee (</w:t>
+            </w:r>
+            <w:r>
+              <w:rPr>
+                <w:rFonts w:ascii="Consolas" w:hAnsi="Consolas" w:eastAsia="Consolas"/>
+                <w:color w:val="2B3F77"/>
+                <w:sz w:val="17"/>
+              </w:rPr>
+              <w:t>7e90cc3</w:t>
+            </w:r>
+            <w:r>
+              <w:rPr>
+                <w:sz w:val="18"/>
+              </w:rPr>
+              <w:t xml:space="preserve">, </w:t>
+            </w:r>
+            <w:r>
+              <w:rPr>
+                <w:rFonts w:ascii="Consolas" w:hAnsi="Consolas" w:eastAsia="Consolas"/>
+                <w:color w:val="2B3F77"/>
+                <w:sz w:val="17"/>
+              </w:rPr>
+              <w:t>d1822bf</w:t>
+            </w:r>
+            <w:r>
+              <w:rPr>
+                <w:sz w:val="18"/>
+              </w:rPr>
+              <w:t>), came after the second audit and have had no white-box review. No hosted or frontier model was measured. No licensing, KYC, AML, sanctions or data-protection compliance is claimed.</w:t>
             </w:r>
           </w:p>
         </w:tc>
@@ -2210,7 +2238,7 @@
               <w:rPr>
                 <w:sz w:val="15"/>
               </w:rPr>
-              <w:t>Qwen 7B 103/105 on v2; cascade 103/105; both 69/69 and 29/29 on the development suites; 988 tests pass</w:t>
+              <w:t>Qwen 7B 103/105 on v2; cascade 103/105; both 69/69 and 29/29 on the development suites; 1230 tests pass</w:t>
             </w:r>
           </w:p>
         </w:tc>
@@ -3945,7 +3973,7 @@
               <w:rPr>
                 <w:sz w:val="15"/>
               </w:rPr>
-              <w:t>Connector, cascade and selector not audited (</w:t>
+              <w:t>Connector, cascade, selector (</w:t>
             </w:r>
             <w:r>
               <w:rPr>
@@ -3959,7 +3987,21 @@
               <w:rPr>
                 <w:sz w:val="15"/>
               </w:rPr>
-              <w:t>)</w:t>
+              <w:t>), harness and Verification of Payee (</w:t>
+            </w:r>
+            <w:r>
+              <w:rPr>
+                <w:rFonts w:ascii="Consolas" w:hAnsi="Consolas" w:eastAsia="Consolas"/>
+                <w:color w:val="2B3F77"/>
+                <w:sz w:val="14"/>
+              </w:rPr>
+              <w:t>d1822bf</w:t>
+            </w:r>
+            <w:r>
+              <w:rPr>
+                <w:sz w:val="15"/>
+              </w:rPr>
+              <w:t>) not audited</w:t>
             </w:r>
           </w:p>
         </w:tc>
@@ -3991,7 +4033,7 @@
               <w:rPr>
                 <w:sz w:val="15"/>
               </w:rPr>
-              <w:t>Unit tests (32 connector, 46 hardening, 16 selector)</w:t>
+              <w:t>Unit tests (32 connector, 46 hardening, 16 selector, 23 harness, 56 Verification of Payee)</w:t>
             </w:r>
           </w:p>
         </w:tc>

--- a/deliverables/submission/InternationalAI-TopicC-Centrale-SecuritySelfAssessment.docx
+++ b/deliverables/submission/InternationalAI-TopicC-Centrale-SecuritySelfAssessment.docx
@@ -208,7 +208,7 @@
               <w:rPr>
                 <w:sz w:val="18"/>
               </w:rPr>
-              <w:t>. The authors wrote it. Two inputs are not ours: two white-box audits by separate AI agents with full read access to the code (23 findings, all fixed or mitigated), and a blind test set written by a separate AI agent that could not read the security code.</w:t>
+              <w:t>. The authors wrote it. Two inputs are not ours: three white-box audits by separate AI agents with full read access to the code (12, 11 and 8 findings: 31 in all, fixed or mitigated and regression-tested), and a blind test set written by a separate AI agent that could not read the security code. The round-3 fixes were reviewed once more by a separate AI agent on 2026-10-20 (nine points, seven fixed).</w:t>
             </w:r>
           </w:p>
           <w:p>
@@ -273,7 +273,7 @@
               <w:rPr>
                 <w:sz w:val="18"/>
               </w:rPr>
-              <w:t xml:space="preserve">, 26/30 benign English, 5/5 non-English). Everything measured after them is regression. State: commit </w:t>
+              <w:t xml:space="preserve">, 26/30 benign English, 5/5 non-English). Everything measured after them is regression. State: the working tree of 2026-10-20 after commit </w:t>
             </w:r>
             <w:r>
               <w:rPr>
@@ -281,24 +281,13 @@
                 <w:color w:val="2B3F77"/>
                 <w:sz w:val="17"/>
               </w:rPr>
-              <w:t>d1822bf</w:t>
+              <w:t>3b4e894</w:t>
             </w:r>
             <w:r>
               <w:rPr>
                 <w:sz w:val="18"/>
               </w:rPr>
-              <w:t>, 2026-10-19: 1230 tests pass, 7 are documented expected failures.</w:t>
-            </w:r>
-          </w:p>
-          <w:p>
-            <w:pPr>
-              <w:spacing w:after="80" w:line="259" w:lineRule="auto"/>
-            </w:pPr>
-            <w:r>
-              <w:rPr>
-                <w:sz w:val="18"/>
-              </w:rPr>
-              <w:t>The model connector, the cascade and the model selector (</w:t>
+              <w:t xml:space="preserve">: 1379 tests pass, 7 are documented expected failures; </w:t>
             </w:r>
             <w:r>
               <w:rPr>
@@ -306,41 +295,31 @@
                 <w:color w:val="2B3F77"/>
                 <w:sz w:val="17"/>
               </w:rPr>
-              <w:t>c10f0a0</w:t>
+              <w:t>tests/audit</w:t>
             </w:r>
             <w:r>
               <w:rPr>
                 <w:sz w:val="18"/>
               </w:rPr>
-              <w:t>), then the help replies, the scripted-task harness and its localhost HTTP API, the FX cost display and Verification of Payee (</w:t>
-            </w:r>
-            <w:r>
-              <w:rPr>
-                <w:rFonts w:ascii="Consolas" w:hAnsi="Consolas" w:eastAsia="Consolas"/>
-                <w:color w:val="2B3F77"/>
-                <w:sz w:val="17"/>
-              </w:rPr>
-              <w:t>7e90cc3</w:t>
-            </w:r>
-            <w:r>
-              <w:rPr>
+              <w:t>: 169 pass.</w:t>
+            </w:r>
+          </w:p>
+          <w:p>
+            <w:pPr>
+              <w:spacing w:after="80" w:line="259" w:lineRule="auto"/>
+            </w:pPr>
+            <w:r>
+              <w:rPr>
+                <w:b/>
                 <w:sz w:val="18"/>
               </w:rPr>
-              <w:t xml:space="preserve">, </w:t>
-            </w:r>
-            <w:r>
-              <w:rPr>
-                <w:rFonts w:ascii="Consolas" w:hAnsi="Consolas" w:eastAsia="Consolas"/>
-                <w:color w:val="2B3F77"/>
-                <w:sz w:val="17"/>
-              </w:rPr>
-              <w:t>d1822bf</w:t>
+              <w:t>This assessment does not claim that the prototype is secure.</w:t>
             </w:r>
             <w:r>
               <w:rPr>
                 <w:sz w:val="18"/>
               </w:rPr>
-              <w:t>), came after the second audit and have had no white-box review. No hosted or frontier model was measured. No licensing, KYC, AML, sanctions or data-protection compliance is claimed.</w:t>
+              <w:t xml:space="preserve"> It lists what we built, what was tested, and what remains open or unverified (Section 04). No hosted or frontier model was measured. No licensing, KYC, AML, sanctions or data-protection compliance is claimed.</w:t>
             </w:r>
           </w:p>
         </w:tc>
@@ -764,7 +743,7 @@
               <w:rPr>
                 <w:sz w:val="16"/>
               </w:rPr>
-              <w:t>Never reachable from chat. In the sandbox it is a function call and the Reset demo button; there is no operator login.</w:t>
+              <w:t>Never reachable from chat. In the sandbox it is a function call and the Reset demo button; there is no operator login. In the demo UI the same visitor can press Reset demo (its help text says it stands in for the operator), so the customer can clear her own lock: it is demonstrated there, not protective.</w:t>
             </w:r>
           </w:p>
         </w:tc>
@@ -827,6 +806,19 @@
       <w:pPr>
         <w:spacing w:after="120" w:before="0" w:line="40" w:lineRule="exact"/>
       </w:pPr>
+    </w:p>
+    <w:p>
+      <w:pPr>
+        <w:keepNext w:val="0"/>
+        <w:spacing w:after="60" w:before="0"/>
+        <w:ind w:left="317"/>
+      </w:pPr>
+      <w:r>
+        <w:rPr>
+          <w:sz w:val="18"/>
+        </w:rPr>
+        <w:t>The tier of an action is the highest severity among its failing rules, over a base of R2 for payments and exchanges and R3 for adding a payee. Any exception is R4.</w:t>
+      </w:r>
     </w:p>
     <w:tbl>
       <w:tblPr>
@@ -968,7 +960,7 @@
               <w:rPr>
                 <w:sz w:val="16"/>
               </w:rPr>
-              <w:t>Allowed; creates no action</w:t>
+              <w:t>Allowed; creates no action and does not call the policy engine</w:t>
             </w:r>
           </w:p>
         </w:tc>
@@ -990,7 +982,7 @@
               <w:rPr>
                 <w:sz w:val="16"/>
               </w:rPr>
-              <w:t>R2</w:t>
+              <w:t>R1</w:t>
             </w:r>
           </w:p>
         </w:tc>
@@ -1007,7 +999,7 @@
               <w:rPr>
                 <w:sz w:val="16"/>
               </w:rPr>
-              <w:t>Payment to a payee older than 72 h up to 1,500 EUR eq.; currency purchase up to 2,500 EUR eq.</w:t>
+              <w:t>Reversible actions</w:t>
             </w:r>
           </w:p>
         </w:tc>
@@ -1024,7 +1016,7 @@
               <w:rPr>
                 <w:sz w:val="16"/>
               </w:rPr>
-              <w:t>One tap</w:t>
+              <w:t>Defined; no action uses it</w:t>
             </w:r>
           </w:p>
         </w:tc>
@@ -1046,7 +1038,7 @@
               <w:rPr>
                 <w:sz w:val="16"/>
               </w:rPr>
-              <w:t>R3</w:t>
+              <w:t>R2</w:t>
             </w:r>
           </w:p>
         </w:tc>
@@ -1063,7 +1055,7 @@
               <w:rPr>
                 <w:sz w:val="16"/>
               </w:rPr>
-              <w:t>Payment to a payee under 72 h old; larger amounts; splitting payments; adding a payee</w:t>
+              <w:t>Payment to a payee older than 72 h up to 1,500 EUR eq. (same-payee 24 h total included); currency purchase up to 2,500 EUR eq.</w:t>
             </w:r>
           </w:p>
         </w:tc>
@@ -1080,7 +1072,7 @@
               <w:rPr>
                 <w:sz w:val="16"/>
               </w:rPr>
-              <w:t>One-time code; three wrong codes in a row lock approval by code for the customer</w:t>
+              <w:t>One tap. Frozen while the code lock is on</w:t>
             </w:r>
           </w:p>
         </w:tc>
@@ -1095,12 +1087,82 @@
           </w:tcPr>
           <w:p>
             <w:pPr>
+              <w:keepNext/>
               <w:spacing w:after="0" w:before="0" w:line="240" w:lineRule="auto"/>
             </w:pPr>
             <w:r>
               <w:rPr>
                 <w:sz w:val="16"/>
               </w:rPr>
+              <w:t>R3</w:t>
+            </w:r>
+          </w:p>
+        </w:tc>
+        <w:tc>
+          <w:tcPr>
+            <w:tcW w:w="5559" w:type="dxa"/>
+          </w:tcPr>
+          <w:p>
+            <w:pPr>
+              <w:keepNext/>
+              <w:spacing w:after="0" w:before="0" w:line="240" w:lineRule="auto"/>
+            </w:pPr>
+            <w:r>
+              <w:rPr>
+                <w:sz w:val="16"/>
+              </w:rPr>
+              <w:t xml:space="preserve">Payment to a payee under 72 h old; larger amounts (up to 4,000); splitting payments; currency purchase above 2,500 EUR eq.; adding a payee; </w:t>
+            </w:r>
+            <w:r>
+              <w:rPr>
+                <w:rFonts w:ascii="Consolas" w:hAnsi="Consolas" w:eastAsia="Consolas"/>
+                <w:color w:val="2B3F77"/>
+                <w:sz w:val="15"/>
+              </w:rPr>
+              <w:t>PAYEE_VERIFICATION</w:t>
+            </w:r>
+            <w:r>
+              <w:rPr>
+                <w:sz w:val="16"/>
+              </w:rPr>
+              <w:t xml:space="preserve"> (Verification of Payee) close match, no match or not available</w:t>
+            </w:r>
+          </w:p>
+        </w:tc>
+        <w:tc>
+          <w:tcPr>
+            <w:tcW w:w="3294" w:type="dxa"/>
+          </w:tcPr>
+          <w:p>
+            <w:pPr>
+              <w:keepNext/>
+              <w:spacing w:after="0" w:before="0" w:line="240" w:lineRule="auto"/>
+            </w:pPr>
+            <w:r>
+              <w:rPr>
+                <w:sz w:val="16"/>
+              </w:rPr>
+              <w:t>One-time code; three wrong codes in a row freeze every approval of the customer, taps included</w:t>
+            </w:r>
+          </w:p>
+        </w:tc>
+      </w:tr>
+      <w:tr>
+        <w:trPr>
+          <w:cantSplit/>
+        </w:trPr>
+        <w:tc>
+          <w:tcPr>
+            <w:tcW w:w="617" w:type="dxa"/>
+          </w:tcPr>
+          <w:p>
+            <w:pPr>
+              <w:spacing w:after="0" w:before="0" w:line="240" w:lineRule="auto"/>
+            </w:pPr>
+            <w:r>
+              <w:rPr>
+                <w:sz w:val="16"/>
+              </w:rPr>
               <w:t>R4</w:t>
             </w:r>
           </w:p>
@@ -1117,7 +1179,21 @@
               <w:rPr>
                 <w:sz w:val="16"/>
               </w:rPr>
-              <w:t>Infeasible payment, unregistered or blocked payee, IBAN not in the registry, other tenant, reserve breach, over 4,000 EUR per payment or 5,000 EUR per day, untrusted origin, sanctions hit, invalid IBAN, look-alike payee name, off-price FX quote, locked approval</w:t>
+              <w:t xml:space="preserve">Infeasible payment, unregistered or blocked payee, IBAN not in the registry, other tenant, reserve breach, over 4,000 EUR per payment or 5,000 EUR per day, untrusted origin, sanctions hit, invalid IBAN, look-alike payee name, off-price FX quote, </w:t>
+            </w:r>
+            <w:r>
+              <w:rPr>
+                <w:rFonts w:ascii="Consolas" w:hAnsi="Consolas" w:eastAsia="Consolas"/>
+                <w:color w:val="2B3F77"/>
+                <w:sz w:val="15"/>
+              </w:rPr>
+              <w:t>PAYEE_VERIFICATION</w:t>
+            </w:r>
+            <w:r>
+              <w:rPr>
+                <w:sz w:val="16"/>
+              </w:rPr>
+              <w:t xml:space="preserve"> no match or not available when the account number comes from a document of the same request, locked approval, policy error</w:t>
             </w:r>
           </w:p>
         </w:tc>
@@ -1134,6 +1210,434 @@
                 <w:sz w:val="16"/>
               </w:rPr>
               <w:t>Denied; nothing the model or the customer says overrides it</w:t>
+            </w:r>
+          </w:p>
+        </w:tc>
+      </w:tr>
+    </w:tbl>
+    <w:p>
+      <w:pPr>
+        <w:spacing w:after="120" w:before="0" w:line="40" w:lineRule="exact"/>
+      </w:pPr>
+    </w:p>
+    <w:p>
+      <w:pPr>
+        <w:keepNext w:val="0"/>
+        <w:spacing w:after="60" w:before="0"/>
+        <w:ind w:left="317"/>
+      </w:pPr>
+      <w:r>
+        <w:rPr>
+          <w:b/>
+          <w:sz w:val="18"/>
+        </w:rPr>
+        <w:t>Access surfaces.</w:t>
+      </w:r>
+      <w:r>
+        <w:rPr>
+          <w:sz w:val="18"/>
+        </w:rPr>
+        <w:t xml:space="preserve"> The same orchestrator and gates sit behind all three; they differ in who can reach them.</w:t>
+      </w:r>
+    </w:p>
+    <w:tbl>
+      <w:tblPr>
+        <w:tblW w:w="9470" w:type="dxa"/>
+        <w:tblInd w:w="320" w:type="dxa"/>
+        <w:tblBorders>
+          <w:top w:val="single" w:sz="4" w:space="0" w:color="D5DBE8"/>
+          <w:left w:val="nil"/>
+          <w:bottom w:val="single" w:sz="4" w:space="0" w:color="D5DBE8"/>
+          <w:right w:val="nil"/>
+          <w:insideH w:val="single" w:sz="4" w:space="0" w:color="D5DBE8"/>
+          <w:insideV w:val="nil"/>
+        </w:tblBorders>
+        <w:tblLayout w:type="fixed"/>
+        <w:tblCellMar>
+          <w:top w:w="45" w:type="dxa"/>
+          <w:left w:w="70" w:type="dxa"/>
+          <w:bottom w:w="45" w:type="dxa"/>
+          <w:right w:w="70" w:type="dxa"/>
+        </w:tblCellMar>
+        <w:tblLook w:firstColumn="1" w:firstRow="1" w:lastColumn="0" w:lastRow="0" w:noHBand="0" w:noVBand="1" w:val="04A0"/>
+      </w:tblPr>
+      <w:tblGrid>
+        <w:gridCol w:w="1441"/>
+        <w:gridCol w:w="2059"/>
+        <w:gridCol w:w="2779"/>
+        <w:gridCol w:w="3191"/>
+      </w:tblGrid>
+      <w:tr>
+        <w:trPr>
+          <w:cantSplit/>
+          <w:tblHeader/>
+        </w:trPr>
+        <w:tc>
+          <w:tcPr>
+            <w:tcW w:w="1441" w:type="dxa"/>
+            <w:shd w:val="clear" w:color="auto" w:fill="EEF3FF"/>
+          </w:tcPr>
+          <w:p>
+            <w:pPr>
+              <w:keepNext/>
+              <w:spacing w:after="0" w:before="0" w:line="240" w:lineRule="auto"/>
+            </w:pPr>
+            <w:r>
+              <w:rPr>
+                <w:b/>
+                <w:sz w:val="16"/>
+              </w:rPr>
+              <w:t>Surface</w:t>
+            </w:r>
+          </w:p>
+        </w:tc>
+        <w:tc>
+          <w:tcPr>
+            <w:tcW w:w="2059" w:type="dxa"/>
+            <w:shd w:val="clear" w:color="auto" w:fill="EEF3FF"/>
+          </w:tcPr>
+          <w:p>
+            <w:pPr>
+              <w:keepNext/>
+              <w:spacing w:after="0" w:before="0" w:line="240" w:lineRule="auto"/>
+            </w:pPr>
+            <w:r>
+              <w:rPr>
+                <w:b/>
+                <w:sz w:val="16"/>
+              </w:rPr>
+              <w:t>Who is the customer</w:t>
+            </w:r>
+          </w:p>
+        </w:tc>
+        <w:tc>
+          <w:tcPr>
+            <w:tcW w:w="2779" w:type="dxa"/>
+            <w:shd w:val="clear" w:color="auto" w:fill="EEF3FF"/>
+          </w:tcPr>
+          <w:p>
+            <w:pPr>
+              <w:keepNext/>
+              <w:spacing w:after="0" w:before="0" w:line="240" w:lineRule="auto"/>
+            </w:pPr>
+            <w:r>
+              <w:rPr>
+                <w:b/>
+                <w:sz w:val="16"/>
+              </w:rPr>
+              <w:t>Authentication</w:t>
+            </w:r>
+          </w:p>
+        </w:tc>
+        <w:tc>
+          <w:tcPr>
+            <w:tcW w:w="3191" w:type="dxa"/>
+            <w:shd w:val="clear" w:color="auto" w:fill="EEF3FF"/>
+          </w:tcPr>
+          <w:p>
+            <w:pPr>
+              <w:keepNext/>
+              <w:spacing w:after="0" w:before="0" w:line="240" w:lineRule="auto"/>
+            </w:pPr>
+            <w:r>
+              <w:rPr>
+                <w:b/>
+                <w:sz w:val="16"/>
+              </w:rPr>
+              <w:t>Limits</w:t>
+            </w:r>
+          </w:p>
+        </w:tc>
+      </w:tr>
+      <w:tr>
+        <w:trPr>
+          <w:cantSplit/>
+        </w:trPr>
+        <w:tc>
+          <w:tcPr>
+            <w:tcW w:w="1441" w:type="dxa"/>
+          </w:tcPr>
+          <w:p>
+            <w:pPr>
+              <w:keepNext/>
+              <w:spacing w:after="0" w:before="0" w:line="240" w:lineRule="auto"/>
+            </w:pPr>
+            <w:r>
+              <w:rPr>
+                <w:sz w:val="16"/>
+              </w:rPr>
+              <w:t>Streamlit UI</w:t>
+            </w:r>
+          </w:p>
+        </w:tc>
+        <w:tc>
+          <w:tcPr>
+            <w:tcW w:w="2059" w:type="dxa"/>
+          </w:tcPr>
+          <w:p>
+            <w:pPr>
+              <w:keepNext/>
+              <w:spacing w:after="0" w:before="0" w:line="240" w:lineRule="auto"/>
+            </w:pPr>
+            <w:r>
+              <w:rPr>
+                <w:sz w:val="16"/>
+              </w:rPr>
+              <w:t>Fixed: Lina (</w:t>
+            </w:r>
+            <w:r>
+              <w:rPr>
+                <w:rFonts w:ascii="Consolas" w:hAnsi="Consolas" w:eastAsia="Consolas"/>
+                <w:color w:val="2B3F77"/>
+                <w:sz w:val="15"/>
+              </w:rPr>
+              <w:t>u_lina</w:t>
+            </w:r>
+            <w:r>
+              <w:rPr>
+                <w:sz w:val="16"/>
+              </w:rPr>
+              <w:t>)</w:t>
+            </w:r>
+          </w:p>
+        </w:tc>
+        <w:tc>
+          <w:tcPr>
+            <w:tcW w:w="2779" w:type="dxa"/>
+          </w:tcPr>
+          <w:p>
+            <w:pPr>
+              <w:keepNext/>
+              <w:spacing w:after="0" w:before="0" w:line="240" w:lineRule="auto"/>
+            </w:pPr>
+            <w:r>
+              <w:rPr>
+                <w:sz w:val="16"/>
+              </w:rPr>
+              <w:t xml:space="preserve">None: local demo on </w:t>
+            </w:r>
+            <w:r>
+              <w:rPr>
+                <w:rFonts w:ascii="Consolas" w:hAnsi="Consolas" w:eastAsia="Consolas"/>
+                <w:color w:val="2B3F77"/>
+                <w:sz w:val="15"/>
+              </w:rPr>
+              <w:t>127.0.0.1</w:t>
+            </w:r>
+            <w:r>
+              <w:rPr>
+                <w:sz w:val="16"/>
+              </w:rPr>
+              <w:t>, Host allow-list</w:t>
+            </w:r>
+          </w:p>
+        </w:tc>
+        <w:tc>
+          <w:tcPr>
+            <w:tcW w:w="3191" w:type="dxa"/>
+          </w:tcPr>
+          <w:p>
+            <w:pPr>
+              <w:keepNext/>
+              <w:spacing w:after="0" w:before="0" w:line="240" w:lineRule="auto"/>
+            </w:pPr>
+            <w:r>
+              <w:rPr>
+                <w:sz w:val="16"/>
+              </w:rPr>
+              <w:t>The code is shown on screen and the guided demo enters it; Reset demo, the model selector and the exchange-rate toggle rebuild the sandbox and clear the code lock</w:t>
+            </w:r>
+          </w:p>
+        </w:tc>
+      </w:tr>
+      <w:tr>
+        <w:trPr>
+          <w:cantSplit/>
+        </w:trPr>
+        <w:tc>
+          <w:tcPr>
+            <w:tcW w:w="1441" w:type="dxa"/>
+          </w:tcPr>
+          <w:p>
+            <w:pPr>
+              <w:keepNext/>
+              <w:spacing w:after="0" w:before="0" w:line="240" w:lineRule="auto"/>
+            </w:pPr>
+            <w:r>
+              <w:rPr>
+                <w:sz w:val="16"/>
+              </w:rPr>
+              <w:t>Harness CLI</w:t>
+            </w:r>
+          </w:p>
+        </w:tc>
+        <w:tc>
+          <w:tcPr>
+            <w:tcW w:w="2059" w:type="dxa"/>
+          </w:tcPr>
+          <w:p>
+            <w:pPr>
+              <w:keepNext/>
+              <w:spacing w:after="0" w:before="0" w:line="240" w:lineRule="auto"/>
+            </w:pPr>
+            <w:r>
+              <w:rPr>
+                <w:rFonts w:ascii="Consolas" w:hAnsi="Consolas" w:eastAsia="Consolas"/>
+                <w:color w:val="2B3F77"/>
+                <w:sz w:val="15"/>
+              </w:rPr>
+              <w:t>--user</w:t>
+            </w:r>
+            <w:r>
+              <w:rPr>
+                <w:sz w:val="16"/>
+              </w:rPr>
+              <w:t>: any seeded customer</w:t>
+            </w:r>
+          </w:p>
+        </w:tc>
+        <w:tc>
+          <w:tcPr>
+            <w:tcW w:w="2779" w:type="dxa"/>
+          </w:tcPr>
+          <w:p>
+            <w:pPr>
+              <w:keepNext/>
+              <w:spacing w:after="0" w:before="0" w:line="240" w:lineRule="auto"/>
+            </w:pPr>
+            <w:r>
+              <w:rPr>
+                <w:sz w:val="16"/>
+              </w:rPr>
+              <w:t>None: a local process</w:t>
+            </w:r>
+          </w:p>
+        </w:tc>
+        <w:tc>
+          <w:tcPr>
+            <w:tcW w:w="3191" w:type="dxa"/>
+          </w:tcPr>
+          <w:p>
+            <w:pPr>
+              <w:keepNext/>
+              <w:spacing w:after="0" w:before="0" w:line="240" w:lineRule="auto"/>
+            </w:pPr>
+            <w:r>
+              <w:rPr>
+                <w:sz w:val="16"/>
+              </w:rPr>
+              <w:t>Same orchestrator and gates</w:t>
+            </w:r>
+          </w:p>
+        </w:tc>
+      </w:tr>
+      <w:tr>
+        <w:trPr>
+          <w:cantSplit/>
+        </w:trPr>
+        <w:tc>
+          <w:tcPr>
+            <w:tcW w:w="1441" w:type="dxa"/>
+          </w:tcPr>
+          <w:p>
+            <w:pPr>
+              <w:spacing w:after="0" w:before="0" w:line="240" w:lineRule="auto"/>
+            </w:pPr>
+            <w:r>
+              <w:rPr>
+                <w:sz w:val="16"/>
+              </w:rPr>
+              <w:t>HTTP API</w:t>
+            </w:r>
+          </w:p>
+        </w:tc>
+        <w:tc>
+          <w:tcPr>
+            <w:tcW w:w="2059" w:type="dxa"/>
+          </w:tcPr>
+          <w:p>
+            <w:pPr>
+              <w:spacing w:after="0" w:before="0" w:line="240" w:lineRule="auto"/>
+            </w:pPr>
+            <w:r>
+              <w:rPr>
+                <w:sz w:val="16"/>
+              </w:rPr>
+              <w:t xml:space="preserve">Any seeded customer; the one in </w:t>
+            </w:r>
+            <w:r>
+              <w:rPr>
+                <w:rFonts w:ascii="Consolas" w:hAnsi="Consolas" w:eastAsia="Consolas"/>
+                <w:color w:val="2B3F77"/>
+                <w:sz w:val="15"/>
+              </w:rPr>
+              <w:t>BG_API_USER</w:t>
+            </w:r>
+            <w:r>
+              <w:rPr>
+                <w:sz w:val="16"/>
+              </w:rPr>
+              <w:t>; or the one a per-customer token is bound to</w:t>
+            </w:r>
+          </w:p>
+        </w:tc>
+        <w:tc>
+          <w:tcPr>
+            <w:tcW w:w="2779" w:type="dxa"/>
+          </w:tcPr>
+          <w:p>
+            <w:pPr>
+              <w:spacing w:after="0" w:before="0" w:line="240" w:lineRule="auto"/>
+            </w:pPr>
+            <w:r>
+              <w:rPr>
+                <w:sz w:val="16"/>
+              </w:rPr>
+              <w:t>None on loopback unless a token is set; a token is required off loopback (plain HTTP)</w:t>
+            </w:r>
+          </w:p>
+        </w:tc>
+        <w:tc>
+          <w:tcPr>
+            <w:tcW w:w="3191" w:type="dxa"/>
+          </w:tcPr>
+          <w:p>
+            <w:pPr>
+              <w:spacing w:after="0" w:before="0" w:line="240" w:lineRule="auto"/>
+            </w:pPr>
+            <w:r>
+              <w:rPr>
+                <w:sz w:val="16"/>
+              </w:rPr>
+              <w:t xml:space="preserve">A token reaches only its own customer's sessions; random session ids; an approval must carry the </w:t>
+            </w:r>
+            <w:r>
+              <w:rPr>
+                <w:rFonts w:ascii="Consolas" w:hAnsi="Consolas" w:eastAsia="Consolas"/>
+                <w:color w:val="2B3F77"/>
+                <w:sz w:val="15"/>
+              </w:rPr>
+              <w:t>params_hash</w:t>
+            </w:r>
+            <w:r>
+              <w:rPr>
+                <w:sz w:val="16"/>
+              </w:rPr>
+              <w:t xml:space="preserve"> shown with the action; 200 sessions at most; </w:t>
+            </w:r>
+            <w:r>
+              <w:rPr>
+                <w:rFonts w:ascii="Consolas" w:hAnsi="Consolas" w:eastAsia="Consolas"/>
+                <w:color w:val="2B3F77"/>
+                <w:sz w:val="15"/>
+              </w:rPr>
+              <w:t>BG_API_TOKEN</w:t>
+            </w:r>
+            <w:r>
+              <w:rPr>
+                <w:sz w:val="16"/>
+              </w:rPr>
+              <w:t xml:space="preserve"> is one shared secret</w:t>
             </w:r>
           </w:p>
         </w:tc>
@@ -2238,7 +2742,7 @@
               <w:rPr>
                 <w:sz w:val="15"/>
               </w:rPr>
-              <w:t>Qwen 7B 103/105 on v2; cascade 103/105; both 69/69 and 29/29 on the development suites; 1230 tests pass</w:t>
+              <w:t>Qwen 7B 103/105 on v2; cascade 104/105; both 69/69 and 29/29 on the development suites; 1379 tests pass</w:t>
             </w:r>
           </w:p>
         </w:tc>
@@ -2300,7 +2804,18 @@
         <w:t>22b144e</w:t>
       </w:r>
       <w:r>
-        <w:t xml:space="preserve">): 11 findings (2 Medium, 9 Low). Each has a test in </w:t>
+        <w:t xml:space="preserve">): 11 findings (2 Medium, 9 Low). Round 3 (after </w:t>
+      </w:r>
+      <w:r>
+        <w:rPr>
+          <w:rFonts w:ascii="Consolas" w:hAnsi="Consolas" w:eastAsia="Consolas"/>
+          <w:color w:val="2B3F77"/>
+          <w:sz w:val="19"/>
+        </w:rPr>
+        <w:t>d1822bf</w:t>
+      </w:r>
+      <w:r>
+        <w:t>, 2026-10-20): 8 findings (1 High, 2 Medium, 5 Low). Each has a test that runs the exploit (</w:t>
       </w:r>
       <w:r>
         <w:rPr>
@@ -2311,7 +2826,18 @@
         <w:t>tests/audit/</w:t>
       </w:r>
       <w:r>
-        <w:t xml:space="preserve"> that runs the exploit; 96 tests pass and no xfail is left.</w:t>
+        <w:t xml:space="preserve">, </w:t>
+      </w:r>
+      <w:r>
+        <w:rPr>
+          <w:rFonts w:ascii="Consolas" w:hAnsi="Consolas" w:eastAsia="Consolas"/>
+          <w:color w:val="2B3F77"/>
+          <w:sz w:val="19"/>
+        </w:rPr>
+        <w:t>tests/harness/</w:t>
+      </w:r>
+      <w:r>
+        <w:t>); 169 audit tests pass and no xfail is left. These are the fixed vulnerabilities; open and unverified points are in Section 04.</w:t>
       </w:r>
     </w:p>
     <w:tbl>
@@ -3041,6 +3567,437 @@
                 <w:sz w:val="14"/>
               </w:rPr>
               <w:t>c10f0a0</w:t>
+            </w:r>
+          </w:p>
+        </w:tc>
+      </w:tr>
+      <w:tr>
+        <w:trPr>
+          <w:cantSplit/>
+        </w:trPr>
+        <w:tc>
+          <w:tcPr>
+            <w:tcW w:w="1338" w:type="dxa"/>
+          </w:tcPr>
+          <w:p>
+            <w:pPr>
+              <w:spacing w:after="0" w:before="0" w:line="240" w:lineRule="auto"/>
+            </w:pPr>
+            <w:r>
+              <w:rPr>
+                <w:sz w:val="15"/>
+              </w:rPr>
+              <w:t>APPSEC-1</w:t>
+            </w:r>
+          </w:p>
+        </w:tc>
+        <w:tc>
+          <w:tcPr>
+            <w:tcW w:w="823" w:type="dxa"/>
+          </w:tcPr>
+          <w:p>
+            <w:pPr>
+              <w:spacing w:after="0" w:before="0" w:line="240" w:lineRule="auto"/>
+            </w:pPr>
+            <w:r>
+              <w:rPr>
+                <w:sz w:val="15"/>
+              </w:rPr>
+              <w:t>High</w:t>
+            </w:r>
+          </w:p>
+        </w:tc>
+        <w:tc>
+          <w:tcPr>
+            <w:tcW w:w="5044" w:type="dxa"/>
+          </w:tcPr>
+          <w:p>
+            <w:pPr>
+              <w:spacing w:after="0" w:before="0" w:line="240" w:lineRule="auto"/>
+            </w:pPr>
+            <w:r>
+              <w:rPr>
+                <w:sz w:val="15"/>
+              </w:rPr>
+              <w:t xml:space="preserve">With an empty key field in the UI, the operator's </w:t>
+            </w:r>
+            <w:r>
+              <w:rPr>
+                <w:rFonts w:ascii="Consolas" w:hAnsi="Consolas" w:eastAsia="Consolas"/>
+                <w:color w:val="2B3F77"/>
+                <w:sz w:val="14"/>
+              </w:rPr>
+              <w:t>BG_MODEL_API_KEY</w:t>
+            </w:r>
+            <w:r>
+              <w:rPr>
+                <w:sz w:val="15"/>
+              </w:rPr>
+              <w:t xml:space="preserve"> was sent to the Base URL a visitor typed (reproduced)</w:t>
+            </w:r>
+          </w:p>
+        </w:tc>
+        <w:tc>
+          <w:tcPr>
+            <w:tcW w:w="2265" w:type="dxa"/>
+          </w:tcPr>
+          <w:p>
+            <w:pPr>
+              <w:spacing w:after="0" w:before="0" w:line="240" w:lineRule="auto"/>
+            </w:pPr>
+            <w:r>
+              <w:rPr>
+                <w:sz w:val="15"/>
+              </w:rPr>
+              <w:t xml:space="preserve">Fixed: the environment key goes only to the origin named in </w:t>
+            </w:r>
+            <w:r>
+              <w:rPr>
+                <w:rFonts w:ascii="Consolas" w:hAnsi="Consolas" w:eastAsia="Consolas"/>
+                <w:color w:val="2B3F77"/>
+                <w:sz w:val="14"/>
+              </w:rPr>
+              <w:t>BG_MODEL_BASE_URL</w:t>
+            </w:r>
+          </w:p>
+        </w:tc>
+      </w:tr>
+      <w:tr>
+        <w:trPr>
+          <w:cantSplit/>
+        </w:trPr>
+        <w:tc>
+          <w:tcPr>
+            <w:tcW w:w="1338" w:type="dxa"/>
+          </w:tcPr>
+          <w:p>
+            <w:pPr>
+              <w:spacing w:after="0" w:before="0" w:line="240" w:lineRule="auto"/>
+            </w:pPr>
+            <w:r>
+              <w:rPr>
+                <w:sz w:val="15"/>
+              </w:rPr>
+              <w:t>APPSEC-2, 3</w:t>
+            </w:r>
+          </w:p>
+        </w:tc>
+        <w:tc>
+          <w:tcPr>
+            <w:tcW w:w="823" w:type="dxa"/>
+          </w:tcPr>
+          <w:p>
+            <w:pPr>
+              <w:spacing w:after="0" w:before="0" w:line="240" w:lineRule="auto"/>
+            </w:pPr>
+            <w:r>
+              <w:rPr>
+                <w:sz w:val="15"/>
+              </w:rPr>
+              <w:t>Medium</w:t>
+            </w:r>
+          </w:p>
+        </w:tc>
+        <w:tc>
+          <w:tcPr>
+            <w:tcW w:w="5044" w:type="dxa"/>
+          </w:tcPr>
+          <w:p>
+            <w:pPr>
+              <w:spacing w:after="0" w:before="0" w:line="240" w:lineRule="auto"/>
+            </w:pPr>
+            <w:r>
+              <w:rPr>
+                <w:sz w:val="15"/>
+              </w:rPr>
+              <w:t xml:space="preserve">"Rules only" silently used </w:t>
+            </w:r>
+            <w:r>
+              <w:rPr>
+                <w:rFonts w:ascii="Consolas" w:hAnsi="Consolas" w:eastAsia="Consolas"/>
+                <w:color w:val="2B3F77"/>
+                <w:sz w:val="14"/>
+              </w:rPr>
+              <w:t>BG_PARSER</w:t>
+            </w:r>
+            <w:r>
+              <w:rPr>
+                <w:sz w:val="15"/>
+              </w:rPr>
+              <w:t>, so a remote model could sit behind the label; Streamlit listened on every interface and showed tracebacks</w:t>
+            </w:r>
+          </w:p>
+        </w:tc>
+        <w:tc>
+          <w:tcPr>
+            <w:tcW w:w="2265" w:type="dxa"/>
+          </w:tcPr>
+          <w:p>
+            <w:pPr>
+              <w:spacing w:after="0" w:before="0" w:line="240" w:lineRule="auto"/>
+            </w:pPr>
+            <w:r>
+              <w:rPr>
+                <w:sz w:val="15"/>
+              </w:rPr>
+              <w:t xml:space="preserve">Fixed: explicit rules parser; </w:t>
+            </w:r>
+            <w:r>
+              <w:rPr>
+                <w:rFonts w:ascii="Consolas" w:hAnsi="Consolas" w:eastAsia="Consolas"/>
+                <w:color w:val="2B3F77"/>
+                <w:sz w:val="14"/>
+              </w:rPr>
+              <w:t>127.0.0.1</w:t>
+            </w:r>
+            <w:r>
+              <w:rPr>
+                <w:sz w:val="15"/>
+              </w:rPr>
+              <w:t xml:space="preserve">, Host allow-list, no tracebacks; Docker on </w:t>
+            </w:r>
+            <w:r>
+              <w:rPr>
+                <w:rFonts w:ascii="Consolas" w:hAnsi="Consolas" w:eastAsia="Consolas"/>
+                <w:color w:val="2B3F77"/>
+                <w:sz w:val="14"/>
+              </w:rPr>
+              <w:t>127.0.0.1</w:t>
+            </w:r>
+          </w:p>
+        </w:tc>
+      </w:tr>
+      <w:tr>
+        <w:trPr>
+          <w:cantSplit/>
+        </w:trPr>
+        <w:tc>
+          <w:tcPr>
+            <w:tcW w:w="1338" w:type="dxa"/>
+          </w:tcPr>
+          <w:p>
+            <w:pPr>
+              <w:spacing w:after="0" w:before="0" w:line="240" w:lineRule="auto"/>
+            </w:pPr>
+            <w:r>
+              <w:rPr>
+                <w:sz w:val="15"/>
+              </w:rPr>
+              <w:t>HARD-1 to 3</w:t>
+            </w:r>
+          </w:p>
+        </w:tc>
+        <w:tc>
+          <w:tcPr>
+            <w:tcW w:w="823" w:type="dxa"/>
+          </w:tcPr>
+          <w:p>
+            <w:pPr>
+              <w:spacing w:after="0" w:before="0" w:line="240" w:lineRule="auto"/>
+            </w:pPr>
+            <w:r>
+              <w:rPr>
+                <w:sz w:val="15"/>
+              </w:rPr>
+              <w:t>Medium</w:t>
+            </w:r>
+          </w:p>
+        </w:tc>
+        <w:tc>
+          <w:tcPr>
+            <w:tcW w:w="5044" w:type="dxa"/>
+          </w:tcPr>
+          <w:p>
+            <w:pPr>
+              <w:spacing w:after="0" w:before="0" w:line="240" w:lineRule="auto"/>
+            </w:pPr>
+            <w:r>
+              <w:rPr>
+                <w:sz w:val="15"/>
+              </w:rPr>
+              <w:t>After three wrong codes an R2 one-tap still executed; the HTTP API had one shared token, guessable session ids and approval by action id; with a model parser the security event of a refusal depended on the model's label (real Qwen 7B: 67/69)</w:t>
+            </w:r>
+          </w:p>
+        </w:tc>
+        <w:tc>
+          <w:tcPr>
+            <w:tcW w:w="2265" w:type="dxa"/>
+          </w:tcPr>
+          <w:p>
+            <w:pPr>
+              <w:spacing w:after="0" w:before="0" w:line="240" w:lineRule="auto"/>
+            </w:pPr>
+            <w:r>
+              <w:rPr>
+                <w:sz w:val="15"/>
+              </w:rPr>
+              <w:t xml:space="preserve">Fixed: every approval frozen by the lock; per-customer tokens, random ids, </w:t>
+            </w:r>
+            <w:r>
+              <w:rPr>
+                <w:rFonts w:ascii="Consolas" w:hAnsi="Consolas" w:eastAsia="Consolas"/>
+                <w:color w:val="2B3F77"/>
+                <w:sz w:val="14"/>
+              </w:rPr>
+              <w:t>params_hash</w:t>
+            </w:r>
+            <w:r>
+              <w:rPr>
+                <w:sz w:val="15"/>
+              </w:rPr>
+              <w:t xml:space="preserve"> required, 200-session cap; the rules classify the refusal too</w:t>
+            </w:r>
+          </w:p>
+        </w:tc>
+      </w:tr>
+      <w:tr>
+        <w:trPr>
+          <w:cantSplit/>
+        </w:trPr>
+        <w:tc>
+          <w:tcPr>
+            <w:tcW w:w="1338" w:type="dxa"/>
+          </w:tcPr>
+          <w:p>
+            <w:pPr>
+              <w:spacing w:after="0" w:before="0" w:line="240" w:lineRule="auto"/>
+            </w:pPr>
+            <w:r>
+              <w:rPr>
+                <w:sz w:val="15"/>
+              </w:rPr>
+              <w:t>REV-1, REV-2</w:t>
+            </w:r>
+          </w:p>
+        </w:tc>
+        <w:tc>
+          <w:tcPr>
+            <w:tcW w:w="823" w:type="dxa"/>
+          </w:tcPr>
+          <w:p>
+            <w:pPr>
+              <w:spacing w:after="0" w:before="0" w:line="240" w:lineRule="auto"/>
+            </w:pPr>
+            <w:r>
+              <w:rPr>
+                <w:sz w:val="15"/>
+              </w:rPr>
+              <w:t>Medium</w:t>
+            </w:r>
+          </w:p>
+        </w:tc>
+        <w:tc>
+          <w:tcPr>
+            <w:tcW w:w="5044" w:type="dxa"/>
+          </w:tcPr>
+          <w:p>
+            <w:pPr>
+              <w:spacing w:after="0" w:before="0" w:line="240" w:lineRule="auto"/>
+            </w:pPr>
+            <w:r>
+              <w:rPr>
+                <w:sz w:val="15"/>
+              </w:rPr>
+              <w:t>Independent review of the phase-2 changes: a bill named twice by a model was paid twice; the question filter passed look-alike letters; Cancel and Correct cues were too common; a slow error body held a call; one token could use all sessions</w:t>
+            </w:r>
+          </w:p>
+        </w:tc>
+        <w:tc>
+          <w:tcPr>
+            <w:tcW w:w="2265" w:type="dxa"/>
+          </w:tcPr>
+          <w:p>
+            <w:pPr>
+              <w:spacing w:after="0" w:before="0" w:line="240" w:lineRule="auto"/>
+            </w:pPr>
+            <w:r>
+              <w:rPr>
+                <w:sz w:val="15"/>
+              </w:rPr>
+              <w:t>Fixed with tests: a bill is paid once (the ledger refuses a second payment for an obligation), stricter filters, time limit, 50 sessions per customer. Left open: DNS rebinding and the document-IBAN heuristic (R-24, R-25)</w:t>
+            </w:r>
+          </w:p>
+        </w:tc>
+      </w:tr>
+      <w:tr>
+        <w:trPr>
+          <w:cantSplit/>
+        </w:trPr>
+        <w:tc>
+          <w:tcPr>
+            <w:tcW w:w="1338" w:type="dxa"/>
+          </w:tcPr>
+          <w:p>
+            <w:pPr>
+              <w:spacing w:after="0" w:before="0" w:line="240" w:lineRule="auto"/>
+            </w:pPr>
+            <w:r>
+              <w:rPr>
+                <w:sz w:val="15"/>
+              </w:rPr>
+              <w:t>APPSEC-4 to 8</w:t>
+            </w:r>
+          </w:p>
+        </w:tc>
+        <w:tc>
+          <w:tcPr>
+            <w:tcW w:w="823" w:type="dxa"/>
+          </w:tcPr>
+          <w:p>
+            <w:pPr>
+              <w:spacing w:after="0" w:before="0" w:line="240" w:lineRule="auto"/>
+            </w:pPr>
+            <w:r>
+              <w:rPr>
+                <w:sz w:val="15"/>
+              </w:rPr>
+              <w:t>Low</w:t>
+            </w:r>
+          </w:p>
+        </w:tc>
+        <w:tc>
+          <w:tcPr>
+            <w:tcW w:w="5044" w:type="dxa"/>
+          </w:tcPr>
+          <w:p>
+            <w:pPr>
+              <w:spacing w:after="0" w:before="0" w:line="240" w:lineRule="auto"/>
+            </w:pPr>
+            <w:r>
+              <w:rPr>
+                <w:sz w:val="15"/>
+              </w:rPr>
+              <w:t>Unbounded model response and private-network model URL; a document IBAN split by words, and a not-available document IBAN only R3; unauthenticated remote API and loose Host parsing; 200 MB uploads; port sharing on Windows</w:t>
+            </w:r>
+          </w:p>
+        </w:tc>
+        <w:tc>
+          <w:tcPr>
+            <w:tcW w:w="2265" w:type="dxa"/>
+          </w:tcPr>
+          <w:p>
+            <w:pPr>
+              <w:spacing w:after="0" w:before="0" w:line="240" w:lineRule="auto"/>
+            </w:pPr>
+            <w:r>
+              <w:rPr>
+                <w:sz w:val="15"/>
+              </w:rPr>
+              <w:t xml:space="preserve">Fixed: 256 KiB cap and public-address check; both IBAN cases R4; token required off loopback, </w:t>
+            </w:r>
+            <w:r>
+              <w:rPr>
+                <w:rFonts w:ascii="Consolas" w:hAnsi="Consolas" w:eastAsia="Consolas"/>
+                <w:color w:val="2B3F77"/>
+                <w:sz w:val="14"/>
+              </w:rPr>
+              <w:t>BG_API_USER</w:t>
+            </w:r>
+            <w:r>
+              <w:rPr>
+                <w:sz w:val="15"/>
+              </w:rPr>
+              <w:t>; 1 MB upload; exclusive bind</w:t>
             </w:r>
           </w:p>
         </w:tc>
@@ -3259,7 +4216,7 @@
               <w:rPr>
                 <w:sz w:val="17"/>
               </w:rPr>
-              <w:t>A model receives only the customer's message, her own payee names and aliases, and the agent's pending question. Never IBANs, balances, documents or other customers' data. The audit log keeps a SHA-256 and the length of each message instead of its text, masks IBANs to their last four characters and drops one-time codes. Model telemetry holds timings, a hash and an error class.</w:t>
+              <w:t>A model receives only the customer's message, her own payee names and aliases, and the agent's pending question. Never a saved IBAN, a balance, a document or another customer's data; an IBAN or code typed in the sentence goes with it (R-22). The audit log keeps a SHA-256 and the length of each message instead of its text, masks IBANs to their last four characters and drops one-time codes. Model telemetry holds timings, a hash and an error class.</w:t>
             </w:r>
           </w:p>
         </w:tc>
@@ -3480,9 +4437,42 @@
         <w:t>Risk, impact, mitigation and planned improvement</w:t>
       </w:r>
     </w:p>
+    <w:p>
+      <w:pPr>
+        <w:keepNext w:val="0"/>
+        <w:spacing w:after="60" w:before="0"/>
+        <w:ind w:left="317"/>
+      </w:pPr>
+      <w:r>
+        <w:rPr>
+          <w:sz w:val="18"/>
+        </w:rPr>
+        <w:t>For each risk: description, potential impact, severity, mitigations in place, remaining action and status. Severity is what the finding would be if the prototype were deployed as it is; the sandbox effect is in brackets where it differs. Fixed vulnerabilities are in the audit tables of Section 02. Nothing here is a claim that the prototype is secure.</w:t>
+      </w:r>
+    </w:p>
+    <w:p>
+      <w:pPr>
+        <w:keepNext w:val="0"/>
+        <w:spacing w:after="40" w:before="0"/>
+        <w:ind w:left="317"/>
+      </w:pPr>
+      <w:r>
+        <w:rPr>
+          <w:b/>
+          <w:sz w:val="18"/>
+        </w:rPr>
+        <w:t>Residual risks</w:t>
+      </w:r>
+      <w:r>
+        <w:rPr>
+          <w:sz w:val="18"/>
+        </w:rPr>
+        <w:t xml:space="preserve"> (accepted for the sandbox; Mitigated means reduced, not removed)</w:t>
+      </w:r>
+    </w:p>
     <w:tbl>
       <w:tblPr>
-        <w:tblW w:w="9790" w:type="dxa"/>
+        <w:tblW w:w="9789" w:type="dxa"/>
         <w:tblBorders>
           <w:top w:val="single" w:sz="4" w:space="0" w:color="D5DBE8"/>
           <w:left w:val="nil"/>
@@ -3501,10 +4491,13 @@
         <w:tblLook w:firstColumn="1" w:firstRow="1" w:lastColumn="0" w:lastRow="0" w:noHBand="0" w:noVBand="1" w:val="04A0"/>
       </w:tblPr>
       <w:tblGrid>
-        <w:gridCol w:w="2660"/>
+        <w:gridCol w:w="585"/>
+        <w:gridCol w:w="2128"/>
+        <w:gridCol w:w="1436"/>
+        <w:gridCol w:w="851"/>
         <w:gridCol w:w="2235"/>
-        <w:gridCol w:w="2660"/>
-        <w:gridCol w:w="2235"/>
+        <w:gridCol w:w="1809"/>
+        <w:gridCol w:w="745"/>
       </w:tblGrid>
       <w:tr>
         <w:trPr>
@@ -3513,7 +4506,7 @@
         </w:trPr>
         <w:tc>
           <w:tcPr>
-            <w:tcW w:w="2660" w:type="dxa"/>
+            <w:tcW w:w="585" w:type="dxa"/>
             <w:shd w:val="clear" w:color="auto" w:fill="EEF3FF"/>
           </w:tcPr>
           <w:p>
@@ -3523,9 +4516,63 @@
             <w:r>
               <w:rPr>
                 <w:b/>
-                <w:sz w:val="15"/>
-              </w:rPr>
-              <w:t>Risk</w:t>
+                <w:sz w:val="13"/>
+              </w:rPr>
+              <w:t>ID</w:t>
+            </w:r>
+          </w:p>
+        </w:tc>
+        <w:tc>
+          <w:tcPr>
+            <w:tcW w:w="2128" w:type="dxa"/>
+            <w:shd w:val="clear" w:color="auto" w:fill="EEF3FF"/>
+          </w:tcPr>
+          <w:p>
+            <w:pPr>
+              <w:spacing w:after="0" w:before="0" w:line="240" w:lineRule="auto"/>
+            </w:pPr>
+            <w:r>
+              <w:rPr>
+                <w:b/>
+                <w:sz w:val="13"/>
+              </w:rPr>
+              <w:t>Description</w:t>
+            </w:r>
+          </w:p>
+        </w:tc>
+        <w:tc>
+          <w:tcPr>
+            <w:tcW w:w="1436" w:type="dxa"/>
+            <w:shd w:val="clear" w:color="auto" w:fill="EEF3FF"/>
+          </w:tcPr>
+          <w:p>
+            <w:pPr>
+              <w:spacing w:after="0" w:before="0" w:line="240" w:lineRule="auto"/>
+            </w:pPr>
+            <w:r>
+              <w:rPr>
+                <w:b/>
+                <w:sz w:val="13"/>
+              </w:rPr>
+              <w:t>Potential impact</w:t>
+            </w:r>
+          </w:p>
+        </w:tc>
+        <w:tc>
+          <w:tcPr>
+            <w:tcW w:w="851" w:type="dxa"/>
+            <w:shd w:val="clear" w:color="auto" w:fill="EEF3FF"/>
+          </w:tcPr>
+          <w:p>
+            <w:pPr>
+              <w:spacing w:after="0" w:before="0" w:line="240" w:lineRule="auto"/>
+            </w:pPr>
+            <w:r>
+              <w:rPr>
+                <w:b/>
+                <w:sz w:val="13"/>
+              </w:rPr>
+              <w:t>Severity</w:t>
             </w:r>
           </w:p>
         </w:tc>
@@ -3541,15 +4588,15 @@
             <w:r>
               <w:rPr>
                 <w:b/>
-                <w:sz w:val="15"/>
-              </w:rPr>
-              <w:t>Impact</w:t>
-            </w:r>
-          </w:p>
-        </w:tc>
-        <w:tc>
-          <w:tcPr>
-            <w:tcW w:w="2660" w:type="dxa"/>
+                <w:sz w:val="13"/>
+              </w:rPr>
+              <w:t>Mitigations in place</w:t>
+            </w:r>
+          </w:p>
+        </w:tc>
+        <w:tc>
+          <w:tcPr>
+            <w:tcW w:w="1809" w:type="dxa"/>
             <w:shd w:val="clear" w:color="auto" w:fill="EEF3FF"/>
           </w:tcPr>
           <w:p>
@@ -3559,15 +4606,15 @@
             <w:r>
               <w:rPr>
                 <w:b/>
-                <w:sz w:val="15"/>
-              </w:rPr>
-              <w:t>Mitigation today</w:t>
-            </w:r>
-          </w:p>
-        </w:tc>
-        <w:tc>
-          <w:tcPr>
-            <w:tcW w:w="2235" w:type="dxa"/>
+                <w:sz w:val="13"/>
+              </w:rPr>
+              <w:t>Remaining action</w:t>
+            </w:r>
+          </w:p>
+        </w:tc>
+        <w:tc>
+          <w:tcPr>
+            <w:tcW w:w="745" w:type="dxa"/>
             <w:shd w:val="clear" w:color="auto" w:fill="EEF3FF"/>
           </w:tcPr>
           <w:p>
@@ -3577,9 +4624,9 @@
             <w:r>
               <w:rPr>
                 <w:b/>
-                <w:sz w:val="15"/>
-              </w:rPr>
-              <w:t>Planned improvement</w:t>
+                <w:sz w:val="13"/>
+              </w:rPr>
+              <w:t>Status</w:t>
             </w:r>
           </w:p>
         </w:tc>
@@ -3590,17 +4637,121 @@
         </w:trPr>
         <w:tc>
           <w:tcPr>
-            <w:tcW w:w="2660" w:type="dxa"/>
-          </w:tcPr>
-          <w:p>
-            <w:pPr>
-              <w:spacing w:after="0" w:before="0" w:line="240" w:lineRule="auto"/>
-            </w:pPr>
-            <w:r>
-              <w:rPr>
-                <w:sz w:val="15"/>
-              </w:rPr>
-              <w:t>Sandbox only: no real bank, KYC, AML or FX source; one persona, EUR and USD</w:t>
+            <w:tcW w:w="585" w:type="dxa"/>
+          </w:tcPr>
+          <w:p>
+            <w:pPr>
+              <w:spacing w:after="0" w:before="0" w:line="240" w:lineRule="auto"/>
+            </w:pPr>
+            <w:r>
+              <w:rPr>
+                <w:sz w:val="13"/>
+              </w:rPr>
+              <w:t>R-01</w:t>
+            </w:r>
+          </w:p>
+        </w:tc>
+        <w:tc>
+          <w:tcPr>
+            <w:tcW w:w="2128" w:type="dxa"/>
+          </w:tcPr>
+          <w:p>
+            <w:pPr>
+              <w:spacing w:after="0" w:before="0" w:line="240" w:lineRule="auto"/>
+            </w:pPr>
+            <w:r>
+              <w:rPr>
+                <w:sz w:val="13"/>
+              </w:rPr>
+              <w:t>No real authentication. The UI serves one fixed customer (</w:t>
+            </w:r>
+            <w:r>
+              <w:rPr>
+                <w:rFonts w:ascii="Consolas" w:hAnsi="Consolas" w:eastAsia="Consolas"/>
+                <w:color w:val="2B3F77"/>
+                <w:sz w:val="12"/>
+              </w:rPr>
+              <w:t>ui/app.py</w:t>
+            </w:r>
+            <w:r>
+              <w:rPr>
+                <w:sz w:val="13"/>
+              </w:rPr>
+              <w:t xml:space="preserve">); </w:t>
+            </w:r>
+            <w:r>
+              <w:rPr>
+                <w:rFonts w:ascii="Consolas" w:hAnsi="Consolas" w:eastAsia="Consolas"/>
+                <w:color w:val="2B3F77"/>
+                <w:sz w:val="12"/>
+              </w:rPr>
+              <w:t>new_session(user_id)</w:t>
+            </w:r>
+            <w:r>
+              <w:rPr>
+                <w:sz w:val="13"/>
+              </w:rPr>
+              <w:t xml:space="preserve"> trusts its caller; session ids are predictable (</w:t>
+            </w:r>
+            <w:r>
+              <w:rPr>
+                <w:rFonts w:ascii="Consolas" w:hAnsi="Consolas" w:eastAsia="Consolas"/>
+                <w:color w:val="2B3F77"/>
+                <w:sz w:val="12"/>
+              </w:rPr>
+              <w:t>orchestrator.py</w:t>
+            </w:r>
+            <w:r>
+              <w:rPr>
+                <w:sz w:val="13"/>
+              </w:rPr>
+              <w:t xml:space="preserve">, </w:t>
+            </w:r>
+            <w:r>
+              <w:rPr>
+                <w:rFonts w:ascii="Consolas" w:hAnsi="Consolas" w:eastAsia="Consolas"/>
+                <w:color w:val="2B3F77"/>
+                <w:sz w:val="12"/>
+              </w:rPr>
+              <w:t>new_session</w:t>
+            </w:r>
+            <w:r>
+              <w:rPr>
+                <w:sz w:val="13"/>
+              </w:rPr>
+              <w:t>)</w:t>
+            </w:r>
+          </w:p>
+        </w:tc>
+        <w:tc>
+          <w:tcPr>
+            <w:tcW w:w="1436" w:type="dxa"/>
+          </w:tcPr>
+          <w:p>
+            <w:pPr>
+              <w:spacing w:after="0" w:before="0" w:line="240" w:lineRule="auto"/>
+            </w:pPr>
+            <w:r>
+              <w:rPr>
+                <w:sz w:val="13"/>
+              </w:rPr>
+              <w:t>Whoever reaches a surface acts as any customer; tenant isolation holds only behind an authenticating gateway</w:t>
+            </w:r>
+          </w:p>
+        </w:tc>
+        <w:tc>
+          <w:tcPr>
+            <w:tcW w:w="851" w:type="dxa"/>
+          </w:tcPr>
+          <w:p>
+            <w:pPr>
+              <w:spacing w:after="0" w:before="0" w:line="240" w:lineRule="auto"/>
+            </w:pPr>
+            <w:r>
+              <w:rPr>
+                <w:sz w:val="13"/>
+              </w:rPr>
+              <w:t>High (sandbox: Low, local and synthetic)</w:t>
             </w:r>
           </w:p>
         </w:tc>
@@ -3614,41 +4765,55 @@
             </w:pPr>
             <w:r>
               <w:rPr>
-                <w:sz w:val="15"/>
-              </w:rPr>
-              <w:t>No claim about production behaviour or compliance</w:t>
-            </w:r>
-          </w:p>
-        </w:tc>
-        <w:tc>
-          <w:tcPr>
-            <w:tcW w:w="2660" w:type="dxa"/>
-          </w:tcPr>
-          <w:p>
-            <w:pPr>
-              <w:spacing w:after="0" w:before="0" w:line="240" w:lineRule="auto"/>
-            </w:pPr>
-            <w:r>
-              <w:rPr>
-                <w:sz w:val="15"/>
-              </w:rPr>
-              <w:t>Stated in every document; the UI shows "SANDBOX, no real money"</w:t>
-            </w:r>
-          </w:p>
-        </w:tc>
-        <w:tc>
-          <w:tcPr>
-            <w:tcW w:w="2235" w:type="dxa"/>
-          </w:tcPr>
-          <w:p>
-            <w:pPr>
-              <w:spacing w:after="0" w:before="0" w:line="240" w:lineRule="auto"/>
-            </w:pPr>
-            <w:r>
-              <w:rPr>
-                <w:sz w:val="15"/>
-              </w:rPr>
-              <w:t>Integrate a real payment-initiation API and the bank's strong customer authentication</w:t>
+                <w:sz w:val="13"/>
+              </w:rPr>
+              <w:t xml:space="preserve">Localhost binding; tenant-scoped reads; </w:t>
+            </w:r>
+            <w:r>
+              <w:rPr>
+                <w:rFonts w:ascii="Consolas" w:hAnsi="Consolas" w:eastAsia="Consolas"/>
+                <w:color w:val="2B3F77"/>
+                <w:sz w:val="12"/>
+              </w:rPr>
+              <w:t>TENANT_ISOLATION</w:t>
+            </w:r>
+            <w:r>
+              <w:rPr>
+                <w:sz w:val="13"/>
+              </w:rPr>
+              <w:t>; a confirmation works only in the session that holds the action</w:t>
+            </w:r>
+          </w:p>
+        </w:tc>
+        <w:tc>
+          <w:tcPr>
+            <w:tcW w:w="1809" w:type="dxa"/>
+          </w:tcPr>
+          <w:p>
+            <w:pPr>
+              <w:spacing w:after="0" w:before="0" w:line="240" w:lineRule="auto"/>
+            </w:pPr>
+            <w:r>
+              <w:rPr>
+                <w:sz w:val="13"/>
+              </w:rPr>
+              <w:t>An authenticated principal and random session tokens bound to it</w:t>
+            </w:r>
+          </w:p>
+        </w:tc>
+        <w:tc>
+          <w:tcPr>
+            <w:tcW w:w="745" w:type="dxa"/>
+          </w:tcPr>
+          <w:p>
+            <w:pPr>
+              <w:spacing w:after="0" w:before="0" w:line="240" w:lineRule="auto"/>
+            </w:pPr>
+            <w:r>
+              <w:rPr>
+                <w:sz w:val="13"/>
+              </w:rPr>
+              <w:t>Residual</w:t>
             </w:r>
           </w:p>
         </w:tc>
@@ -3659,31 +4824,79 @@
         </w:trPr>
         <w:tc>
           <w:tcPr>
-            <w:tcW w:w="2660" w:type="dxa"/>
-          </w:tcPr>
-          <w:p>
-            <w:pPr>
-              <w:spacing w:after="0" w:before="0" w:line="240" w:lineRule="auto"/>
-            </w:pPr>
-            <w:r>
-              <w:rPr>
-                <w:sz w:val="15"/>
-              </w:rPr>
-              <w:t xml:space="preserve">No authentication; fixed one-time code </w:t>
+            <w:tcW w:w="585" w:type="dxa"/>
+          </w:tcPr>
+          <w:p>
+            <w:pPr>
+              <w:spacing w:after="0" w:before="0" w:line="240" w:lineRule="auto"/>
+            </w:pPr>
+            <w:r>
+              <w:rPr>
+                <w:sz w:val="13"/>
+              </w:rPr>
+              <w:t>R-02</w:t>
+            </w:r>
+          </w:p>
+        </w:tc>
+        <w:tc>
+          <w:tcPr>
+            <w:tcW w:w="2128" w:type="dxa"/>
+          </w:tcPr>
+          <w:p>
+            <w:pPr>
+              <w:spacing w:after="0" w:before="0" w:line="240" w:lineRule="auto"/>
+            </w:pPr>
+            <w:r>
+              <w:rPr>
+                <w:sz w:val="13"/>
+              </w:rPr>
+              <w:t xml:space="preserve">The one-time code is the constant </w:t>
             </w:r>
             <w:r>
               <w:rPr>
                 <w:rFonts w:ascii="Consolas" w:hAnsi="Consolas" w:eastAsia="Consolas"/>
                 <w:color w:val="2B3F77"/>
-                <w:sz w:val="14"/>
+                <w:sz w:val="12"/>
               </w:rPr>
               <w:t>246810</w:t>
             </w:r>
             <w:r>
               <w:rPr>
-                <w:sz w:val="15"/>
-              </w:rPr>
-              <w:t>; predictable session ids; frozen clock</w:t>
+                <w:sz w:val="13"/>
+              </w:rPr>
+              <w:t>, shown in the UI; the guided demo enters it for the user</w:t>
+            </w:r>
+          </w:p>
+        </w:tc>
+        <w:tc>
+          <w:tcPr>
+            <w:tcW w:w="1436" w:type="dxa"/>
+          </w:tcPr>
+          <w:p>
+            <w:pPr>
+              <w:spacing w:after="0" w:before="0" w:line="240" w:lineRule="auto"/>
+            </w:pPr>
+            <w:r>
+              <w:rPr>
+                <w:sz w:val="13"/>
+              </w:rPr>
+              <w:t>Step-up gives no assurance of who approved</w:t>
+            </w:r>
+          </w:p>
+        </w:tc>
+        <w:tc>
+          <w:tcPr>
+            <w:tcW w:w="851" w:type="dxa"/>
+          </w:tcPr>
+          <w:p>
+            <w:pPr>
+              <w:spacing w:after="0" w:before="0" w:line="240" w:lineRule="auto"/>
+            </w:pPr>
+            <w:r>
+              <w:rPr>
+                <w:sz w:val="13"/>
+              </w:rPr>
+              <w:t>High (demo only)</w:t>
             </w:r>
           </w:p>
         </w:tc>
@@ -3697,41 +4910,41 @@
             </w:pPr>
             <w:r>
               <w:rPr>
-                <w:sz w:val="15"/>
-              </w:rPr>
-              <w:t>Whoever opens a session acts as that user; codes can be guessed in a real setting; time-based rules never run in real time</w:t>
-            </w:r>
-          </w:p>
-        </w:tc>
-        <w:tc>
-          <w:tcPr>
-            <w:tcW w:w="2660" w:type="dxa"/>
-          </w:tcPr>
-          <w:p>
-            <w:pPr>
-              <w:spacing w:after="0" w:before="0" w:line="240" w:lineRule="auto"/>
-            </w:pPr>
-            <w:r>
-              <w:rPr>
-                <w:sz w:val="15"/>
-              </w:rPr>
-              <w:t>Per-customer lockout after 3 wrong codes; constant-time comparison</w:t>
-            </w:r>
-          </w:p>
-        </w:tc>
-        <w:tc>
-          <w:tcPr>
-            <w:tcW w:w="2235" w:type="dxa"/>
-          </w:tcPr>
-          <w:p>
-            <w:pPr>
-              <w:spacing w:after="0" w:before="0" w:line="240" w:lineRule="auto"/>
-            </w:pPr>
-            <w:r>
-              <w:rPr>
-                <w:sz w:val="15"/>
-              </w:rPr>
-              <w:t>Authenticated sessions with random tokens; a per-transaction code from a real second factor</w:t>
+                <w:sz w:val="13"/>
+              </w:rPr>
+              <w:t>Constant-time comparison; per-customer lockout</w:t>
+            </w:r>
+          </w:p>
+        </w:tc>
+        <w:tc>
+          <w:tcPr>
+            <w:tcW w:w="1809" w:type="dxa"/>
+          </w:tcPr>
+          <w:p>
+            <w:pPr>
+              <w:spacing w:after="0" w:before="0" w:line="240" w:lineRule="auto"/>
+            </w:pPr>
+            <w:r>
+              <w:rPr>
+                <w:sz w:val="13"/>
+              </w:rPr>
+              <w:t>A per-transaction code from a real strong-customer-authentication channel, linked to amount and payee</w:t>
+            </w:r>
+          </w:p>
+        </w:tc>
+        <w:tc>
+          <w:tcPr>
+            <w:tcW w:w="745" w:type="dxa"/>
+          </w:tcPr>
+          <w:p>
+            <w:pPr>
+              <w:spacing w:after="0" w:before="0" w:line="240" w:lineRule="auto"/>
+            </w:pPr>
+            <w:r>
+              <w:rPr>
+                <w:sz w:val="13"/>
+              </w:rPr>
+              <w:t>Residual</w:t>
             </w:r>
           </w:p>
         </w:tc>
@@ -3742,17 +4955,65 @@
         </w:trPr>
         <w:tc>
           <w:tcPr>
-            <w:tcW w:w="2660" w:type="dxa"/>
-          </w:tcPr>
-          <w:p>
-            <w:pPr>
-              <w:spacing w:after="0" w:before="0" w:line="240" w:lineRule="auto"/>
-            </w:pPr>
-            <w:r>
-              <w:rPr>
-                <w:sz w:val="15"/>
-              </w:rPr>
-              <w:t>The guard misses a new injection phrasing (English and French patterns only)</w:t>
+            <w:tcW w:w="585" w:type="dxa"/>
+          </w:tcPr>
+          <w:p>
+            <w:pPr>
+              <w:spacing w:after="0" w:before="0" w:line="240" w:lineRule="auto"/>
+            </w:pPr>
+            <w:r>
+              <w:rPr>
+                <w:sz w:val="13"/>
+              </w:rPr>
+              <w:t>R-03</w:t>
+            </w:r>
+          </w:p>
+        </w:tc>
+        <w:tc>
+          <w:tcPr>
+            <w:tcW w:w="2128" w:type="dxa"/>
+          </w:tcPr>
+          <w:p>
+            <w:pPr>
+              <w:spacing w:after="0" w:before="0" w:line="240" w:lineRule="auto"/>
+            </w:pPr>
+            <w:r>
+              <w:rPr>
+                <w:sz w:val="13"/>
+              </w:rPr>
+              <w:t>The code lock lives in memory with the backend: restarting it clears the lock. In the demo UI, Reset demo, the model selector, the exchange-rate toggle and a new browser tab rebuild the backend, so the customer can clear her own lock. The API has no unlock, and any API client can lock a customer out with three wrong codes</w:t>
+            </w:r>
+          </w:p>
+        </w:tc>
+        <w:tc>
+          <w:tcPr>
+            <w:tcW w:w="1436" w:type="dxa"/>
+          </w:tcPr>
+          <w:p>
+            <w:pPr>
+              <w:spacing w:after="0" w:before="0" w:line="240" w:lineRule="auto"/>
+            </w:pPr>
+            <w:r>
+              <w:rPr>
+                <w:sz w:val="13"/>
+              </w:rPr>
+              <w:t>Guessing is bounded only within one backend run; the lock can be used for denial of service</w:t>
+            </w:r>
+          </w:p>
+        </w:tc>
+        <w:tc>
+          <w:tcPr>
+            <w:tcW w:w="851" w:type="dxa"/>
+          </w:tcPr>
+          <w:p>
+            <w:pPr>
+              <w:spacing w:after="0" w:before="0" w:line="240" w:lineRule="auto"/>
+            </w:pPr>
+            <w:r>
+              <w:rPr>
+                <w:sz w:val="13"/>
+              </w:rPr>
+              <w:t>Medium (sandbox: Low)</w:t>
             </w:r>
           </w:p>
         </w:tc>
@@ -3764,57 +5025,65 @@
             <w:pPr>
               <w:spacing w:after="0" w:before="0" w:line="240" w:lineRule="auto"/>
             </w:pPr>
-            <w:r>
-              <w:rPr>
-                <w:sz w:val="15"/>
-              </w:rPr>
-              <w:t>A missing warning only; authorisation never reads the guard</w:t>
-            </w:r>
-          </w:p>
-        </w:tc>
-        <w:tc>
-          <w:tcPr>
-            <w:tcW w:w="2660" w:type="dxa"/>
-          </w:tcPr>
-          <w:p>
-            <w:pPr>
-              <w:spacing w:after="0" w:before="0" w:line="240" w:lineRule="auto"/>
-            </w:pPr>
-            <w:r>
-              <w:rPr>
-                <w:sz w:val="15"/>
-              </w:rPr>
-              <w:t xml:space="preserve">Registry IBANs, </w:t>
-            </w:r>
             <w:r>
               <w:rPr>
                 <w:rFonts w:ascii="Consolas" w:hAnsi="Consolas" w:eastAsia="Consolas"/>
                 <w:color w:val="2B3F77"/>
-                <w:sz w:val="14"/>
-              </w:rPr>
-              <w:t>UNTRUSTED_ORIGIN</w:t>
-            </w:r>
-            <w:r>
-              <w:rPr>
-                <w:sz w:val="15"/>
-              </w:rPr>
-              <w:t>, hash-bound approval; language-independent structural signals</w:t>
-            </w:r>
-          </w:p>
-        </w:tc>
-        <w:tc>
-          <w:tcPr>
-            <w:tcW w:w="2235" w:type="dxa"/>
-          </w:tcPr>
-          <w:p>
-            <w:pPr>
-              <w:spacing w:after="0" w:before="0" w:line="240" w:lineRule="auto"/>
-            </w:pPr>
-            <w:r>
-              <w:rPr>
-                <w:sz w:val="15"/>
-              </w:rPr>
-              <w:t>A learned detector as an extra advisory layer, evaluated on a new blind set</w:t>
+                <w:sz w:val="12"/>
+              </w:rPr>
+              <w:t>StepUpAttempts</w:t>
+            </w:r>
+            <w:r>
+              <w:rPr>
+                <w:sz w:val="13"/>
+              </w:rPr>
+              <w:t xml:space="preserve"> is shared by all sessions of a backend and now freezes every approval (HARD-1); </w:t>
+            </w:r>
+            <w:r>
+              <w:rPr>
+                <w:rFonts w:ascii="Consolas" w:hAnsi="Consolas" w:eastAsia="Consolas"/>
+                <w:color w:val="2B3F77"/>
+                <w:sz w:val="12"/>
+              </w:rPr>
+              <w:t>STEP_UP_LOCKOUT</w:t>
+            </w:r>
+            <w:r>
+              <w:rPr>
+                <w:sz w:val="13"/>
+              </w:rPr>
+              <w:t xml:space="preserve"> writes a receipt; the Reset demo button says that it stands in for the operator</w:t>
+            </w:r>
+          </w:p>
+        </w:tc>
+        <w:tc>
+          <w:tcPr>
+            <w:tcW w:w="1809" w:type="dxa"/>
+          </w:tcPr>
+          <w:p>
+            <w:pPr>
+              <w:spacing w:after="0" w:before="0" w:line="240" w:lineRule="auto"/>
+            </w:pPr>
+            <w:r>
+              <w:rPr>
+                <w:sz w:val="13"/>
+              </w:rPr>
+              <w:t>A persistent lock store; an operator-only unlock behind its own login; monitoring</w:t>
+            </w:r>
+          </w:p>
+        </w:tc>
+        <w:tc>
+          <w:tcPr>
+            <w:tcW w:w="745" w:type="dxa"/>
+          </w:tcPr>
+          <w:p>
+            <w:pPr>
+              <w:spacing w:after="0" w:before="0" w:line="240" w:lineRule="auto"/>
+            </w:pPr>
+            <w:r>
+              <w:rPr>
+                <w:sz w:val="13"/>
+              </w:rPr>
+              <w:t>Residual</w:t>
             </w:r>
           </w:p>
         </w:tc>
@@ -3825,17 +5094,107 @@
         </w:trPr>
         <w:tc>
           <w:tcPr>
-            <w:tcW w:w="2660" w:type="dxa"/>
-          </w:tcPr>
-          <w:p>
-            <w:pPr>
-              <w:spacing w:after="0" w:before="0" w:line="240" w:lineRule="auto"/>
-            </w:pPr>
-            <w:r>
-              <w:rPr>
-                <w:sz w:val="15"/>
-              </w:rPr>
-              <w:t>A model changes or invents a field; grounding checks presence, not meaning</w:t>
+            <w:tcW w:w="585" w:type="dxa"/>
+          </w:tcPr>
+          <w:p>
+            <w:pPr>
+              <w:spacing w:after="0" w:before="0" w:line="240" w:lineRule="auto"/>
+            </w:pPr>
+            <w:r>
+              <w:rPr>
+                <w:sz w:val="13"/>
+              </w:rPr>
+              <w:t>R-04</w:t>
+            </w:r>
+          </w:p>
+        </w:tc>
+        <w:tc>
+          <w:tcPr>
+            <w:tcW w:w="2128" w:type="dxa"/>
+          </w:tcPr>
+          <w:p>
+            <w:pPr>
+              <w:spacing w:after="0" w:before="0" w:line="240" w:lineRule="auto"/>
+            </w:pPr>
+            <w:r>
+              <w:rPr>
+                <w:sz w:val="13"/>
+              </w:rPr>
+              <w:t xml:space="preserve">HTTP API: plain HTTP; with no token on loopback, every local process can call it as any seeded customer; </w:t>
+            </w:r>
+            <w:r>
+              <w:rPr>
+                <w:rFonts w:ascii="Consolas" w:hAnsi="Consolas" w:eastAsia="Consolas"/>
+                <w:color w:val="2B3F77"/>
+                <w:sz w:val="12"/>
+              </w:rPr>
+              <w:t>BG_API_TOKEN</w:t>
+            </w:r>
+            <w:r>
+              <w:rPr>
+                <w:sz w:val="13"/>
+              </w:rPr>
+              <w:t xml:space="preserve"> is one shared secret for all customers; </w:t>
+            </w:r>
+            <w:r>
+              <w:rPr>
+                <w:rFonts w:ascii="Consolas" w:hAnsi="Consolas" w:eastAsia="Consolas"/>
+                <w:color w:val="2B3F77"/>
+                <w:sz w:val="12"/>
+              </w:rPr>
+              <w:t>BG_API_TOKENS</w:t>
+            </w:r>
+            <w:r>
+              <w:rPr>
+                <w:sz w:val="13"/>
+              </w:rPr>
+              <w:t xml:space="preserve"> are static secrets in the environment, without rotation; the CLI </w:t>
+            </w:r>
+            <w:r>
+              <w:rPr>
+                <w:rFonts w:ascii="Consolas" w:hAnsi="Consolas" w:eastAsia="Consolas"/>
+                <w:color w:val="2B3F77"/>
+                <w:sz w:val="12"/>
+              </w:rPr>
+              <w:t>--user</w:t>
+            </w:r>
+            <w:r>
+              <w:rPr>
+                <w:sz w:val="13"/>
+              </w:rPr>
+              <w:t xml:space="preserve"> is unauthenticated; approval proves that the caller holds the action's hash, not that a human approved</w:t>
+            </w:r>
+          </w:p>
+        </w:tc>
+        <w:tc>
+          <w:tcPr>
+            <w:tcW w:w="1436" w:type="dxa"/>
+          </w:tcPr>
+          <w:p>
+            <w:pPr>
+              <w:spacing w:after="0" w:before="0" w:line="240" w:lineRule="auto"/>
+            </w:pPr>
+            <w:r>
+              <w:rPr>
+                <w:sz w:val="13"/>
+              </w:rPr>
+              <w:t>A local process, or a token holder, can drive the customers its token covers</w:t>
+            </w:r>
+          </w:p>
+        </w:tc>
+        <w:tc>
+          <w:tcPr>
+            <w:tcW w:w="851" w:type="dxa"/>
+          </w:tcPr>
+          <w:p>
+            <w:pPr>
+              <w:spacing w:after="0" w:before="0" w:line="240" w:lineRule="auto"/>
+            </w:pPr>
+            <w:r>
+              <w:rPr>
+                <w:sz w:val="13"/>
+              </w:rPr>
+              <w:t>Medium (sandbox: Low)</w:t>
             </w:r>
           </w:p>
         </w:tc>
@@ -3849,41 +5208,55 @@
             </w:pPr>
             <w:r>
               <w:rPr>
-                <w:sz w:val="15"/>
-              </w:rPr>
-              <w:t>A visible card the customer must approve, or a question</w:t>
-            </w:r>
-          </w:p>
-        </w:tc>
-        <w:tc>
-          <w:tcPr>
-            <w:tcW w:w="2660" w:type="dxa"/>
-          </w:tcPr>
-          <w:p>
-            <w:pPr>
-              <w:spacing w:after="0" w:before="0" w:line="240" w:lineRule="auto"/>
-            </w:pPr>
-            <w:r>
-              <w:rPr>
-                <w:sz w:val="15"/>
-              </w:rPr>
-              <w:t>Grounding on every parser; sanctions screen on the source text; cards show payee and amount</w:t>
-            </w:r>
-          </w:p>
-        </w:tc>
-        <w:tc>
-          <w:tcPr>
-            <w:tcW w:w="2235" w:type="dxa"/>
-          </w:tcPr>
-          <w:p>
-            <w:pPr>
-              <w:spacing w:after="0" w:before="0" w:line="240" w:lineRule="auto"/>
-            </w:pPr>
-            <w:r>
-              <w:rPr>
-                <w:sz w:val="15"/>
-              </w:rPr>
-              <w:t>A blind set written to probe extraction; a check on exceptions and past amounts</w:t>
+                <w:sz w:val="13"/>
+              </w:rPr>
+              <w:t xml:space="preserve">Loopback by default; strict Host check; a token is required off loopback; per-customer tokens and </w:t>
+            </w:r>
+            <w:r>
+              <w:rPr>
+                <w:rFonts w:ascii="Consolas" w:hAnsi="Consolas" w:eastAsia="Consolas"/>
+                <w:color w:val="2B3F77"/>
+                <w:sz w:val="12"/>
+              </w:rPr>
+              <w:t>BG_API_USER</w:t>
+            </w:r>
+            <w:r>
+              <w:rPr>
+                <w:sz w:val="13"/>
+              </w:rPr>
+              <w:t>; random session ids; the approval carries the hash shown with the action; 200-session cap; responses carry no code and only masked IBANs</w:t>
+            </w:r>
+          </w:p>
+        </w:tc>
+        <w:tc>
+          <w:tcPr>
+            <w:tcW w:w="1809" w:type="dxa"/>
+          </w:tcPr>
+          <w:p>
+            <w:pPr>
+              <w:spacing w:after="0" w:before="0" w:line="240" w:lineRule="auto"/>
+            </w:pPr>
+            <w:r>
+              <w:rPr>
+                <w:sz w:val="13"/>
+              </w:rPr>
+              <w:t>Token rotation, TLS, a real identity provider; a human-approval channel separate from the API client</w:t>
+            </w:r>
+          </w:p>
+        </w:tc>
+        <w:tc>
+          <w:tcPr>
+            <w:tcW w:w="745" w:type="dxa"/>
+          </w:tcPr>
+          <w:p>
+            <w:pPr>
+              <w:spacing w:after="0" w:before="0" w:line="240" w:lineRule="auto"/>
+            </w:pPr>
+            <w:r>
+              <w:rPr>
+                <w:sz w:val="13"/>
+              </w:rPr>
+              <w:t>Residual</w:t>
             </w:r>
           </w:p>
         </w:tc>
@@ -3894,17 +5267,79 @@
         </w:trPr>
         <w:tc>
           <w:tcPr>
-            <w:tcW w:w="2660" w:type="dxa"/>
-          </w:tcPr>
-          <w:p>
-            <w:pPr>
-              <w:spacing w:after="0" w:before="0" w:line="240" w:lineRule="auto"/>
-            </w:pPr>
-            <w:r>
-              <w:rPr>
-                <w:sz w:val="15"/>
-              </w:rPr>
-              <w:t>No frontier model measured; Qwen measured once</w:t>
+            <w:tcW w:w="585" w:type="dxa"/>
+          </w:tcPr>
+          <w:p>
+            <w:pPr>
+              <w:spacing w:after="0" w:before="0" w:line="240" w:lineRule="auto"/>
+            </w:pPr>
+            <w:r>
+              <w:rPr>
+                <w:sz w:val="13"/>
+              </w:rPr>
+              <w:t>R-05</w:t>
+            </w:r>
+          </w:p>
+        </w:tc>
+        <w:tc>
+          <w:tcPr>
+            <w:tcW w:w="2128" w:type="dxa"/>
+          </w:tcPr>
+          <w:p>
+            <w:pPr>
+              <w:spacing w:after="0" w:before="0" w:line="240" w:lineRule="auto"/>
+            </w:pPr>
+            <w:r>
+              <w:rPr>
+                <w:sz w:val="13"/>
+              </w:rPr>
+              <w:t xml:space="preserve">Receipt anchors are HMAC-SHA256 with the public demo key unless </w:t>
+            </w:r>
+            <w:r>
+              <w:rPr>
+                <w:rFonts w:ascii="Consolas" w:hAnsi="Consolas" w:eastAsia="Consolas"/>
+                <w:color w:val="2B3F77"/>
+                <w:sz w:val="12"/>
+              </w:rPr>
+              <w:t>BG_RECEIPT_KEY</w:t>
+            </w:r>
+            <w:r>
+              <w:rPr>
+                <w:sz w:val="13"/>
+              </w:rPr>
+              <w:t xml:space="preserve"> is set; HMAC is symmetric</w:t>
+            </w:r>
+          </w:p>
+        </w:tc>
+        <w:tc>
+          <w:tcPr>
+            <w:tcW w:w="1436" w:type="dxa"/>
+          </w:tcPr>
+          <w:p>
+            <w:pPr>
+              <w:spacing w:after="0" w:before="0" w:line="240" w:lineRule="auto"/>
+            </w:pPr>
+            <w:r>
+              <w:rPr>
+                <w:sz w:val="13"/>
+              </w:rPr>
+              <w:t>Forged anchors; the key holder can rewrite history</w:t>
+            </w:r>
+          </w:p>
+        </w:tc>
+        <w:tc>
+          <w:tcPr>
+            <w:tcW w:w="851" w:type="dxa"/>
+          </w:tcPr>
+          <w:p>
+            <w:pPr>
+              <w:spacing w:after="0" w:before="0" w:line="240" w:lineRule="auto"/>
+            </w:pPr>
+            <w:r>
+              <w:rPr>
+                <w:sz w:val="13"/>
+              </w:rPr>
+              <w:t>Medium (sandbox: Low)</w:t>
             </w:r>
           </w:p>
         </w:tc>
@@ -3918,41 +5353,41 @@
             </w:pPr>
             <w:r>
               <w:rPr>
-                <w:sz w:val="15"/>
-              </w:rPr>
-              <w:t>Unknown accuracy and failure modes of other models</w:t>
-            </w:r>
-          </w:p>
-        </w:tc>
-        <w:tc>
-          <w:tcPr>
-            <w:tcW w:w="2660" w:type="dxa"/>
-          </w:tcPr>
-          <w:p>
-            <w:pPr>
-              <w:spacing w:after="0" w:before="0" w:line="240" w:lineRule="auto"/>
-            </w:pPr>
-            <w:r>
-              <w:rPr>
-                <w:sz w:val="15"/>
-              </w:rPr>
-              <w:t>Same checks apply whichever model answers; https and key handling in the connector</w:t>
-            </w:r>
-          </w:p>
-        </w:tc>
-        <w:tc>
-          <w:tcPr>
-            <w:tcW w:w="2235" w:type="dxa"/>
-          </w:tcPr>
-          <w:p>
-            <w:pPr>
-              <w:spacing w:after="0" w:before="0" w:line="240" w:lineRule="auto"/>
-            </w:pPr>
-            <w:r>
-              <w:rPr>
-                <w:sz w:val="15"/>
-              </w:rPr>
-              <w:t>Run the blind protocol through the connector with intervals</w:t>
+                <w:sz w:val="13"/>
+              </w:rPr>
+              <w:t>Warning in the log and the UI; per-customer chains; truncation is detectable against the customer's anchor</w:t>
+            </w:r>
+          </w:p>
+        </w:tc>
+        <w:tc>
+          <w:tcPr>
+            <w:tcW w:w="1809" w:type="dxa"/>
+          </w:tcPr>
+          <w:p>
+            <w:pPr>
+              <w:spacing w:after="0" w:before="0" w:line="240" w:lineRule="auto"/>
+            </w:pPr>
+            <w:r>
+              <w:rPr>
+                <w:sz w:val="13"/>
+              </w:rPr>
+              <w:t>Asymmetric signatures, key rotation, external timestamping</w:t>
+            </w:r>
+          </w:p>
+        </w:tc>
+        <w:tc>
+          <w:tcPr>
+            <w:tcW w:w="745" w:type="dxa"/>
+          </w:tcPr>
+          <w:p>
+            <w:pPr>
+              <w:spacing w:after="0" w:before="0" w:line="240" w:lineRule="auto"/>
+            </w:pPr>
+            <w:r>
+              <w:rPr>
+                <w:sz w:val="13"/>
+              </w:rPr>
+              <w:t>Residual</w:t>
             </w:r>
           </w:p>
         </w:tc>
@@ -3963,45 +5398,93 @@
         </w:trPr>
         <w:tc>
           <w:tcPr>
-            <w:tcW w:w="2660" w:type="dxa"/>
-          </w:tcPr>
-          <w:p>
-            <w:pPr>
-              <w:spacing w:after="0" w:before="0" w:line="240" w:lineRule="auto"/>
-            </w:pPr>
-            <w:r>
-              <w:rPr>
-                <w:sz w:val="15"/>
-              </w:rPr>
-              <w:t>Connector, cascade, selector (</w:t>
+            <w:tcW w:w="585" w:type="dxa"/>
+          </w:tcPr>
+          <w:p>
+            <w:pPr>
+              <w:spacing w:after="0" w:before="0" w:line="240" w:lineRule="auto"/>
+            </w:pPr>
+            <w:r>
+              <w:rPr>
+                <w:sz w:val="13"/>
+              </w:rPr>
+              <w:t>R-06</w:t>
+            </w:r>
+          </w:p>
+        </w:tc>
+        <w:tc>
+          <w:tcPr>
+            <w:tcW w:w="2128" w:type="dxa"/>
+          </w:tcPr>
+          <w:p>
+            <w:pPr>
+              <w:spacing w:after="0" w:before="0" w:line="240" w:lineRule="auto"/>
+            </w:pPr>
+            <w:r>
+              <w:rPr>
+                <w:sz w:val="13"/>
+              </w:rPr>
+              <w:t xml:space="preserve">One enforcement point: </w:t>
             </w:r>
             <w:r>
               <w:rPr>
                 <w:rFonts w:ascii="Consolas" w:hAnsi="Consolas" w:eastAsia="Consolas"/>
                 <w:color w:val="2B3F77"/>
-                <w:sz w:val="14"/>
-              </w:rPr>
-              <w:t>c10f0a0</w:t>
-            </w:r>
-            <w:r>
-              <w:rPr>
-                <w:sz w:val="15"/>
-              </w:rPr>
-              <w:t>), harness and Verification of Payee (</w:t>
+                <w:sz w:val="12"/>
+              </w:rPr>
+              <w:t>SandboxLedger.execute</w:t>
+            </w:r>
+            <w:r>
+              <w:rPr>
+                <w:sz w:val="13"/>
+              </w:rPr>
+              <w:t xml:space="preserve"> accepts </w:t>
             </w:r>
             <w:r>
               <w:rPr>
                 <w:rFonts w:ascii="Consolas" w:hAnsi="Consolas" w:eastAsia="Consolas"/>
                 <w:color w:val="2B3F77"/>
-                <w:sz w:val="14"/>
-              </w:rPr>
-              <w:t>d1822bf</w:t>
-            </w:r>
-            <w:r>
-              <w:rPr>
-                <w:sz w:val="15"/>
-              </w:rPr>
-              <w:t>) not audited</w:t>
+                <w:sz w:val="12"/>
+              </w:rPr>
+              <w:t>confirmation=None</w:t>
+            </w:r>
+            <w:r>
+              <w:rPr>
+                <w:sz w:val="13"/>
+              </w:rPr>
+              <w:t xml:space="preserve"> and re-checks no authorisation. State is in memory, with no lock between policy and execution</w:t>
+            </w:r>
+          </w:p>
+        </w:tc>
+        <w:tc>
+          <w:tcPr>
+            <w:tcW w:w="1436" w:type="dxa"/>
+          </w:tcPr>
+          <w:p>
+            <w:pPr>
+              <w:spacing w:after="0" w:before="0" w:line="240" w:lineRule="auto"/>
+            </w:pPr>
+            <w:r>
+              <w:rPr>
+                <w:sz w:val="13"/>
+              </w:rPr>
+              <w:t>A new caller that bypasses the orchestrator would move money ungated; a shared backend would have a race on limits</w:t>
+            </w:r>
+          </w:p>
+        </w:tc>
+        <w:tc>
+          <w:tcPr>
+            <w:tcW w:w="851" w:type="dxa"/>
+          </w:tcPr>
+          <w:p>
+            <w:pPr>
+              <w:spacing w:after="0" w:before="0" w:line="240" w:lineRule="auto"/>
+            </w:pPr>
+            <w:r>
+              <w:rPr>
+                <w:sz w:val="13"/>
+              </w:rPr>
+              <w:t>Medium (sandbox: Low)</w:t>
             </w:r>
           </w:p>
         </w:tc>
@@ -4015,41 +5498,41 @@
             </w:pPr>
             <w:r>
               <w:rPr>
-                <w:sz w:val="15"/>
-              </w:rPr>
-              <w:t>Possible findings not yet known</w:t>
-            </w:r>
-          </w:p>
-        </w:tc>
-        <w:tc>
-          <w:tcPr>
-            <w:tcW w:w="2660" w:type="dxa"/>
-          </w:tcPr>
-          <w:p>
-            <w:pPr>
-              <w:spacing w:after="0" w:before="0" w:line="240" w:lineRule="auto"/>
-            </w:pPr>
-            <w:r>
-              <w:rPr>
-                <w:sz w:val="15"/>
-              </w:rPr>
-              <w:t>Unit tests (32 connector, 46 hardening, 16 selector, 23 harness, 56 Verification of Payee)</w:t>
-            </w:r>
-          </w:p>
-        </w:tc>
-        <w:tc>
-          <w:tcPr>
-            <w:tcW w:w="2235" w:type="dxa"/>
-          </w:tcPr>
-          <w:p>
-            <w:pPr>
-              <w:spacing w:after="0" w:before="0" w:line="240" w:lineRule="auto"/>
-            </w:pPr>
-            <w:r>
-              <w:rPr>
-                <w:sz w:val="15"/>
-              </w:rPr>
-              <w:t>A third white-box audit</w:t>
+                <w:sz w:val="13"/>
+              </w:rPr>
+              <w:t>The orchestrator is the only caller; one backend per UI session; policy re-evaluated at confirmation</w:t>
+            </w:r>
+          </w:p>
+        </w:tc>
+        <w:tc>
+          <w:tcPr>
+            <w:tcW w:w="1809" w:type="dxa"/>
+          </w:tcPr>
+          <w:p>
+            <w:pPr>
+              <w:spacing w:after="0" w:before="0" w:line="240" w:lineRule="auto"/>
+            </w:pPr>
+            <w:r>
+              <w:rPr>
+                <w:sz w:val="13"/>
+              </w:rPr>
+              <w:t>The ledger should require a signed decision; a per-customer lock; a persistent store</w:t>
+            </w:r>
+          </w:p>
+        </w:tc>
+        <w:tc>
+          <w:tcPr>
+            <w:tcW w:w="745" w:type="dxa"/>
+          </w:tcPr>
+          <w:p>
+            <w:pPr>
+              <w:spacing w:after="0" w:before="0" w:line="240" w:lineRule="auto"/>
+            </w:pPr>
+            <w:r>
+              <w:rPr>
+                <w:sz w:val="13"/>
+              </w:rPr>
+              <w:t>Residual</w:t>
             </w:r>
           </w:p>
         </w:tc>
@@ -4060,17 +5543,65 @@
         </w:trPr>
         <w:tc>
           <w:tcPr>
-            <w:tcW w:w="2660" w:type="dxa"/>
-          </w:tcPr>
-          <w:p>
-            <w:pPr>
-              <w:spacing w:after="0" w:before="0" w:line="240" w:lineRule="auto"/>
-            </w:pPr>
-            <w:r>
-              <w:rPr>
-                <w:sz w:val="15"/>
-              </w:rPr>
-              <w:t>A connected remote model receives the customer's messages</w:t>
+            <w:tcW w:w="585" w:type="dxa"/>
+          </w:tcPr>
+          <w:p>
+            <w:pPr>
+              <w:spacing w:after="0" w:before="0" w:line="240" w:lineRule="auto"/>
+            </w:pPr>
+            <w:r>
+              <w:rPr>
+                <w:sz w:val="13"/>
+              </w:rPr>
+              <w:t>R-07</w:t>
+            </w:r>
+          </w:p>
+        </w:tc>
+        <w:tc>
+          <w:tcPr>
+            <w:tcW w:w="2128" w:type="dxa"/>
+          </w:tcPr>
+          <w:p>
+            <w:pPr>
+              <w:spacing w:after="0" w:before="0" w:line="240" w:lineRule="auto"/>
+            </w:pPr>
+            <w:r>
+              <w:rPr>
+                <w:sz w:val="13"/>
+              </w:rPr>
+              <w:t>The injection guard knows English and French phrases only</w:t>
+            </w:r>
+          </w:p>
+        </w:tc>
+        <w:tc>
+          <w:tcPr>
+            <w:tcW w:w="1436" w:type="dxa"/>
+          </w:tcPr>
+          <w:p>
+            <w:pPr>
+              <w:spacing w:after="0" w:before="0" w:line="240" w:lineRule="auto"/>
+            </w:pPr>
+            <w:r>
+              <w:rPr>
+                <w:sz w:val="13"/>
+              </w:rPr>
+              <w:t>A missing warning</w:t>
+            </w:r>
+          </w:p>
+        </w:tc>
+        <w:tc>
+          <w:tcPr>
+            <w:tcW w:w="851" w:type="dxa"/>
+          </w:tcPr>
+          <w:p>
+            <w:pPr>
+              <w:spacing w:after="0" w:before="0" w:line="240" w:lineRule="auto"/>
+            </w:pPr>
+            <w:r>
+              <w:rPr>
+                <w:sz w:val="13"/>
+              </w:rPr>
+              <w:t>Low</w:t>
             </w:r>
           </w:p>
         </w:tc>
@@ -4084,41 +5615,41 @@
             </w:pPr>
             <w:r>
               <w:rPr>
-                <w:sz w:val="15"/>
-              </w:rPr>
-              <w:t>Message and payee names leave the machine</w:t>
-            </w:r>
-          </w:p>
-        </w:tc>
-        <w:tc>
-          <w:tcPr>
-            <w:tcW w:w="2660" w:type="dxa"/>
-          </w:tcPr>
-          <w:p>
-            <w:pPr>
-              <w:spacing w:after="0" w:before="0" w:line="240" w:lineRule="auto"/>
-            </w:pPr>
-            <w:r>
-              <w:rPr>
-                <w:sz w:val="15"/>
-              </w:rPr>
-              <w:t>Off by default; https only; the UI says so; key is session-only</w:t>
-            </w:r>
-          </w:p>
-        </w:tc>
-        <w:tc>
-          <w:tcPr>
-            <w:tcW w:w="2235" w:type="dxa"/>
-          </w:tcPr>
-          <w:p>
-            <w:pPr>
-              <w:spacing w:after="0" w:before="0" w:line="240" w:lineRule="auto"/>
-            </w:pPr>
-            <w:r>
-              <w:rPr>
-                <w:sz w:val="15"/>
-              </w:rPr>
-              <w:t>Per-deployment data-processing terms; a local model for sensitive use</w:t>
+                <w:sz w:val="13"/>
+              </w:rPr>
+              <w:t>Three language-independent structural signals; no authorisation reads the guard</w:t>
+            </w:r>
+          </w:p>
+        </w:tc>
+        <w:tc>
+          <w:tcPr>
+            <w:tcW w:w="1809" w:type="dxa"/>
+          </w:tcPr>
+          <w:p>
+            <w:pPr>
+              <w:spacing w:after="0" w:before="0" w:line="240" w:lineRule="auto"/>
+            </w:pPr>
+            <w:r>
+              <w:rPr>
+                <w:sz w:val="13"/>
+              </w:rPr>
+              <w:t>A wider detector, measured blind</w:t>
+            </w:r>
+          </w:p>
+        </w:tc>
+        <w:tc>
+          <w:tcPr>
+            <w:tcW w:w="745" w:type="dxa"/>
+          </w:tcPr>
+          <w:p>
+            <w:pPr>
+              <w:spacing w:after="0" w:before="0" w:line="240" w:lineRule="auto"/>
+            </w:pPr>
+            <w:r>
+              <w:rPr>
+                <w:sz w:val="13"/>
+              </w:rPr>
+              <w:t>Residual</w:t>
             </w:r>
           </w:p>
         </w:tc>
@@ -4129,17 +5660,65 @@
         </w:trPr>
         <w:tc>
           <w:tcPr>
-            <w:tcW w:w="2660" w:type="dxa"/>
-          </w:tcPr>
-          <w:p>
-            <w:pPr>
-              <w:spacing w:after="0" w:before="0" w:line="240" w:lineRule="auto"/>
-            </w:pPr>
-            <w:r>
-              <w:rPr>
-                <w:sz w:val="15"/>
-              </w:rPr>
-              <w:t>Receipt chain needs the customer's copy; symmetric HMAC; public demo key</w:t>
+            <w:tcW w:w="585" w:type="dxa"/>
+          </w:tcPr>
+          <w:p>
+            <w:pPr>
+              <w:spacing w:after="0" w:before="0" w:line="240" w:lineRule="auto"/>
+            </w:pPr>
+            <w:r>
+              <w:rPr>
+                <w:sz w:val="13"/>
+              </w:rPr>
+              <w:t>R-08</w:t>
+            </w:r>
+          </w:p>
+        </w:tc>
+        <w:tc>
+          <w:tcPr>
+            <w:tcW w:w="2128" w:type="dxa"/>
+          </w:tcPr>
+          <w:p>
+            <w:pPr>
+              <w:spacing w:after="0" w:before="0" w:line="240" w:lineRule="auto"/>
+            </w:pPr>
+            <w:r>
+              <w:rPr>
+                <w:sz w:val="13"/>
+              </w:rPr>
+              <w:t>Grounding checks that a value is in the user's text, not what it means</w:t>
+            </w:r>
+          </w:p>
+        </w:tc>
+        <w:tc>
+          <w:tcPr>
+            <w:tcW w:w="1436" w:type="dxa"/>
+          </w:tcPr>
+          <w:p>
+            <w:pPr>
+              <w:spacing w:after="0" w:before="0" w:line="240" w:lineRule="auto"/>
+            </w:pPr>
+            <w:r>
+              <w:rPr>
+                <w:sz w:val="13"/>
+              </w:rPr>
+              <w:t>A wrong but visible card, or a question</w:t>
+            </w:r>
+          </w:p>
+        </w:tc>
+        <w:tc>
+          <w:tcPr>
+            <w:tcW w:w="851" w:type="dxa"/>
+          </w:tcPr>
+          <w:p>
+            <w:pPr>
+              <w:spacing w:after="0" w:before="0" w:line="240" w:lineRule="auto"/>
+            </w:pPr>
+            <w:r>
+              <w:rPr>
+                <w:sz w:val="13"/>
+              </w:rPr>
+              <w:t>Medium</w:t>
             </w:r>
           </w:p>
         </w:tc>
@@ -4153,41 +5732,41 @@
             </w:pPr>
             <w:r>
               <w:rPr>
-                <w:sz w:val="15"/>
-              </w:rPr>
-              <w:t>Truncation or rewrite is undetectable without her anchor; the key holder could forge one</w:t>
-            </w:r>
-          </w:p>
-        </w:tc>
-        <w:tc>
-          <w:tcPr>
-            <w:tcW w:w="2660" w:type="dxa"/>
-          </w:tcPr>
-          <w:p>
-            <w:pPr>
-              <w:spacing w:after="0" w:before="0" w:line="240" w:lineRule="auto"/>
-            </w:pPr>
-            <w:r>
-              <w:rPr>
-                <w:sz w:val="15"/>
-              </w:rPr>
-              <w:t>Anchor check in the UI; warning while the demo key is in use</w:t>
-            </w:r>
-          </w:p>
-        </w:tc>
-        <w:tc>
-          <w:tcPr>
-            <w:tcW w:w="2235" w:type="dxa"/>
-          </w:tcPr>
-          <w:p>
-            <w:pPr>
-              <w:spacing w:after="0" w:before="0" w:line="240" w:lineRule="auto"/>
-            </w:pPr>
-            <w:r>
-              <w:rPr>
-                <w:sz w:val="15"/>
-              </w:rPr>
-              <w:t>Asymmetric signatures, key ids and rotation, external timestamping or on-chain anchoring</w:t>
+                <w:sz w:val="13"/>
+              </w:rPr>
+              <w:t>Grounding on every parser; sanctions screen on the source text; the card shows the details before approval</w:t>
+            </w:r>
+          </w:p>
+        </w:tc>
+        <w:tc>
+          <w:tcPr>
+            <w:tcW w:w="1809" w:type="dxa"/>
+          </w:tcPr>
+          <w:p>
+            <w:pPr>
+              <w:spacing w:after="0" w:before="0" w:line="240" w:lineRule="auto"/>
+            </w:pPr>
+            <w:r>
+              <w:rPr>
+                <w:sz w:val="13"/>
+              </w:rPr>
+              <w:t>A blind extraction test set</w:t>
+            </w:r>
+          </w:p>
+        </w:tc>
+        <w:tc>
+          <w:tcPr>
+            <w:tcW w:w="745" w:type="dxa"/>
+          </w:tcPr>
+          <w:p>
+            <w:pPr>
+              <w:spacing w:after="0" w:before="0" w:line="240" w:lineRule="auto"/>
+            </w:pPr>
+            <w:r>
+              <w:rPr>
+                <w:sz w:val="13"/>
+              </w:rPr>
+              <w:t>Residual</w:t>
             </w:r>
           </w:p>
         </w:tc>
@@ -4198,17 +5777,65 @@
         </w:trPr>
         <w:tc>
           <w:tcPr>
-            <w:tcW w:w="2660" w:type="dxa"/>
-          </w:tcPr>
-          <w:p>
-            <w:pPr>
-              <w:spacing w:after="0" w:before="0" w:line="240" w:lineRule="auto"/>
-            </w:pPr>
-            <w:r>
-              <w:rPr>
-                <w:sz w:val="15"/>
-              </w:rPr>
-              <w:t>Sanctions screen is a demonstration: fictional list, finite look-alike table</w:t>
+            <w:tcW w:w="585" w:type="dxa"/>
+          </w:tcPr>
+          <w:p>
+            <w:pPr>
+              <w:spacing w:after="0" w:before="0" w:line="240" w:lineRule="auto"/>
+            </w:pPr>
+            <w:r>
+              <w:rPr>
+                <w:sz w:val="13"/>
+              </w:rPr>
+              <w:t>R-09</w:t>
+            </w:r>
+          </w:p>
+        </w:tc>
+        <w:tc>
+          <w:tcPr>
+            <w:tcW w:w="2128" w:type="dxa"/>
+          </w:tcPr>
+          <w:p>
+            <w:pPr>
+              <w:spacing w:after="0" w:before="0" w:line="240" w:lineRule="auto"/>
+            </w:pPr>
+            <w:r>
+              <w:rPr>
+                <w:sz w:val="13"/>
+              </w:rPr>
+              <w:t>No hosted or frontier model measured; Qwen measured once; the rules parser scores 0/5 on non-English</w:t>
+            </w:r>
+          </w:p>
+        </w:tc>
+        <w:tc>
+          <w:tcPr>
+            <w:tcW w:w="1436" w:type="dxa"/>
+          </w:tcPr>
+          <w:p>
+            <w:pPr>
+              <w:spacing w:after="0" w:before="0" w:line="240" w:lineRule="auto"/>
+            </w:pPr>
+            <w:r>
+              <w:rPr>
+                <w:sz w:val="13"/>
+              </w:rPr>
+              <w:t>Unknown failure modes with other models</w:t>
+            </w:r>
+          </w:p>
+        </w:tc>
+        <w:tc>
+          <w:tcPr>
+            <w:tcW w:w="851" w:type="dxa"/>
+          </w:tcPr>
+          <w:p>
+            <w:pPr>
+              <w:spacing w:after="0" w:before="0" w:line="240" w:lineRule="auto"/>
+            </w:pPr>
+            <w:r>
+              <w:rPr>
+                <w:sz w:val="13"/>
+              </w:rPr>
+              <w:t>Medium</w:t>
             </w:r>
           </w:p>
         </w:tc>
@@ -4222,41 +5849,41 @@
             </w:pPr>
             <w:r>
               <w:rPr>
-                <w:sz w:val="15"/>
-              </w:rPr>
-              <w:t>Real matching would miss or over-block</w:t>
-            </w:r>
-          </w:p>
-        </w:tc>
-        <w:tc>
-          <w:tcPr>
-            <w:tcW w:w="2660" w:type="dxa"/>
-          </w:tcPr>
-          <w:p>
-            <w:pPr>
-              <w:spacing w:after="0" w:before="0" w:line="240" w:lineRule="auto"/>
-            </w:pPr>
-            <w:r>
-              <w:rPr>
-                <w:sz w:val="15"/>
-              </w:rPr>
-              <w:t>Fails closed on letters it cannot fold; wildcards; spacing variants</w:t>
-            </w:r>
-          </w:p>
-        </w:tc>
-        <w:tc>
-          <w:tcPr>
-            <w:tcW w:w="2235" w:type="dxa"/>
-          </w:tcPr>
-          <w:p>
-            <w:pPr>
-              <w:spacing w:after="0" w:before="0" w:line="240" w:lineRule="auto"/>
-            </w:pPr>
-            <w:r>
-              <w:rPr>
-                <w:sz w:val="15"/>
-              </w:rPr>
-              <w:t>A maintained list, full Unicode confusables, transliteration and fuzzy matching</w:t>
+                <w:sz w:val="13"/>
+              </w:rPr>
+              <w:t>The same gates apply to any model; fallback to the rules</w:t>
+            </w:r>
+          </w:p>
+        </w:tc>
+        <w:tc>
+          <w:tcPr>
+            <w:tcW w:w="1809" w:type="dxa"/>
+          </w:tcPr>
+          <w:p>
+            <w:pPr>
+              <w:spacing w:after="0" w:before="0" w:line="240" w:lineRule="auto"/>
+            </w:pPr>
+            <w:r>
+              <w:rPr>
+                <w:sz w:val="13"/>
+              </w:rPr>
+              <w:t>A blind run through the connector</w:t>
+            </w:r>
+          </w:p>
+        </w:tc>
+        <w:tc>
+          <w:tcPr>
+            <w:tcW w:w="745" w:type="dxa"/>
+          </w:tcPr>
+          <w:p>
+            <w:pPr>
+              <w:spacing w:after="0" w:before="0" w:line="240" w:lineRule="auto"/>
+            </w:pPr>
+            <w:r>
+              <w:rPr>
+                <w:sz w:val="13"/>
+              </w:rPr>
+              <w:t>Residual</w:t>
             </w:r>
           </w:p>
         </w:tc>
@@ -4267,17 +5894,65 @@
         </w:trPr>
         <w:tc>
           <w:tcPr>
-            <w:tcW w:w="2660" w:type="dxa"/>
-          </w:tcPr>
-          <w:p>
-            <w:pPr>
-              <w:spacing w:after="0" w:before="0" w:line="240" w:lineRule="auto"/>
-            </w:pPr>
-            <w:r>
-              <w:rPr>
-                <w:sz w:val="15"/>
-              </w:rPr>
-              <w:t>Structuring rule covers one payee and one 24 h window</w:t>
+            <w:tcW w:w="585" w:type="dxa"/>
+          </w:tcPr>
+          <w:p>
+            <w:pPr>
+              <w:spacing w:after="0" w:before="0" w:line="240" w:lineRule="auto"/>
+            </w:pPr>
+            <w:r>
+              <w:rPr>
+                <w:sz w:val="13"/>
+              </w:rPr>
+              <w:t>R-10</w:t>
+            </w:r>
+          </w:p>
+        </w:tc>
+        <w:tc>
+          <w:tcPr>
+            <w:tcW w:w="2128" w:type="dxa"/>
+          </w:tcPr>
+          <w:p>
+            <w:pPr>
+              <w:spacing w:after="0" w:before="0" w:line="240" w:lineRule="auto"/>
+            </w:pPr>
+            <w:r>
+              <w:rPr>
+                <w:sz w:val="13"/>
+              </w:rPr>
+              <w:t>A connected remote model receives the messages and payee names; loopback URLs typed in the UI are accepted</w:t>
+            </w:r>
+          </w:p>
+        </w:tc>
+        <w:tc>
+          <w:tcPr>
+            <w:tcW w:w="1436" w:type="dxa"/>
+          </w:tcPr>
+          <w:p>
+            <w:pPr>
+              <w:spacing w:after="0" w:before="0" w:line="240" w:lineRule="auto"/>
+            </w:pPr>
+            <w:r>
+              <w:rPr>
+                <w:sz w:val="13"/>
+              </w:rPr>
+              <w:t>Data leaves the machine; requests to local services</w:t>
+            </w:r>
+          </w:p>
+        </w:tc>
+        <w:tc>
+          <w:tcPr>
+            <w:tcW w:w="851" w:type="dxa"/>
+          </w:tcPr>
+          <w:p>
+            <w:pPr>
+              <w:spacing w:after="0" w:before="0" w:line="240" w:lineRule="auto"/>
+            </w:pPr>
+            <w:r>
+              <w:rPr>
+                <w:sz w:val="13"/>
+              </w:rPr>
+              <w:t>Medium (sandbox: Low)</w:t>
             </w:r>
           </w:p>
         </w:tc>
@@ -4291,41 +5966,41 @@
             </w:pPr>
             <w:r>
               <w:rPr>
-                <w:sz w:val="15"/>
-              </w:rPr>
-              <w:t>Splitting across payees or days is not detected</w:t>
-            </w:r>
-          </w:p>
-        </w:tc>
-        <w:tc>
-          <w:tcPr>
-            <w:tcW w:w="2660" w:type="dxa"/>
-          </w:tcPr>
-          <w:p>
-            <w:pPr>
-              <w:spacing w:after="0" w:before="0" w:line="240" w:lineRule="auto"/>
-            </w:pPr>
-            <w:r>
-              <w:rPr>
-                <w:sz w:val="15"/>
-              </w:rPr>
-              <w:t>Step-up and an event on the covered case</w:t>
-            </w:r>
-          </w:p>
-        </w:tc>
-        <w:tc>
-          <w:tcPr>
-            <w:tcW w:w="2235" w:type="dxa"/>
-          </w:tcPr>
-          <w:p>
-            <w:pPr>
-              <w:spacing w:after="0" w:before="0" w:line="240" w:lineRule="auto"/>
-            </w:pPr>
-            <w:r>
-              <w:rPr>
-                <w:sz w:val="15"/>
-              </w:rPr>
-              <w:t>Cross-payee, longer-window analytics</w:t>
+                <w:sz w:val="13"/>
+              </w:rPr>
+              <w:t>Off by default; https and public-address check for remote hosts; key kept in the browser session; the UI says what is sent</w:t>
+            </w:r>
+          </w:p>
+        </w:tc>
+        <w:tc>
+          <w:tcPr>
+            <w:tcW w:w="1809" w:type="dxa"/>
+          </w:tcPr>
+          <w:p>
+            <w:pPr>
+              <w:spacing w:after="0" w:before="0" w:line="240" w:lineRule="auto"/>
+            </w:pPr>
+            <w:r>
+              <w:rPr>
+                <w:sz w:val="13"/>
+              </w:rPr>
+              <w:t>Data-processing terms; refuse loopback URLs typed in the UI unless the operator allows them</w:t>
+            </w:r>
+          </w:p>
+        </w:tc>
+        <w:tc>
+          <w:tcPr>
+            <w:tcW w:w="745" w:type="dxa"/>
+          </w:tcPr>
+          <w:p>
+            <w:pPr>
+              <w:spacing w:after="0" w:before="0" w:line="240" w:lineRule="auto"/>
+            </w:pPr>
+            <w:r>
+              <w:rPr>
+                <w:sz w:val="13"/>
+              </w:rPr>
+              <w:t>Residual</w:t>
             </w:r>
           </w:p>
         </w:tc>
@@ -4336,17 +6011,65 @@
         </w:trPr>
         <w:tc>
           <w:tcPr>
-            <w:tcW w:w="2660" w:type="dxa"/>
-          </w:tcPr>
-          <w:p>
-            <w:pPr>
-              <w:spacing w:after="0" w:before="0" w:line="240" w:lineRule="auto"/>
-            </w:pPr>
-            <w:r>
-              <w:rPr>
-                <w:sz w:val="15"/>
-              </w:rPr>
-              <w:t>User approves a malicious payee or payment</w:t>
+            <w:tcW w:w="585" w:type="dxa"/>
+          </w:tcPr>
+          <w:p>
+            <w:pPr>
+              <w:spacing w:after="0" w:before="0" w:line="240" w:lineRule="auto"/>
+            </w:pPr>
+            <w:r>
+              <w:rPr>
+                <w:sz w:val="13"/>
+              </w:rPr>
+              <w:t>R-11</w:t>
+            </w:r>
+          </w:p>
+        </w:tc>
+        <w:tc>
+          <w:tcPr>
+            <w:tcW w:w="2128" w:type="dxa"/>
+          </w:tcPr>
+          <w:p>
+            <w:pPr>
+              <w:spacing w:after="0" w:before="0" w:line="240" w:lineRule="auto"/>
+            </w:pPr>
+            <w:r>
+              <w:rPr>
+                <w:sz w:val="13"/>
+              </w:rPr>
+              <w:t>Sanctions screening is a demonstration: two fictional names, one IBAN, a finite confusables table, no transliteration</w:t>
+            </w:r>
+          </w:p>
+        </w:tc>
+        <w:tc>
+          <w:tcPr>
+            <w:tcW w:w="1436" w:type="dxa"/>
+          </w:tcPr>
+          <w:p>
+            <w:pPr>
+              <w:spacing w:after="0" w:before="0" w:line="240" w:lineRule="auto"/>
+            </w:pPr>
+            <w:r>
+              <w:rPr>
+                <w:sz w:val="13"/>
+              </w:rPr>
+              <w:t>Misses and false blocks in real use</w:t>
+            </w:r>
+          </w:p>
+        </w:tc>
+        <w:tc>
+          <w:tcPr>
+            <w:tcW w:w="851" w:type="dxa"/>
+          </w:tcPr>
+          <w:p>
+            <w:pPr>
+              <w:spacing w:after="0" w:before="0" w:line="240" w:lineRule="auto"/>
+            </w:pPr>
+            <w:r>
+              <w:rPr>
+                <w:sz w:val="13"/>
+              </w:rPr>
+              <w:t>Medium</w:t>
             </w:r>
           </w:p>
         </w:tc>
@@ -4360,41 +6083,41 @@
             </w:pPr>
             <w:r>
               <w:rPr>
-                <w:sz w:val="15"/>
-              </w:rPr>
-              <w:t>Money can reach a scammer the user chose</w:t>
-            </w:r>
-          </w:p>
-        </w:tc>
-        <w:tc>
-          <w:tcPr>
-            <w:tcW w:w="2660" w:type="dxa"/>
-          </w:tcPr>
-          <w:p>
-            <w:pPr>
-              <w:spacing w:after="0" w:before="0" w:line="240" w:lineRule="auto"/>
-            </w:pPr>
-            <w:r>
-              <w:rPr>
-                <w:sz w:val="15"/>
-              </w:rPr>
-              <w:t>72 h new-payee step-up, sanctions and name-collision checks, explicit card, caps</w:t>
-            </w:r>
-          </w:p>
-        </w:tc>
-        <w:tc>
-          <w:tcPr>
-            <w:tcW w:w="2235" w:type="dxa"/>
-          </w:tcPr>
-          <w:p>
-            <w:pPr>
-              <w:spacing w:after="0" w:before="0" w:line="240" w:lineRule="auto"/>
-            </w:pPr>
-            <w:r>
-              <w:rPr>
-                <w:sz w:val="15"/>
-              </w:rPr>
-              <w:t>A cool-off delay; Verification of Payee</w:t>
+                <w:sz w:val="13"/>
+              </w:rPr>
+              <w:t>Fails closed on letters that cannot be folded; spacing and leet variants</w:t>
+            </w:r>
+          </w:p>
+        </w:tc>
+        <w:tc>
+          <w:tcPr>
+            <w:tcW w:w="1809" w:type="dxa"/>
+          </w:tcPr>
+          <w:p>
+            <w:pPr>
+              <w:spacing w:after="0" w:before="0" w:line="240" w:lineRule="auto"/>
+            </w:pPr>
+            <w:r>
+              <w:rPr>
+                <w:sz w:val="13"/>
+              </w:rPr>
+              <w:t>A real list, UTS #39, fuzzy and transliteration matching, a manual-review queue</w:t>
+            </w:r>
+          </w:p>
+        </w:tc>
+        <w:tc>
+          <w:tcPr>
+            <w:tcW w:w="745" w:type="dxa"/>
+          </w:tcPr>
+          <w:p>
+            <w:pPr>
+              <w:spacing w:after="0" w:before="0" w:line="240" w:lineRule="auto"/>
+            </w:pPr>
+            <w:r>
+              <w:rPr>
+                <w:sz w:val="13"/>
+              </w:rPr>
+              <w:t>Residual</w:t>
             </w:r>
           </w:p>
         </w:tc>
@@ -4405,17 +6128,65 @@
         </w:trPr>
         <w:tc>
           <w:tcPr>
-            <w:tcW w:w="2660" w:type="dxa"/>
-          </w:tcPr>
-          <w:p>
-            <w:pPr>
-              <w:spacing w:after="0" w:before="0" w:line="240" w:lineRule="auto"/>
-            </w:pPr>
-            <w:r>
-              <w:rPr>
-                <w:sz w:val="15"/>
-              </w:rPr>
-              <w:t>State in memory; no lock between policy and execution; plain-text receipts</w:t>
+            <w:tcW w:w="585" w:type="dxa"/>
+          </w:tcPr>
+          <w:p>
+            <w:pPr>
+              <w:spacing w:after="0" w:before="0" w:line="240" w:lineRule="auto"/>
+            </w:pPr>
+            <w:r>
+              <w:rPr>
+                <w:sz w:val="13"/>
+              </w:rPr>
+              <w:t>R-12</w:t>
+            </w:r>
+          </w:p>
+        </w:tc>
+        <w:tc>
+          <w:tcPr>
+            <w:tcW w:w="2128" w:type="dxa"/>
+          </w:tcPr>
+          <w:p>
+            <w:pPr>
+              <w:spacing w:after="0" w:before="0" w:line="240" w:lineRule="auto"/>
+            </w:pPr>
+            <w:r>
+              <w:rPr>
+                <w:sz w:val="13"/>
+              </w:rPr>
+              <w:t>Verification of Payee uses a fictional account-holder directory; a typed not-available IBAN is R3 only; a close match passes with the code</w:t>
+            </w:r>
+          </w:p>
+        </w:tc>
+        <w:tc>
+          <w:tcPr>
+            <w:tcW w:w="1436" w:type="dxa"/>
+          </w:tcPr>
+          <w:p>
+            <w:pPr>
+              <w:spacing w:after="0" w:before="0" w:line="240" w:lineRule="auto"/>
+            </w:pPr>
+            <w:r>
+              <w:rPr>
+                <w:sz w:val="13"/>
+              </w:rPr>
+              <w:t>A misdirected payee approved with the customer's code</w:t>
+            </w:r>
+          </w:p>
+        </w:tc>
+        <w:tc>
+          <w:tcPr>
+            <w:tcW w:w="851" w:type="dxa"/>
+          </w:tcPr>
+          <w:p>
+            <w:pPr>
+              <w:spacing w:after="0" w:before="0" w:line="240" w:lineRule="auto"/>
+            </w:pPr>
+            <w:r>
+              <w:rPr>
+                <w:sz w:val="13"/>
+              </w:rPr>
+              <w:t>Low</w:t>
             </w:r>
           </w:p>
         </w:tc>
@@ -4429,41 +6200,41 @@
             </w:pPr>
             <w:r>
               <w:rPr>
-                <w:sz w:val="15"/>
-              </w:rPr>
-              <w:t>Lost on restart; a shared backend would need locks; no erasure</w:t>
-            </w:r>
-          </w:p>
-        </w:tc>
-        <w:tc>
-          <w:tcPr>
-            <w:tcW w:w="2660" w:type="dxa"/>
-          </w:tcPr>
-          <w:p>
-            <w:pPr>
-              <w:spacing w:after="0" w:before="0" w:line="240" w:lineRule="auto"/>
-            </w:pPr>
-            <w:r>
-              <w:rPr>
-                <w:sz w:val="15"/>
-              </w:rPr>
-              <w:t>One backend per session; documented</w:t>
-            </w:r>
-          </w:p>
-        </w:tc>
-        <w:tc>
-          <w:tcPr>
-            <w:tcW w:w="2235" w:type="dxa"/>
-          </w:tcPr>
-          <w:p>
-            <w:pPr>
-              <w:spacing w:after="0" w:before="0" w:line="240" w:lineRule="auto"/>
-            </w:pPr>
-            <w:r>
-              <w:rPr>
-                <w:sz w:val="15"/>
-              </w:rPr>
-              <w:t>A database with row locks; hashes in the chain and encrypted payloads</w:t>
+                <w:sz w:val="13"/>
+              </w:rPr>
+              <w:t>R4 when the IBAN comes from a document; otherwise a warning and a code</w:t>
+            </w:r>
+          </w:p>
+        </w:tc>
+        <w:tc>
+          <w:tcPr>
+            <w:tcW w:w="1809" w:type="dxa"/>
+          </w:tcPr>
+          <w:p>
+            <w:pPr>
+              <w:spacing w:after="0" w:before="0" w:line="240" w:lineRule="auto"/>
+            </w:pPr>
+            <w:r>
+              <w:rPr>
+                <w:sz w:val="13"/>
+              </w:rPr>
+              <w:t>A real Verification of Payee scheme</w:t>
+            </w:r>
+          </w:p>
+        </w:tc>
+        <w:tc>
+          <w:tcPr>
+            <w:tcW w:w="745" w:type="dxa"/>
+          </w:tcPr>
+          <w:p>
+            <w:pPr>
+              <w:spacing w:after="0" w:before="0" w:line="240" w:lineRule="auto"/>
+            </w:pPr>
+            <w:r>
+              <w:rPr>
+                <w:sz w:val="13"/>
+              </w:rPr>
+              <w:t>Residual</w:t>
             </w:r>
           </w:p>
         </w:tc>
@@ -4474,17 +6245,65 @@
         </w:trPr>
         <w:tc>
           <w:tcPr>
-            <w:tcW w:w="2660" w:type="dxa"/>
-          </w:tcPr>
-          <w:p>
-            <w:pPr>
-              <w:spacing w:after="0" w:before="0" w:line="240" w:lineRule="auto"/>
-            </w:pPr>
-            <w:r>
-              <w:rPr>
-                <w:sz w:val="15"/>
-              </w:rPr>
-              <w:t>Post-fix results are regression, not blind</w:t>
+            <w:tcW w:w="585" w:type="dxa"/>
+          </w:tcPr>
+          <w:p>
+            <w:pPr>
+              <w:spacing w:after="0" w:before="0" w:line="240" w:lineRule="auto"/>
+            </w:pPr>
+            <w:r>
+              <w:rPr>
+                <w:sz w:val="13"/>
+              </w:rPr>
+              <w:t>R-13</w:t>
+            </w:r>
+          </w:p>
+        </w:tc>
+        <w:tc>
+          <w:tcPr>
+            <w:tcW w:w="2128" w:type="dxa"/>
+          </w:tcPr>
+          <w:p>
+            <w:pPr>
+              <w:spacing w:after="0" w:before="0" w:line="240" w:lineRule="auto"/>
+            </w:pPr>
+            <w:r>
+              <w:rPr>
+                <w:sz w:val="13"/>
+              </w:rPr>
+              <w:t>Structuring detection covers one payee and one 24 h window</w:t>
+            </w:r>
+          </w:p>
+        </w:tc>
+        <w:tc>
+          <w:tcPr>
+            <w:tcW w:w="1436" w:type="dxa"/>
+          </w:tcPr>
+          <w:p>
+            <w:pPr>
+              <w:spacing w:after="0" w:before="0" w:line="240" w:lineRule="auto"/>
+            </w:pPr>
+            <w:r>
+              <w:rPr>
+                <w:sz w:val="13"/>
+              </w:rPr>
+              <w:t>Splitting across payees or days is not detected</w:t>
+            </w:r>
+          </w:p>
+        </w:tc>
+        <w:tc>
+          <w:tcPr>
+            <w:tcW w:w="851" w:type="dxa"/>
+          </w:tcPr>
+          <w:p>
+            <w:pPr>
+              <w:spacing w:after="0" w:before="0" w:line="240" w:lineRule="auto"/>
+            </w:pPr>
+            <w:r>
+              <w:rPr>
+                <w:sz w:val="13"/>
+              </w:rPr>
+              <w:t>Medium</w:t>
             </w:r>
           </w:p>
         </w:tc>
@@ -4498,7 +6317,457 @@
             </w:pPr>
             <w:r>
               <w:rPr>
-                <w:sz w:val="15"/>
+                <w:sz w:val="13"/>
+              </w:rPr>
+              <w:t>Step-up and an event for the covered case</w:t>
+            </w:r>
+          </w:p>
+        </w:tc>
+        <w:tc>
+          <w:tcPr>
+            <w:tcW w:w="1809" w:type="dxa"/>
+          </w:tcPr>
+          <w:p>
+            <w:pPr>
+              <w:spacing w:after="0" w:before="0" w:line="240" w:lineRule="auto"/>
+            </w:pPr>
+            <w:r>
+              <w:rPr>
+                <w:sz w:val="13"/>
+              </w:rPr>
+              <w:t>Cross-payee, multi-day analytics</w:t>
+            </w:r>
+          </w:p>
+        </w:tc>
+        <w:tc>
+          <w:tcPr>
+            <w:tcW w:w="745" w:type="dxa"/>
+          </w:tcPr>
+          <w:p>
+            <w:pPr>
+              <w:spacing w:after="0" w:before="0" w:line="240" w:lineRule="auto"/>
+            </w:pPr>
+            <w:r>
+              <w:rPr>
+                <w:sz w:val="13"/>
+              </w:rPr>
+              <w:t>Residual</w:t>
+            </w:r>
+          </w:p>
+        </w:tc>
+      </w:tr>
+      <w:tr>
+        <w:trPr>
+          <w:cantSplit/>
+        </w:trPr>
+        <w:tc>
+          <w:tcPr>
+            <w:tcW w:w="585" w:type="dxa"/>
+          </w:tcPr>
+          <w:p>
+            <w:pPr>
+              <w:spacing w:after="0" w:before="0" w:line="240" w:lineRule="auto"/>
+            </w:pPr>
+            <w:r>
+              <w:rPr>
+                <w:sz w:val="13"/>
+              </w:rPr>
+              <w:t>R-14</w:t>
+            </w:r>
+          </w:p>
+        </w:tc>
+        <w:tc>
+          <w:tcPr>
+            <w:tcW w:w="2128" w:type="dxa"/>
+          </w:tcPr>
+          <w:p>
+            <w:pPr>
+              <w:spacing w:after="0" w:before="0" w:line="240" w:lineRule="auto"/>
+            </w:pPr>
+            <w:r>
+              <w:rPr>
+                <w:sz w:val="13"/>
+              </w:rPr>
+              <w:t>The user approves a malicious payee or payment (social engineering)</w:t>
+            </w:r>
+          </w:p>
+        </w:tc>
+        <w:tc>
+          <w:tcPr>
+            <w:tcW w:w="1436" w:type="dxa"/>
+          </w:tcPr>
+          <w:p>
+            <w:pPr>
+              <w:spacing w:after="0" w:before="0" w:line="240" w:lineRule="auto"/>
+            </w:pPr>
+            <w:r>
+              <w:rPr>
+                <w:sz w:val="13"/>
+              </w:rPr>
+              <w:t>Loss to a scammer</w:t>
+            </w:r>
+          </w:p>
+        </w:tc>
+        <w:tc>
+          <w:tcPr>
+            <w:tcW w:w="851" w:type="dxa"/>
+          </w:tcPr>
+          <w:p>
+            <w:pPr>
+              <w:spacing w:after="0" w:before="0" w:line="240" w:lineRule="auto"/>
+            </w:pPr>
+            <w:r>
+              <w:rPr>
+                <w:sz w:val="13"/>
+              </w:rPr>
+              <w:t>Medium</w:t>
+            </w:r>
+          </w:p>
+        </w:tc>
+        <w:tc>
+          <w:tcPr>
+            <w:tcW w:w="2235" w:type="dxa"/>
+          </w:tcPr>
+          <w:p>
+            <w:pPr>
+              <w:spacing w:after="0" w:before="0" w:line="240" w:lineRule="auto"/>
+            </w:pPr>
+            <w:r>
+              <w:rPr>
+                <w:sz w:val="13"/>
+              </w:rPr>
+              <w:t>72 h step-up for new payees, sanctions, Verification of Payee, name-collision check, caps, an explicit card</w:t>
+            </w:r>
+          </w:p>
+        </w:tc>
+        <w:tc>
+          <w:tcPr>
+            <w:tcW w:w="1809" w:type="dxa"/>
+          </w:tcPr>
+          <w:p>
+            <w:pPr>
+              <w:spacing w:after="0" w:before="0" w:line="240" w:lineRule="auto"/>
+            </w:pPr>
+            <w:r>
+              <w:rPr>
+                <w:sz w:val="13"/>
+              </w:rPr>
+              <w:t>A cool-off delay (not built)</w:t>
+            </w:r>
+          </w:p>
+        </w:tc>
+        <w:tc>
+          <w:tcPr>
+            <w:tcW w:w="745" w:type="dxa"/>
+          </w:tcPr>
+          <w:p>
+            <w:pPr>
+              <w:spacing w:after="0" w:before="0" w:line="240" w:lineRule="auto"/>
+            </w:pPr>
+            <w:r>
+              <w:rPr>
+                <w:sz w:val="13"/>
+              </w:rPr>
+              <w:t>Residual</w:t>
+            </w:r>
+          </w:p>
+        </w:tc>
+      </w:tr>
+      <w:tr>
+        <w:trPr>
+          <w:cantSplit/>
+        </w:trPr>
+        <w:tc>
+          <w:tcPr>
+            <w:tcW w:w="585" w:type="dxa"/>
+          </w:tcPr>
+          <w:p>
+            <w:pPr>
+              <w:spacing w:after="0" w:before="0" w:line="240" w:lineRule="auto"/>
+            </w:pPr>
+            <w:r>
+              <w:rPr>
+                <w:sz w:val="13"/>
+              </w:rPr>
+              <w:t>R-15</w:t>
+            </w:r>
+          </w:p>
+        </w:tc>
+        <w:tc>
+          <w:tcPr>
+            <w:tcW w:w="2128" w:type="dxa"/>
+          </w:tcPr>
+          <w:p>
+            <w:pPr>
+              <w:spacing w:after="0" w:before="0" w:line="240" w:lineRule="auto"/>
+            </w:pPr>
+            <w:r>
+              <w:rPr>
+                <w:sz w:val="13"/>
+              </w:rPr>
+              <w:t>Frozen demo clock (</w:t>
+            </w:r>
+            <w:r>
+              <w:rPr>
+                <w:rFonts w:ascii="Consolas" w:hAnsi="Consolas" w:eastAsia="Consolas"/>
+                <w:color w:val="2B3F77"/>
+                <w:sz w:val="12"/>
+              </w:rPr>
+              <w:t>DEMO_NOW</w:t>
+            </w:r>
+            <w:r>
+              <w:rPr>
+                <w:sz w:val="13"/>
+              </w:rPr>
+              <w:t>)</w:t>
+            </w:r>
+          </w:p>
+        </w:tc>
+        <w:tc>
+          <w:tcPr>
+            <w:tcW w:w="1436" w:type="dxa"/>
+          </w:tcPr>
+          <w:p>
+            <w:pPr>
+              <w:spacing w:after="0" w:before="0" w:line="240" w:lineRule="auto"/>
+            </w:pPr>
+            <w:r>
+              <w:rPr>
+                <w:sz w:val="13"/>
+              </w:rPr>
+              <w:t>Quote expiry, the 72 h window and the daily reset are never exercised in real time</w:t>
+            </w:r>
+          </w:p>
+        </w:tc>
+        <w:tc>
+          <w:tcPr>
+            <w:tcW w:w="851" w:type="dxa"/>
+          </w:tcPr>
+          <w:p>
+            <w:pPr>
+              <w:spacing w:after="0" w:before="0" w:line="240" w:lineRule="auto"/>
+            </w:pPr>
+            <w:r>
+              <w:rPr>
+                <w:sz w:val="13"/>
+              </w:rPr>
+              <w:t>Low</w:t>
+            </w:r>
+          </w:p>
+        </w:tc>
+        <w:tc>
+          <w:tcPr>
+            <w:tcW w:w="2235" w:type="dxa"/>
+          </w:tcPr>
+          <w:p>
+            <w:pPr>
+              <w:spacing w:after="0" w:before="0" w:line="240" w:lineRule="auto"/>
+            </w:pPr>
+            <w:r>
+              <w:rPr>
+                <w:sz w:val="13"/>
+              </w:rPr>
+              <w:t>Unit tests with chosen clocks</w:t>
+            </w:r>
+          </w:p>
+        </w:tc>
+        <w:tc>
+          <w:tcPr>
+            <w:tcW w:w="1809" w:type="dxa"/>
+          </w:tcPr>
+          <w:p>
+            <w:pPr>
+              <w:spacing w:after="0" w:before="0" w:line="240" w:lineRule="auto"/>
+            </w:pPr>
+            <w:r>
+              <w:rPr>
+                <w:sz w:val="13"/>
+              </w:rPr>
+              <w:t>A real clock</w:t>
+            </w:r>
+          </w:p>
+        </w:tc>
+        <w:tc>
+          <w:tcPr>
+            <w:tcW w:w="745" w:type="dxa"/>
+          </w:tcPr>
+          <w:p>
+            <w:pPr>
+              <w:spacing w:after="0" w:before="0" w:line="240" w:lineRule="auto"/>
+            </w:pPr>
+            <w:r>
+              <w:rPr>
+                <w:sz w:val="13"/>
+              </w:rPr>
+              <w:t>Residual</w:t>
+            </w:r>
+          </w:p>
+        </w:tc>
+      </w:tr>
+      <w:tr>
+        <w:trPr>
+          <w:cantSplit/>
+        </w:trPr>
+        <w:tc>
+          <w:tcPr>
+            <w:tcW w:w="585" w:type="dxa"/>
+          </w:tcPr>
+          <w:p>
+            <w:pPr>
+              <w:spacing w:after="0" w:before="0" w:line="240" w:lineRule="auto"/>
+            </w:pPr>
+            <w:r>
+              <w:rPr>
+                <w:sz w:val="13"/>
+              </w:rPr>
+              <w:t>R-16</w:t>
+            </w:r>
+          </w:p>
+        </w:tc>
+        <w:tc>
+          <w:tcPr>
+            <w:tcW w:w="2128" w:type="dxa"/>
+          </w:tcPr>
+          <w:p>
+            <w:pPr>
+              <w:spacing w:after="0" w:before="0" w:line="240" w:lineRule="auto"/>
+            </w:pPr>
+            <w:r>
+              <w:rPr>
+                <w:sz w:val="13"/>
+              </w:rPr>
+              <w:t>Receipt payloads are plain text; no encryption at rest; no erasure</w:t>
+            </w:r>
+          </w:p>
+        </w:tc>
+        <w:tc>
+          <w:tcPr>
+            <w:tcW w:w="1436" w:type="dxa"/>
+          </w:tcPr>
+          <w:p>
+            <w:pPr>
+              <w:spacing w:after="0" w:before="0" w:line="240" w:lineRule="auto"/>
+            </w:pPr>
+            <w:r>
+              <w:rPr>
+                <w:sz w:val="13"/>
+              </w:rPr>
+              <w:t>Privacy, in a real deployment</w:t>
+            </w:r>
+          </w:p>
+        </w:tc>
+        <w:tc>
+          <w:tcPr>
+            <w:tcW w:w="851" w:type="dxa"/>
+          </w:tcPr>
+          <w:p>
+            <w:pPr>
+              <w:spacing w:after="0" w:before="0" w:line="240" w:lineRule="auto"/>
+            </w:pPr>
+            <w:r>
+              <w:rPr>
+                <w:sz w:val="13"/>
+              </w:rPr>
+              <w:t>Low (synthetic data)</w:t>
+            </w:r>
+          </w:p>
+        </w:tc>
+        <w:tc>
+          <w:tcPr>
+            <w:tcW w:w="2235" w:type="dxa"/>
+          </w:tcPr>
+          <w:p>
+            <w:pPr>
+              <w:spacing w:after="0" w:before="0" w:line="240" w:lineRule="auto"/>
+            </w:pPr>
+            <w:r>
+              <w:rPr>
+                <w:sz w:val="13"/>
+              </w:rPr>
+              <w:t>In memory by default; the audit log is masked</w:t>
+            </w:r>
+          </w:p>
+        </w:tc>
+        <w:tc>
+          <w:tcPr>
+            <w:tcW w:w="1809" w:type="dxa"/>
+          </w:tcPr>
+          <w:p>
+            <w:pPr>
+              <w:spacing w:after="0" w:before="0" w:line="240" w:lineRule="auto"/>
+            </w:pPr>
+            <w:r>
+              <w:rPr>
+                <w:sz w:val="13"/>
+              </w:rPr>
+              <w:t>A hash-only chain with encrypted, erasable payloads</w:t>
+            </w:r>
+          </w:p>
+        </w:tc>
+        <w:tc>
+          <w:tcPr>
+            <w:tcW w:w="745" w:type="dxa"/>
+          </w:tcPr>
+          <w:p>
+            <w:pPr>
+              <w:spacing w:after="0" w:before="0" w:line="240" w:lineRule="auto"/>
+            </w:pPr>
+            <w:r>
+              <w:rPr>
+                <w:sz w:val="13"/>
+              </w:rPr>
+              <w:t>Residual</w:t>
+            </w:r>
+          </w:p>
+        </w:tc>
+      </w:tr>
+      <w:tr>
+        <w:trPr>
+          <w:cantSplit/>
+        </w:trPr>
+        <w:tc>
+          <w:tcPr>
+            <w:tcW w:w="585" w:type="dxa"/>
+          </w:tcPr>
+          <w:p>
+            <w:pPr>
+              <w:spacing w:after="0" w:before="0" w:line="240" w:lineRule="auto"/>
+            </w:pPr>
+            <w:r>
+              <w:rPr>
+                <w:sz w:val="13"/>
+              </w:rPr>
+              <w:t>R-17</w:t>
+            </w:r>
+          </w:p>
+        </w:tc>
+        <w:tc>
+          <w:tcPr>
+            <w:tcW w:w="2128" w:type="dxa"/>
+          </w:tcPr>
+          <w:p>
+            <w:pPr>
+              <w:spacing w:after="0" w:before="0" w:line="240" w:lineRule="auto"/>
+            </w:pPr>
+            <w:r>
+              <w:rPr>
+                <w:sz w:val="13"/>
+              </w:rPr>
+              <w:t>Results after the frozen runs are regression results, not blind</w:t>
+            </w:r>
+          </w:p>
+        </w:tc>
+        <w:tc>
+          <w:tcPr>
+            <w:tcW w:w="1436" w:type="dxa"/>
+          </w:tcPr>
+          <w:p>
+            <w:pPr>
+              <w:spacing w:after="0" w:before="0" w:line="240" w:lineRule="auto"/>
+            </w:pPr>
+            <w:r>
+              <w:rPr>
+                <w:sz w:val="13"/>
               </w:rPr>
               <w:t>No current generalisation estimate</w:t>
             </w:r>
@@ -4506,17 +6775,17 @@
         </w:tc>
         <w:tc>
           <w:tcPr>
-            <w:tcW w:w="2660" w:type="dxa"/>
-          </w:tcPr>
-          <w:p>
-            <w:pPr>
-              <w:spacing w:after="0" w:before="0" w:line="240" w:lineRule="auto"/>
-            </w:pPr>
-            <w:r>
-              <w:rPr>
-                <w:sz w:val="15"/>
-              </w:rPr>
-              <w:t>Two frozen runs reported separately</w:t>
+            <w:tcW w:w="851" w:type="dxa"/>
+          </w:tcPr>
+          <w:p>
+            <w:pPr>
+              <w:spacing w:after="0" w:before="0" w:line="240" w:lineRule="auto"/>
+            </w:pPr>
+            <w:r>
+              <w:rPr>
+                <w:sz w:val="13"/>
+              </w:rPr>
+              <w:t>n/a</w:t>
             </w:r>
           </w:p>
         </w:tc>
@@ -4530,9 +6799,1868 @@
             </w:pPr>
             <w:r>
               <w:rPr>
-                <w:sz w:val="15"/>
-              </w:rPr>
-              <w:t>A fresh blind set (v3) after all fixes</w:t>
+                <w:sz w:val="13"/>
+              </w:rPr>
+              <w:t>The frozen blind runs are reported separately</w:t>
+            </w:r>
+          </w:p>
+        </w:tc>
+        <w:tc>
+          <w:tcPr>
+            <w:tcW w:w="1809" w:type="dxa"/>
+          </w:tcPr>
+          <w:p>
+            <w:pPr>
+              <w:spacing w:after="0" w:before="0" w:line="240" w:lineRule="auto"/>
+            </w:pPr>
+            <w:r>
+              <w:rPr>
+                <w:sz w:val="13"/>
+              </w:rPr>
+              <w:t>A new blind set</w:t>
+            </w:r>
+          </w:p>
+        </w:tc>
+        <w:tc>
+          <w:tcPr>
+            <w:tcW w:w="745" w:type="dxa"/>
+          </w:tcPr>
+          <w:p>
+            <w:pPr>
+              <w:spacing w:after="0" w:before="0" w:line="240" w:lineRule="auto"/>
+            </w:pPr>
+            <w:r>
+              <w:rPr>
+                <w:sz w:val="13"/>
+              </w:rPr>
+              <w:t>Residual</w:t>
+            </w:r>
+          </w:p>
+        </w:tc>
+      </w:tr>
+      <w:tr>
+        <w:trPr>
+          <w:cantSplit/>
+        </w:trPr>
+        <w:tc>
+          <w:tcPr>
+            <w:tcW w:w="585" w:type="dxa"/>
+          </w:tcPr>
+          <w:p>
+            <w:pPr>
+              <w:spacing w:after="0" w:before="0" w:line="240" w:lineRule="auto"/>
+            </w:pPr>
+            <w:r>
+              <w:rPr>
+                <w:sz w:val="13"/>
+              </w:rPr>
+              <w:t>R-18</w:t>
+            </w:r>
+          </w:p>
+        </w:tc>
+        <w:tc>
+          <w:tcPr>
+            <w:tcW w:w="2128" w:type="dxa"/>
+          </w:tcPr>
+          <w:p>
+            <w:pPr>
+              <w:spacing w:after="0" w:before="0" w:line="240" w:lineRule="auto"/>
+            </w:pPr>
+            <w:r>
+              <w:rPr>
+                <w:sz w:val="13"/>
+              </w:rPr>
+              <w:t>No rate limiting on the UI or the API; sessions never expire; replays of one approval inside a session each add a signed receipt</w:t>
+            </w:r>
+          </w:p>
+        </w:tc>
+        <w:tc>
+          <w:tcPr>
+            <w:tcW w:w="1436" w:type="dxa"/>
+          </w:tcPr>
+          <w:p>
+            <w:pPr>
+              <w:spacing w:after="0" w:before="0" w:line="240" w:lineRule="auto"/>
+            </w:pPr>
+            <w:r>
+              <w:rPr>
+                <w:sz w:val="13"/>
+              </w:rPr>
+              <w:t>Denial of service</w:t>
+            </w:r>
+          </w:p>
+        </w:tc>
+        <w:tc>
+          <w:tcPr>
+            <w:tcW w:w="851" w:type="dxa"/>
+          </w:tcPr>
+          <w:p>
+            <w:pPr>
+              <w:spacing w:after="0" w:before="0" w:line="240" w:lineRule="auto"/>
+            </w:pPr>
+            <w:r>
+              <w:rPr>
+                <w:sz w:val="13"/>
+              </w:rPr>
+              <w:t>Low</w:t>
+            </w:r>
+          </w:p>
+        </w:tc>
+        <w:tc>
+          <w:tcPr>
+            <w:tcW w:w="2235" w:type="dxa"/>
+          </w:tcPr>
+          <w:p>
+            <w:pPr>
+              <w:spacing w:after="0" w:before="0" w:line="240" w:lineRule="auto"/>
+            </w:pPr>
+            <w:r>
+              <w:rPr>
+                <w:sz w:val="13"/>
+              </w:rPr>
+              <w:t>2,000-character limit; 64 KiB API body; 1 MB upload; 50 sessions per customer and 200 per server</w:t>
+            </w:r>
+          </w:p>
+        </w:tc>
+        <w:tc>
+          <w:tcPr>
+            <w:tcW w:w="1809" w:type="dxa"/>
+          </w:tcPr>
+          <w:p>
+            <w:pPr>
+              <w:spacing w:after="0" w:before="0" w:line="240" w:lineRule="auto"/>
+            </w:pPr>
+            <w:r>
+              <w:rPr>
+                <w:sz w:val="13"/>
+              </w:rPr>
+              <w:t>Rate limits</w:t>
+            </w:r>
+          </w:p>
+        </w:tc>
+        <w:tc>
+          <w:tcPr>
+            <w:tcW w:w="745" w:type="dxa"/>
+          </w:tcPr>
+          <w:p>
+            <w:pPr>
+              <w:spacing w:after="0" w:before="0" w:line="240" w:lineRule="auto"/>
+            </w:pPr>
+            <w:r>
+              <w:rPr>
+                <w:sz w:val="13"/>
+              </w:rPr>
+              <w:t>Residual</w:t>
+            </w:r>
+          </w:p>
+        </w:tc>
+      </w:tr>
+      <w:tr>
+        <w:trPr>
+          <w:cantSplit/>
+        </w:trPr>
+        <w:tc>
+          <w:tcPr>
+            <w:tcW w:w="585" w:type="dxa"/>
+          </w:tcPr>
+          <w:p>
+            <w:pPr>
+              <w:spacing w:after="0" w:before="0" w:line="240" w:lineRule="auto"/>
+            </w:pPr>
+            <w:r>
+              <w:rPr>
+                <w:sz w:val="13"/>
+              </w:rPr>
+              <w:t>R-19</w:t>
+            </w:r>
+          </w:p>
+        </w:tc>
+        <w:tc>
+          <w:tcPr>
+            <w:tcW w:w="2128" w:type="dxa"/>
+          </w:tcPr>
+          <w:p>
+            <w:pPr>
+              <w:spacing w:after="0" w:before="0" w:line="240" w:lineRule="auto"/>
+            </w:pPr>
+            <w:r>
+              <w:rPr>
+                <w:sz w:val="13"/>
+              </w:rPr>
+              <w:t>Supply chain</w:t>
+            </w:r>
+          </w:p>
+        </w:tc>
+        <w:tc>
+          <w:tcPr>
+            <w:tcW w:w="1436" w:type="dxa"/>
+          </w:tcPr>
+          <w:p>
+            <w:pPr>
+              <w:spacing w:after="0" w:before="0" w:line="240" w:lineRule="auto"/>
+            </w:pPr>
+            <w:r>
+              <w:rPr>
+                <w:sz w:val="13"/>
+              </w:rPr>
+              <w:t>A malicious dependency</w:t>
+            </w:r>
+          </w:p>
+        </w:tc>
+        <w:tc>
+          <w:tcPr>
+            <w:tcW w:w="851" w:type="dxa"/>
+          </w:tcPr>
+          <w:p>
+            <w:pPr>
+              <w:spacing w:after="0" w:before="0" w:line="240" w:lineRule="auto"/>
+            </w:pPr>
+            <w:r>
+              <w:rPr>
+                <w:sz w:val="13"/>
+              </w:rPr>
+              <w:t>Low</w:t>
+            </w:r>
+          </w:p>
+        </w:tc>
+        <w:tc>
+          <w:tcPr>
+            <w:tcW w:w="2235" w:type="dxa"/>
+          </w:tcPr>
+          <w:p>
+            <w:pPr>
+              <w:spacing w:after="0" w:before="0" w:line="240" w:lineRule="auto"/>
+            </w:pPr>
+            <w:r>
+              <w:rPr>
+                <w:sz w:val="13"/>
+              </w:rPr>
+              <w:t>Hash-pinned lock files; Docker base image pinned by digest; pip-audit in CI; Dependabot</w:t>
+            </w:r>
+          </w:p>
+        </w:tc>
+        <w:tc>
+          <w:tcPr>
+            <w:tcW w:w="1809" w:type="dxa"/>
+          </w:tcPr>
+          <w:p>
+            <w:pPr>
+              <w:spacing w:after="0" w:before="0" w:line="240" w:lineRule="auto"/>
+            </w:pPr>
+            <w:r>
+              <w:rPr>
+                <w:sz w:val="13"/>
+              </w:rPr>
+              <w:t>A software bill of materials</w:t>
+            </w:r>
+          </w:p>
+        </w:tc>
+        <w:tc>
+          <w:tcPr>
+            <w:tcW w:w="745" w:type="dxa"/>
+          </w:tcPr>
+          <w:p>
+            <w:pPr>
+              <w:spacing w:after="0" w:before="0" w:line="240" w:lineRule="auto"/>
+            </w:pPr>
+            <w:r>
+              <w:rPr>
+                <w:sz w:val="13"/>
+              </w:rPr>
+              <w:t>Mitigated</w:t>
+            </w:r>
+          </w:p>
+        </w:tc>
+      </w:tr>
+      <w:tr>
+        <w:trPr>
+          <w:cantSplit/>
+        </w:trPr>
+        <w:tc>
+          <w:tcPr>
+            <w:tcW w:w="585" w:type="dxa"/>
+          </w:tcPr>
+          <w:p>
+            <w:pPr>
+              <w:spacing w:after="0" w:before="0" w:line="240" w:lineRule="auto"/>
+            </w:pPr>
+            <w:r>
+              <w:rPr>
+                <w:sz w:val="13"/>
+              </w:rPr>
+              <w:t>R-20</w:t>
+            </w:r>
+          </w:p>
+        </w:tc>
+        <w:tc>
+          <w:tcPr>
+            <w:tcW w:w="2128" w:type="dxa"/>
+          </w:tcPr>
+          <w:p>
+            <w:pPr>
+              <w:spacing w:after="0" w:before="0" w:line="240" w:lineRule="auto"/>
+            </w:pPr>
+            <w:r>
+              <w:rPr>
+                <w:sz w:val="13"/>
+              </w:rPr>
+              <w:t>One demo persona and one currency pair; a local model call takes seconds (Section 12.4)</w:t>
+            </w:r>
+          </w:p>
+        </w:tc>
+        <w:tc>
+          <w:tcPr>
+            <w:tcW w:w="1436" w:type="dxa"/>
+          </w:tcPr>
+          <w:p>
+            <w:pPr>
+              <w:spacing w:after="0" w:before="0" w:line="240" w:lineRule="auto"/>
+            </w:pPr>
+            <w:r>
+              <w:rPr>
+                <w:sz w:val="13"/>
+              </w:rPr>
+              <w:t>Narrow coverage; slower than the rules</w:t>
+            </w:r>
+          </w:p>
+        </w:tc>
+        <w:tc>
+          <w:tcPr>
+            <w:tcW w:w="851" w:type="dxa"/>
+          </w:tcPr>
+          <w:p>
+            <w:pPr>
+              <w:spacing w:after="0" w:before="0" w:line="240" w:lineRule="auto"/>
+            </w:pPr>
+            <w:r>
+              <w:rPr>
+                <w:sz w:val="13"/>
+              </w:rPr>
+              <w:t>Low</w:t>
+            </w:r>
+          </w:p>
+        </w:tc>
+        <w:tc>
+          <w:tcPr>
+            <w:tcW w:w="2235" w:type="dxa"/>
+          </w:tcPr>
+          <w:p>
+            <w:pPr>
+              <w:spacing w:after="0" w:before="0" w:line="240" w:lineRule="auto"/>
+            </w:pPr>
+            <w:r>
+              <w:rPr>
+                <w:sz w:val="13"/>
+              </w:rPr>
+              <w:t>The cascade calls a model only when the rules cannot read the message</w:t>
+            </w:r>
+          </w:p>
+        </w:tc>
+        <w:tc>
+          <w:tcPr>
+            <w:tcW w:w="1809" w:type="dxa"/>
+          </w:tcPr>
+          <w:p>
+            <w:pPr>
+              <w:spacing w:after="0" w:before="0" w:line="240" w:lineRule="auto"/>
+            </w:pPr>
+            <w:r>
+              <w:rPr>
+                <w:sz w:val="13"/>
+              </w:rPr>
+              <w:t>More personas and currencies</w:t>
+            </w:r>
+          </w:p>
+        </w:tc>
+        <w:tc>
+          <w:tcPr>
+            <w:tcW w:w="745" w:type="dxa"/>
+          </w:tcPr>
+          <w:p>
+            <w:pPr>
+              <w:spacing w:after="0" w:before="0" w:line="240" w:lineRule="auto"/>
+            </w:pPr>
+            <w:r>
+              <w:rPr>
+                <w:sz w:val="13"/>
+              </w:rPr>
+              <w:t>Residual</w:t>
+            </w:r>
+          </w:p>
+        </w:tc>
+      </w:tr>
+      <w:tr>
+        <w:trPr>
+          <w:cantSplit/>
+        </w:trPr>
+        <w:tc>
+          <w:tcPr>
+            <w:tcW w:w="585" w:type="dxa"/>
+          </w:tcPr>
+          <w:p>
+            <w:pPr>
+              <w:spacing w:after="0" w:before="0" w:line="240" w:lineRule="auto"/>
+            </w:pPr>
+            <w:r>
+              <w:rPr>
+                <w:sz w:val="13"/>
+              </w:rPr>
+              <w:t>R-24</w:t>
+            </w:r>
+          </w:p>
+        </w:tc>
+        <w:tc>
+          <w:tcPr>
+            <w:tcW w:w="2128" w:type="dxa"/>
+          </w:tcPr>
+          <w:p>
+            <w:pPr>
+              <w:spacing w:after="0" w:before="0" w:line="240" w:lineRule="auto"/>
+            </w:pPr>
+            <w:r>
+              <w:rPr>
+                <w:sz w:val="13"/>
+              </w:rPr>
+              <w:t>The check that a remote model endpoint resolves to public addresses and the connection itself resolve the name twice: a name that answers with a public address first and 127.0.0.1 afterwards (DNS rebinding) passes the check (simulated in the review by patching the resolver)</w:t>
+            </w:r>
+          </w:p>
+        </w:tc>
+        <w:tc>
+          <w:tcPr>
+            <w:tcW w:w="1436" w:type="dxa"/>
+          </w:tcPr>
+          <w:p>
+            <w:pPr>
+              <w:spacing w:after="0" w:before="0" w:line="240" w:lineRule="auto"/>
+            </w:pPr>
+            <w:r>
+              <w:rPr>
+                <w:sz w:val="13"/>
+              </w:rPr>
+              <w:t>Blind connection and port probing of the operator's machine over https; the certificate check limits what can be read</w:t>
+            </w:r>
+          </w:p>
+        </w:tc>
+        <w:tc>
+          <w:tcPr>
+            <w:tcW w:w="851" w:type="dxa"/>
+          </w:tcPr>
+          <w:p>
+            <w:pPr>
+              <w:spacing w:after="0" w:before="0" w:line="240" w:lineRule="auto"/>
+            </w:pPr>
+            <w:r>
+              <w:rPr>
+                <w:sz w:val="13"/>
+              </w:rPr>
+              <w:t>Low</w:t>
+            </w:r>
+          </w:p>
+        </w:tc>
+        <w:tc>
+          <w:tcPr>
+            <w:tcW w:w="2235" w:type="dxa"/>
+          </w:tcPr>
+          <w:p>
+            <w:pPr>
+              <w:spacing w:after="0" w:before="0" w:line="240" w:lineRule="auto"/>
+            </w:pPr>
+            <w:r>
+              <w:rPr>
+                <w:sz w:val="13"/>
+              </w:rPr>
+              <w:t>https is required off loopback and the certificate must match; the check runs at every call; redirects are off; the reply is capped</w:t>
+            </w:r>
+          </w:p>
+        </w:tc>
+        <w:tc>
+          <w:tcPr>
+            <w:tcW w:w="1809" w:type="dxa"/>
+          </w:tcPr>
+          <w:p>
+            <w:pPr>
+              <w:spacing w:after="0" w:before="0" w:line="240" w:lineRule="auto"/>
+            </w:pPr>
+            <w:r>
+              <w:rPr>
+                <w:sz w:val="13"/>
+              </w:rPr>
+              <w:t>Connect to the address that was checked, keeping the host name for TLS</w:t>
+            </w:r>
+          </w:p>
+        </w:tc>
+        <w:tc>
+          <w:tcPr>
+            <w:tcW w:w="745" w:type="dxa"/>
+          </w:tcPr>
+          <w:p>
+            <w:pPr>
+              <w:spacing w:after="0" w:before="0" w:line="240" w:lineRule="auto"/>
+            </w:pPr>
+            <w:r>
+              <w:rPr>
+                <w:sz w:val="13"/>
+              </w:rPr>
+              <w:t>Residual</w:t>
+            </w:r>
+          </w:p>
+        </w:tc>
+      </w:tr>
+      <w:tr>
+        <w:trPr>
+          <w:cantSplit/>
+        </w:trPr>
+        <w:tc>
+          <w:tcPr>
+            <w:tcW w:w="585" w:type="dxa"/>
+          </w:tcPr>
+          <w:p>
+            <w:pPr>
+              <w:spacing w:after="0" w:before="0" w:line="240" w:lineRule="auto"/>
+            </w:pPr>
+            <w:r>
+              <w:rPr>
+                <w:sz w:val="13"/>
+              </w:rPr>
+              <w:t>R-25</w:t>
+            </w:r>
+          </w:p>
+        </w:tc>
+        <w:tc>
+          <w:tcPr>
+            <w:tcW w:w="2128" w:type="dxa"/>
+          </w:tcPr>
+          <w:p>
+            <w:pPr>
+              <w:spacing w:after="0" w:before="0" w:line="240" w:lineRule="auto"/>
+            </w:pPr>
+            <w:r>
+              <w:rPr>
+                <w:sz w:val="13"/>
+              </w:rPr>
+              <w:t>The check that an IBAN comes from an attached document is a heuristic (letters and digits, any spacing). An IBAN written as a labelled breakdown (country, bank, sort code, account), with the letter O for zero, in Arabic-Indic digits or with a long separator is not recognised, so the payment asks for a code and shows a warning instead of being refused. It only fires when the invoice is attached to the message</w:t>
+            </w:r>
+          </w:p>
+        </w:tc>
+        <w:tc>
+          <w:tcPr>
+            <w:tcW w:w="1436" w:type="dxa"/>
+          </w:tcPr>
+          <w:p>
+            <w:pPr>
+              <w:spacing w:after="0" w:before="0" w:line="240" w:lineRule="auto"/>
+            </w:pPr>
+            <w:r>
+              <w:rPr>
+                <w:sz w:val="13"/>
+              </w:rPr>
+              <w:t>A document-supplied account can reach the code step instead of the refusal</w:t>
+            </w:r>
+          </w:p>
+        </w:tc>
+        <w:tc>
+          <w:tcPr>
+            <w:tcW w:w="851" w:type="dxa"/>
+          </w:tcPr>
+          <w:p>
+            <w:pPr>
+              <w:spacing w:after="0" w:before="0" w:line="240" w:lineRule="auto"/>
+            </w:pPr>
+            <w:r>
+              <w:rPr>
+                <w:sz w:val="13"/>
+              </w:rPr>
+              <w:t>Low</w:t>
+            </w:r>
+          </w:p>
+        </w:tc>
+        <w:tc>
+          <w:tcPr>
+            <w:tcW w:w="2235" w:type="dxa"/>
+          </w:tcPr>
+          <w:p>
+            <w:pPr>
+              <w:spacing w:after="0" w:before="0" w:line="240" w:lineRule="auto"/>
+            </w:pPr>
+            <w:r>
+              <w:rPr>
+                <w:sz w:val="13"/>
+              </w:rPr>
+              <w:t>Verification of Payee, the code step, the scam warning and the registry still apply; no payment goes to an unsaved account without a code</w:t>
+            </w:r>
+          </w:p>
+        </w:tc>
+        <w:tc>
+          <w:tcPr>
+            <w:tcW w:w="1809" w:type="dxa"/>
+          </w:tcPr>
+          <w:p>
+            <w:pPr>
+              <w:spacing w:after="0" w:before="0" w:line="240" w:lineRule="auto"/>
+            </w:pPr>
+            <w:r>
+              <w:rPr>
+                <w:sz w:val="13"/>
+              </w:rPr>
+              <w:t>Fold look-alike characters and match group by group</w:t>
+            </w:r>
+          </w:p>
+        </w:tc>
+        <w:tc>
+          <w:tcPr>
+            <w:tcW w:w="745" w:type="dxa"/>
+          </w:tcPr>
+          <w:p>
+            <w:pPr>
+              <w:spacing w:after="0" w:before="0" w:line="240" w:lineRule="auto"/>
+            </w:pPr>
+            <w:r>
+              <w:rPr>
+                <w:sz w:val="13"/>
+              </w:rPr>
+              <w:t>Residual</w:t>
+            </w:r>
+          </w:p>
+        </w:tc>
+      </w:tr>
+      <w:tr>
+        <w:trPr>
+          <w:cantSplit/>
+        </w:trPr>
+        <w:tc>
+          <w:tcPr>
+            <w:tcW w:w="585" w:type="dxa"/>
+          </w:tcPr>
+          <w:p>
+            <w:pPr>
+              <w:spacing w:after="0" w:before="0" w:line="240" w:lineRule="auto"/>
+            </w:pPr>
+            <w:r>
+              <w:rPr>
+                <w:sz w:val="13"/>
+              </w:rPr>
+              <w:t>R-21</w:t>
+            </w:r>
+          </w:p>
+        </w:tc>
+        <w:tc>
+          <w:tcPr>
+            <w:tcW w:w="2128" w:type="dxa"/>
+          </w:tcPr>
+          <w:p>
+            <w:pPr>
+              <w:spacing w:after="0" w:before="0" w:line="240" w:lineRule="auto"/>
+            </w:pPr>
+            <w:r>
+              <w:rPr>
+                <w:sz w:val="13"/>
+              </w:rPr>
+              <w:t>The HTTP API holds one lock while a model reads a message, so a slow model delays every session of that server for up to the timeout (30 s); the cascade can take 60 s. Nothing remembers that a model is down, so each message pays the failed connection again (immediate on loopback, the timeout for a server that accepts and hangs)</w:t>
+            </w:r>
+          </w:p>
+        </w:tc>
+        <w:tc>
+          <w:tcPr>
+            <w:tcW w:w="1436" w:type="dxa"/>
+          </w:tcPr>
+          <w:p>
+            <w:pPr>
+              <w:spacing w:after="0" w:before="0" w:line="240" w:lineRule="auto"/>
+            </w:pPr>
+            <w:r>
+              <w:rPr>
+                <w:sz w:val="13"/>
+              </w:rPr>
+              <w:t>Denial of service on a shared server</w:t>
+            </w:r>
+          </w:p>
+        </w:tc>
+        <w:tc>
+          <w:tcPr>
+            <w:tcW w:w="851" w:type="dxa"/>
+          </w:tcPr>
+          <w:p>
+            <w:pPr>
+              <w:spacing w:after="0" w:before="0" w:line="240" w:lineRule="auto"/>
+            </w:pPr>
+            <w:r>
+              <w:rPr>
+                <w:sz w:val="13"/>
+              </w:rPr>
+              <w:t>Low (sandbox)</w:t>
+            </w:r>
+          </w:p>
+        </w:tc>
+        <w:tc>
+          <w:tcPr>
+            <w:tcW w:w="2235" w:type="dxa"/>
+          </w:tcPr>
+          <w:p>
+            <w:pPr>
+              <w:spacing w:after="0" w:before="0" w:line="240" w:lineRule="auto"/>
+            </w:pPr>
+            <w:r>
+              <w:rPr>
+                <w:sz w:val="13"/>
+              </w:rPr>
+              <w:t>The deadline of AI-3; the server is single-user by design (loopback)</w:t>
+            </w:r>
+          </w:p>
+        </w:tc>
+        <w:tc>
+          <w:tcPr>
+            <w:tcW w:w="1809" w:type="dxa"/>
+          </w:tcPr>
+          <w:p>
+            <w:pPr>
+              <w:spacing w:after="0" w:before="0" w:line="240" w:lineRule="auto"/>
+            </w:pPr>
+            <w:r>
+              <w:rPr>
+                <w:sz w:val="13"/>
+              </w:rPr>
+              <w:t>Release the lock during the model call, or one worker per session</w:t>
+            </w:r>
+          </w:p>
+        </w:tc>
+        <w:tc>
+          <w:tcPr>
+            <w:tcW w:w="745" w:type="dxa"/>
+          </w:tcPr>
+          <w:p>
+            <w:pPr>
+              <w:spacing w:after="0" w:before="0" w:line="240" w:lineRule="auto"/>
+            </w:pPr>
+            <w:r>
+              <w:rPr>
+                <w:sz w:val="13"/>
+              </w:rPr>
+              <w:t>Residual</w:t>
+            </w:r>
+          </w:p>
+        </w:tc>
+      </w:tr>
+      <w:tr>
+        <w:trPr>
+          <w:cantSplit/>
+        </w:trPr>
+        <w:tc>
+          <w:tcPr>
+            <w:tcW w:w="585" w:type="dxa"/>
+          </w:tcPr>
+          <w:p>
+            <w:pPr>
+              <w:spacing w:after="0" w:before="0" w:line="240" w:lineRule="auto"/>
+            </w:pPr>
+            <w:r>
+              <w:rPr>
+                <w:sz w:val="13"/>
+              </w:rPr>
+              <w:t>R-22</w:t>
+            </w:r>
+          </w:p>
+        </w:tc>
+        <w:tc>
+          <w:tcPr>
+            <w:tcW w:w="2128" w:type="dxa"/>
+          </w:tcPr>
+          <w:p>
+            <w:pPr>
+              <w:spacing w:after="0" w:before="0" w:line="240" w:lineRule="auto"/>
+            </w:pPr>
+            <w:r>
+              <w:rPr>
+                <w:sz w:val="13"/>
+              </w:rPr>
+              <w:t>What the customer types goes to the model as typed: an IBAN or a code in the sentence included. A remote model provider receives it</w:t>
+            </w:r>
+          </w:p>
+        </w:tc>
+        <w:tc>
+          <w:tcPr>
+            <w:tcW w:w="1436" w:type="dxa"/>
+          </w:tcPr>
+          <w:p>
+            <w:pPr>
+              <w:spacing w:after="0" w:before="0" w:line="240" w:lineRule="auto"/>
+            </w:pPr>
+            <w:r>
+              <w:rPr>
+                <w:sz w:val="13"/>
+              </w:rPr>
+              <w:t>Personal data leaves the machine when a remote endpoint is chosen</w:t>
+            </w:r>
+          </w:p>
+        </w:tc>
+        <w:tc>
+          <w:tcPr>
+            <w:tcW w:w="851" w:type="dxa"/>
+          </w:tcPr>
+          <w:p>
+            <w:pPr>
+              <w:spacing w:after="0" w:before="0" w:line="240" w:lineRule="auto"/>
+            </w:pPr>
+            <w:r>
+              <w:rPr>
+                <w:sz w:val="13"/>
+              </w:rPr>
+              <w:t>Medium for a remote endpoint (local models: none)</w:t>
+            </w:r>
+          </w:p>
+        </w:tc>
+        <w:tc>
+          <w:tcPr>
+            <w:tcW w:w="2235" w:type="dxa"/>
+          </w:tcPr>
+          <w:p>
+            <w:pPr>
+              <w:spacing w:after="0" w:before="0" w:line="240" w:lineRule="auto"/>
+            </w:pPr>
+            <w:r>
+              <w:rPr>
+                <w:sz w:val="13"/>
+              </w:rPr>
+              <w:t>Saved IBANs, balances and documents are never sent; the UI states that a remote endpoint receives the message; the default parser sends nothing</w:t>
+            </w:r>
+          </w:p>
+        </w:tc>
+        <w:tc>
+          <w:tcPr>
+            <w:tcW w:w="1809" w:type="dxa"/>
+          </w:tcPr>
+          <w:p>
+            <w:pPr>
+              <w:spacing w:after="0" w:before="0" w:line="240" w:lineRule="auto"/>
+            </w:pPr>
+            <w:r>
+              <w:rPr>
+                <w:sz w:val="13"/>
+              </w:rPr>
+              <w:t>Redact IBAN-like strings and six-digit codes from the prompt where grounding does not need them</w:t>
+            </w:r>
+          </w:p>
+        </w:tc>
+        <w:tc>
+          <w:tcPr>
+            <w:tcW w:w="745" w:type="dxa"/>
+          </w:tcPr>
+          <w:p>
+            <w:pPr>
+              <w:spacing w:after="0" w:before="0" w:line="240" w:lineRule="auto"/>
+            </w:pPr>
+            <w:r>
+              <w:rPr>
+                <w:sz w:val="13"/>
+              </w:rPr>
+              <w:t>Residual</w:t>
+            </w:r>
+          </w:p>
+        </w:tc>
+      </w:tr>
+      <w:tr>
+        <w:trPr>
+          <w:cantSplit/>
+        </w:trPr>
+        <w:tc>
+          <w:tcPr>
+            <w:tcW w:w="585" w:type="dxa"/>
+          </w:tcPr>
+          <w:p>
+            <w:pPr>
+              <w:spacing w:after="0" w:before="0" w:line="240" w:lineRule="auto"/>
+            </w:pPr>
+            <w:r>
+              <w:rPr>
+                <w:sz w:val="13"/>
+              </w:rPr>
+              <w:t>R-23</w:t>
+            </w:r>
+          </w:p>
+        </w:tc>
+        <w:tc>
+          <w:tcPr>
+            <w:tcW w:w="2128" w:type="dxa"/>
+          </w:tcPr>
+          <w:p>
+            <w:pPr>
+              <w:spacing w:after="0" w:before="0" w:line="240" w:lineRule="auto"/>
+            </w:pPr>
+            <w:r>
+              <w:rPr>
+                <w:sz w:val="13"/>
+              </w:rPr>
+              <w:t>The signed receipts and the audit do not record which parser read the message, with which model or prompt</w:t>
+            </w:r>
+          </w:p>
+        </w:tc>
+        <w:tc>
+          <w:tcPr>
+            <w:tcW w:w="1436" w:type="dxa"/>
+          </w:tcPr>
+          <w:p>
+            <w:pPr>
+              <w:spacing w:after="0" w:before="0" w:line="240" w:lineRule="auto"/>
+            </w:pPr>
+            <w:r>
+              <w:rPr>
+                <w:sz w:val="13"/>
+              </w:rPr>
+              <w:t>A receipt cannot show who interpreted the intent; the proof of intent covers what was approved, not how it was read</w:t>
+            </w:r>
+          </w:p>
+        </w:tc>
+        <w:tc>
+          <w:tcPr>
+            <w:tcW w:w="851" w:type="dxa"/>
+          </w:tcPr>
+          <w:p>
+            <w:pPr>
+              <w:spacing w:after="0" w:before="0" w:line="240" w:lineRule="auto"/>
+            </w:pPr>
+            <w:r>
+              <w:rPr>
+                <w:sz w:val="13"/>
+              </w:rPr>
+              <w:t>Low</w:t>
+            </w:r>
+          </w:p>
+        </w:tc>
+        <w:tc>
+          <w:tcPr>
+            <w:tcW w:w="2235" w:type="dxa"/>
+          </w:tcPr>
+          <w:p>
+            <w:pPr>
+              <w:spacing w:after="0" w:before="0" w:line="240" w:lineRule="auto"/>
+            </w:pPr>
+            <w:r>
+              <w:rPr>
+                <w:sz w:val="13"/>
+              </w:rPr>
+              <w:t xml:space="preserve">The API record and the </w:t>
+            </w:r>
+            <w:r>
+              <w:rPr>
+                <w:rFonts w:ascii="Consolas" w:hAnsi="Consolas" w:eastAsia="Consolas"/>
+                <w:color w:val="2B3F77"/>
+                <w:sz w:val="12"/>
+              </w:rPr>
+              <w:t>parse</w:t>
+            </w:r>
+            <w:r>
+              <w:rPr>
+                <w:sz w:val="13"/>
+              </w:rPr>
+              <w:t xml:space="preserve"> audit event carry the parser label (</w:t>
+            </w:r>
+            <w:r>
+              <w:rPr>
+                <w:rFonts w:ascii="Consolas" w:hAnsi="Consolas" w:eastAsia="Consolas"/>
+                <w:color w:val="2B3F77"/>
+                <w:sz w:val="12"/>
+              </w:rPr>
+              <w:t>rules</w:t>
+            </w:r>
+            <w:r>
+              <w:rPr>
+                <w:sz w:val="13"/>
+              </w:rPr>
+              <w:t xml:space="preserve">, </w:t>
+            </w:r>
+            <w:r>
+              <w:rPr>
+                <w:rFonts w:ascii="Consolas" w:hAnsi="Consolas" w:eastAsia="Consolas"/>
+                <w:color w:val="2B3F77"/>
+                <w:sz w:val="12"/>
+              </w:rPr>
+              <w:t>local</w:t>
+            </w:r>
+            <w:r>
+              <w:rPr>
+                <w:sz w:val="13"/>
+              </w:rPr>
+              <w:t xml:space="preserve">, </w:t>
+            </w:r>
+            <w:r>
+              <w:rPr>
+                <w:rFonts w:ascii="Consolas" w:hAnsi="Consolas" w:eastAsia="Consolas"/>
+                <w:color w:val="2B3F77"/>
+                <w:sz w:val="12"/>
+              </w:rPr>
+              <w:t>connected:&lt;host&gt;</w:t>
+            </w:r>
+            <w:r>
+              <w:rPr>
+                <w:sz w:val="13"/>
+              </w:rPr>
+              <w:t xml:space="preserve">, </w:t>
+            </w:r>
+            <w:r>
+              <w:rPr>
+                <w:rFonts w:ascii="Consolas" w:hAnsi="Consolas" w:eastAsia="Consolas"/>
+                <w:color w:val="2B3F77"/>
+                <w:sz w:val="12"/>
+              </w:rPr>
+              <w:t>cascade:&lt;tier&gt;</w:t>
+            </w:r>
+            <w:r>
+              <w:rPr>
+                <w:sz w:val="13"/>
+              </w:rPr>
+              <w:t>); the approved action and its hash are signed</w:t>
+            </w:r>
+          </w:p>
+        </w:tc>
+        <w:tc>
+          <w:tcPr>
+            <w:tcW w:w="1809" w:type="dxa"/>
+          </w:tcPr>
+          <w:p>
+            <w:pPr>
+              <w:spacing w:after="0" w:before="0" w:line="240" w:lineRule="auto"/>
+            </w:pPr>
+            <w:r>
+              <w:rPr>
+                <w:sz w:val="13"/>
+              </w:rPr>
+              <w:t>Put parser, model and a prompt hash into the signed intent</w:t>
+            </w:r>
+          </w:p>
+        </w:tc>
+        <w:tc>
+          <w:tcPr>
+            <w:tcW w:w="745" w:type="dxa"/>
+          </w:tcPr>
+          <w:p>
+            <w:pPr>
+              <w:spacing w:after="0" w:before="0" w:line="240" w:lineRule="auto"/>
+            </w:pPr>
+            <w:r>
+              <w:rPr>
+                <w:sz w:val="13"/>
+              </w:rPr>
+              <w:t>Residual</w:t>
+            </w:r>
+          </w:p>
+        </w:tc>
+      </w:tr>
+    </w:tbl>
+    <w:p>
+      <w:pPr>
+        <w:spacing w:after="120" w:before="0" w:line="40" w:lineRule="exact"/>
+      </w:pPr>
+    </w:p>
+    <w:p>
+      <w:pPr>
+        <w:keepNext w:val="0"/>
+        <w:spacing w:after="40" w:before="0"/>
+        <w:ind w:left="317"/>
+      </w:pPr>
+      <w:r>
+        <w:rPr>
+          <w:b/>
+          <w:sz w:val="18"/>
+        </w:rPr>
+        <w:t>Unverified points</w:t>
+      </w:r>
+      <w:r>
+        <w:rPr>
+          <w:sz w:val="18"/>
+        </w:rPr>
+        <w:t xml:space="preserve"> (could not be checked here)</w:t>
+      </w:r>
+    </w:p>
+    <w:tbl>
+      <w:tblPr>
+        <w:tblW w:w="9789" w:type="dxa"/>
+        <w:tblBorders>
+          <w:top w:val="single" w:sz="4" w:space="0" w:color="D5DBE8"/>
+          <w:left w:val="nil"/>
+          <w:bottom w:val="single" w:sz="4" w:space="0" w:color="D5DBE8"/>
+          <w:right w:val="nil"/>
+          <w:insideH w:val="single" w:sz="4" w:space="0" w:color="D5DBE8"/>
+          <w:insideV w:val="nil"/>
+        </w:tblBorders>
+        <w:tblLayout w:type="fixed"/>
+        <w:tblCellMar>
+          <w:top w:w="45" w:type="dxa"/>
+          <w:left w:w="70" w:type="dxa"/>
+          <w:bottom w:w="45" w:type="dxa"/>
+          <w:right w:w="70" w:type="dxa"/>
+        </w:tblCellMar>
+        <w:tblLook w:firstColumn="1" w:firstRow="1" w:lastColumn="0" w:lastRow="0" w:noHBand="0" w:noVBand="1" w:val="04A0"/>
+      </w:tblPr>
+      <w:tblGrid>
+        <w:gridCol w:w="585"/>
+        <w:gridCol w:w="2128"/>
+        <w:gridCol w:w="1436"/>
+        <w:gridCol w:w="851"/>
+        <w:gridCol w:w="2235"/>
+        <w:gridCol w:w="1809"/>
+        <w:gridCol w:w="745"/>
+      </w:tblGrid>
+      <w:tr>
+        <w:trPr>
+          <w:cantSplit/>
+          <w:tblHeader/>
+        </w:trPr>
+        <w:tc>
+          <w:tcPr>
+            <w:tcW w:w="585" w:type="dxa"/>
+            <w:shd w:val="clear" w:color="auto" w:fill="EEF3FF"/>
+          </w:tcPr>
+          <w:p>
+            <w:pPr>
+              <w:keepNext/>
+              <w:spacing w:after="0" w:before="0" w:line="240" w:lineRule="auto"/>
+            </w:pPr>
+            <w:r>
+              <w:rPr>
+                <w:b/>
+                <w:sz w:val="13"/>
+              </w:rPr>
+              <w:t>ID</w:t>
+            </w:r>
+          </w:p>
+        </w:tc>
+        <w:tc>
+          <w:tcPr>
+            <w:tcW w:w="2128" w:type="dxa"/>
+            <w:shd w:val="clear" w:color="auto" w:fill="EEF3FF"/>
+          </w:tcPr>
+          <w:p>
+            <w:pPr>
+              <w:keepNext/>
+              <w:spacing w:after="0" w:before="0" w:line="240" w:lineRule="auto"/>
+            </w:pPr>
+            <w:r>
+              <w:rPr>
+                <w:b/>
+                <w:sz w:val="13"/>
+              </w:rPr>
+              <w:t>Description</w:t>
+            </w:r>
+          </w:p>
+        </w:tc>
+        <w:tc>
+          <w:tcPr>
+            <w:tcW w:w="1436" w:type="dxa"/>
+            <w:shd w:val="clear" w:color="auto" w:fill="EEF3FF"/>
+          </w:tcPr>
+          <w:p>
+            <w:pPr>
+              <w:keepNext/>
+              <w:spacing w:after="0" w:before="0" w:line="240" w:lineRule="auto"/>
+            </w:pPr>
+            <w:r>
+              <w:rPr>
+                <w:b/>
+                <w:sz w:val="13"/>
+              </w:rPr>
+              <w:t>Potential impact</w:t>
+            </w:r>
+          </w:p>
+        </w:tc>
+        <w:tc>
+          <w:tcPr>
+            <w:tcW w:w="851" w:type="dxa"/>
+            <w:shd w:val="clear" w:color="auto" w:fill="EEF3FF"/>
+          </w:tcPr>
+          <w:p>
+            <w:pPr>
+              <w:keepNext/>
+              <w:spacing w:after="0" w:before="0" w:line="240" w:lineRule="auto"/>
+            </w:pPr>
+            <w:r>
+              <w:rPr>
+                <w:b/>
+                <w:sz w:val="13"/>
+              </w:rPr>
+              <w:t>Severity</w:t>
+            </w:r>
+          </w:p>
+        </w:tc>
+        <w:tc>
+          <w:tcPr>
+            <w:tcW w:w="2235" w:type="dxa"/>
+            <w:shd w:val="clear" w:color="auto" w:fill="EEF3FF"/>
+          </w:tcPr>
+          <w:p>
+            <w:pPr>
+              <w:keepNext/>
+              <w:spacing w:after="0" w:before="0" w:line="240" w:lineRule="auto"/>
+            </w:pPr>
+            <w:r>
+              <w:rPr>
+                <w:b/>
+                <w:sz w:val="13"/>
+              </w:rPr>
+              <w:t>Mitigations in place</w:t>
+            </w:r>
+          </w:p>
+        </w:tc>
+        <w:tc>
+          <w:tcPr>
+            <w:tcW w:w="1809" w:type="dxa"/>
+            <w:shd w:val="clear" w:color="auto" w:fill="EEF3FF"/>
+          </w:tcPr>
+          <w:p>
+            <w:pPr>
+              <w:keepNext/>
+              <w:spacing w:after="0" w:before="0" w:line="240" w:lineRule="auto"/>
+            </w:pPr>
+            <w:r>
+              <w:rPr>
+                <w:b/>
+                <w:sz w:val="13"/>
+              </w:rPr>
+              <w:t>Remaining action</w:t>
+            </w:r>
+          </w:p>
+        </w:tc>
+        <w:tc>
+          <w:tcPr>
+            <w:tcW w:w="745" w:type="dxa"/>
+            <w:shd w:val="clear" w:color="auto" w:fill="EEF3FF"/>
+          </w:tcPr>
+          <w:p>
+            <w:pPr>
+              <w:keepNext/>
+              <w:spacing w:after="0" w:before="0" w:line="240" w:lineRule="auto"/>
+            </w:pPr>
+            <w:r>
+              <w:rPr>
+                <w:b/>
+                <w:sz w:val="13"/>
+              </w:rPr>
+              <w:t>Status</w:t>
+            </w:r>
+          </w:p>
+        </w:tc>
+      </w:tr>
+      <w:tr>
+        <w:trPr>
+          <w:cantSplit/>
+        </w:trPr>
+        <w:tc>
+          <w:tcPr>
+            <w:tcW w:w="585" w:type="dxa"/>
+          </w:tcPr>
+          <w:p>
+            <w:pPr>
+              <w:keepNext/>
+              <w:spacing w:after="0" w:before="0" w:line="240" w:lineRule="auto"/>
+            </w:pPr>
+            <w:r>
+              <w:rPr>
+                <w:sz w:val="13"/>
+              </w:rPr>
+              <w:t>U-3</w:t>
+            </w:r>
+          </w:p>
+        </w:tc>
+        <w:tc>
+          <w:tcPr>
+            <w:tcW w:w="2128" w:type="dxa"/>
+          </w:tcPr>
+          <w:p>
+            <w:pPr>
+              <w:keepNext/>
+              <w:spacing w:after="0" w:before="0" w:line="240" w:lineRule="auto"/>
+            </w:pPr>
+            <w:r>
+              <w:rPr>
+                <w:sz w:val="13"/>
+              </w:rPr>
+              <w:t>DNS rebinding between the public-address check and the connection</w:t>
+            </w:r>
+          </w:p>
+        </w:tc>
+        <w:tc>
+          <w:tcPr>
+            <w:tcW w:w="1436" w:type="dxa"/>
+          </w:tcPr>
+          <w:p>
+            <w:pPr>
+              <w:keepNext/>
+              <w:spacing w:after="0" w:before="0" w:line="240" w:lineRule="auto"/>
+            </w:pPr>
+            <w:r>
+              <w:rPr>
+                <w:sz w:val="13"/>
+              </w:rPr>
+              <w:t>The host is resolved twice; the review simulated the race by patching the resolver and it passes (R-24), a real rebinding server was not run</w:t>
+            </w:r>
+          </w:p>
+        </w:tc>
+        <w:tc>
+          <w:tcPr>
+            <w:tcW w:w="851" w:type="dxa"/>
+          </w:tcPr>
+          <w:p>
+            <w:pPr>
+              <w:keepNext/>
+              <w:spacing w:after="0" w:before="0" w:line="240" w:lineRule="auto"/>
+            </w:pPr>
+            <w:r>
+              <w:rPr>
+                <w:sz w:val="13"/>
+              </w:rPr>
+              <w:t>Open</w:t>
+            </w:r>
+          </w:p>
+        </w:tc>
+        <w:tc>
+          <w:tcPr>
+            <w:tcW w:w="2235" w:type="dxa"/>
+          </w:tcPr>
+          <w:p>
+            <w:pPr>
+              <w:keepNext/>
+              <w:spacing w:after="0" w:before="0" w:line="240" w:lineRule="auto"/>
+            </w:pPr>
+            <w:r>
+              <w:rPr>
+                <w:sz w:val="13"/>
+              </w:rPr>
+              <w:t>https and the certificate check; the check runs at every call</w:t>
+            </w:r>
+          </w:p>
+        </w:tc>
+        <w:tc>
+          <w:tcPr>
+            <w:tcW w:w="1809" w:type="dxa"/>
+          </w:tcPr>
+          <w:p>
+            <w:pPr>
+              <w:keepNext/>
+              <w:spacing w:after="0" w:before="0" w:line="240" w:lineRule="auto"/>
+            </w:pPr>
+            <w:r>
+              <w:rPr>
+                <w:sz w:val="13"/>
+              </w:rPr>
+              <w:t>Connect to the address that was checked</w:t>
+            </w:r>
+          </w:p>
+        </w:tc>
+        <w:tc>
+          <w:tcPr>
+            <w:tcW w:w="745" w:type="dxa"/>
+          </w:tcPr>
+          <w:p>
+            <w:pPr>
+              <w:keepNext/>
+              <w:spacing w:after="0" w:before="0" w:line="240" w:lineRule="auto"/>
+            </w:pPr>
+            <w:r>
+              <w:rPr>
+                <w:sz w:val="13"/>
+              </w:rPr>
+              <w:t>Unverified</w:t>
+            </w:r>
+          </w:p>
+        </w:tc>
+      </w:tr>
+      <w:tr>
+        <w:trPr>
+          <w:cantSplit/>
+        </w:trPr>
+        <w:tc>
+          <w:tcPr>
+            <w:tcW w:w="585" w:type="dxa"/>
+          </w:tcPr>
+          <w:p>
+            <w:pPr>
+              <w:keepNext/>
+              <w:spacing w:after="0" w:before="0" w:line="240" w:lineRule="auto"/>
+            </w:pPr>
+            <w:r>
+              <w:rPr>
+                <w:sz w:val="13"/>
+              </w:rPr>
+              <w:t>U-4</w:t>
+            </w:r>
+          </w:p>
+        </w:tc>
+        <w:tc>
+          <w:tcPr>
+            <w:tcW w:w="2128" w:type="dxa"/>
+          </w:tcPr>
+          <w:p>
+            <w:pPr>
+              <w:keepNext/>
+              <w:spacing w:after="0" w:before="0" w:line="240" w:lineRule="auto"/>
+            </w:pPr>
+            <w:r>
+              <w:rPr>
+                <w:sz w:val="13"/>
+              </w:rPr>
+              <w:t>The connector against a real hosted provider</w:t>
+            </w:r>
+          </w:p>
+        </w:tc>
+        <w:tc>
+          <w:tcPr>
+            <w:tcW w:w="1436" w:type="dxa"/>
+          </w:tcPr>
+          <w:p>
+            <w:pPr>
+              <w:keepNext/>
+              <w:spacing w:after="0" w:before="0" w:line="240" w:lineRule="auto"/>
+            </w:pPr>
+            <w:r>
+              <w:rPr>
+                <w:sz w:val="13"/>
+              </w:rPr>
+              <w:t>Only local and fake servers were used</w:t>
+            </w:r>
+          </w:p>
+        </w:tc>
+        <w:tc>
+          <w:tcPr>
+            <w:tcW w:w="851" w:type="dxa"/>
+          </w:tcPr>
+          <w:p>
+            <w:pPr>
+              <w:keepNext/>
+              <w:spacing w:after="0" w:before="0" w:line="240" w:lineRule="auto"/>
+            </w:pPr>
+            <w:r>
+              <w:rPr>
+                <w:sz w:val="13"/>
+              </w:rPr>
+              <w:t>Open</w:t>
+            </w:r>
+          </w:p>
+        </w:tc>
+        <w:tc>
+          <w:tcPr>
+            <w:tcW w:w="2235" w:type="dxa"/>
+          </w:tcPr>
+          <w:p>
+            <w:pPr>
+              <w:keepNext/>
+              <w:spacing w:after="0" w:before="0" w:line="240" w:lineRule="auto"/>
+            </w:pPr>
+            <w:r>
+              <w:rPr>
+                <w:sz w:val="13"/>
+              </w:rPr>
+              <w:t>Fallback to the rules on any failure</w:t>
+            </w:r>
+          </w:p>
+        </w:tc>
+        <w:tc>
+          <w:tcPr>
+            <w:tcW w:w="1809" w:type="dxa"/>
+          </w:tcPr>
+          <w:p>
+            <w:pPr>
+              <w:keepNext/>
+              <w:spacing w:after="0" w:before="0" w:line="240" w:lineRule="auto"/>
+            </w:pPr>
+            <w:r>
+              <w:rPr>
+                <w:sz w:val="13"/>
+              </w:rPr>
+              <w:t>Run it once with a real endpoint</w:t>
+            </w:r>
+          </w:p>
+        </w:tc>
+        <w:tc>
+          <w:tcPr>
+            <w:tcW w:w="745" w:type="dxa"/>
+          </w:tcPr>
+          <w:p>
+            <w:pPr>
+              <w:keepNext/>
+              <w:spacing w:after="0" w:before="0" w:line="240" w:lineRule="auto"/>
+            </w:pPr>
+            <w:r>
+              <w:rPr>
+                <w:sz w:val="13"/>
+              </w:rPr>
+              <w:t>Unverified</w:t>
+            </w:r>
+          </w:p>
+        </w:tc>
+      </w:tr>
+      <w:tr>
+        <w:trPr>
+          <w:cantSplit/>
+        </w:trPr>
+        <w:tc>
+          <w:tcPr>
+            <w:tcW w:w="585" w:type="dxa"/>
+          </w:tcPr>
+          <w:p>
+            <w:pPr>
+              <w:keepNext/>
+              <w:spacing w:after="0" w:before="0" w:line="240" w:lineRule="auto"/>
+            </w:pPr>
+            <w:r>
+              <w:rPr>
+                <w:sz w:val="13"/>
+              </w:rPr>
+              <w:t>U-5</w:t>
+            </w:r>
+          </w:p>
+        </w:tc>
+        <w:tc>
+          <w:tcPr>
+            <w:tcW w:w="2128" w:type="dxa"/>
+          </w:tcPr>
+          <w:p>
+            <w:pPr>
+              <w:keepNext/>
+              <w:spacing w:after="0" w:before="0" w:line="240" w:lineRule="auto"/>
+            </w:pPr>
+            <w:r>
+              <w:rPr>
+                <w:sz w:val="13"/>
+              </w:rPr>
+              <w:t>Docker runtime exposure</w:t>
+            </w:r>
+          </w:p>
+        </w:tc>
+        <w:tc>
+          <w:tcPr>
+            <w:tcW w:w="1436" w:type="dxa"/>
+          </w:tcPr>
+          <w:p>
+            <w:pPr>
+              <w:keepNext/>
+              <w:spacing w:after="0" w:before="0" w:line="240" w:lineRule="auto"/>
+            </w:pPr>
+            <w:r>
+              <w:rPr>
+                <w:sz w:val="13"/>
+              </w:rPr>
+              <w:t>Docker is not installed on the development machine; CI builds the image</w:t>
+            </w:r>
+          </w:p>
+        </w:tc>
+        <w:tc>
+          <w:tcPr>
+            <w:tcW w:w="851" w:type="dxa"/>
+          </w:tcPr>
+          <w:p>
+            <w:pPr>
+              <w:keepNext/>
+              <w:spacing w:after="0" w:before="0" w:line="240" w:lineRule="auto"/>
+            </w:pPr>
+            <w:r>
+              <w:rPr>
+                <w:sz w:val="13"/>
+              </w:rPr>
+              <w:t>Open</w:t>
+            </w:r>
+          </w:p>
+        </w:tc>
+        <w:tc>
+          <w:tcPr>
+            <w:tcW w:w="2235" w:type="dxa"/>
+          </w:tcPr>
+          <w:p>
+            <w:pPr>
+              <w:keepNext/>
+              <w:spacing w:after="0" w:before="0" w:line="240" w:lineRule="auto"/>
+            </w:pPr>
+            <w:r>
+              <w:rPr>
+                <w:sz w:val="13"/>
+              </w:rPr>
+              <w:t xml:space="preserve">Documented </w:t>
+            </w:r>
+            <w:r>
+              <w:rPr>
+                <w:rFonts w:ascii="Consolas" w:hAnsi="Consolas" w:eastAsia="Consolas"/>
+                <w:color w:val="2B3F77"/>
+                <w:sz w:val="12"/>
+              </w:rPr>
+              <w:t>-p 127.0.0.1:8501:8501</w:t>
+            </w:r>
+            <w:r>
+              <w:rPr>
+                <w:sz w:val="13"/>
+              </w:rPr>
+              <w:t>; non-root user; base image pinned</w:t>
+            </w:r>
+          </w:p>
+        </w:tc>
+        <w:tc>
+          <w:tcPr>
+            <w:tcW w:w="1809" w:type="dxa"/>
+          </w:tcPr>
+          <w:p>
+            <w:pPr>
+              <w:keepNext/>
+              <w:spacing w:after="0" w:before="0" w:line="240" w:lineRule="auto"/>
+            </w:pPr>
+            <w:r>
+              <w:rPr>
+                <w:sz w:val="13"/>
+              </w:rPr>
+              <w:t>A container smoke test</w:t>
+            </w:r>
+          </w:p>
+        </w:tc>
+        <w:tc>
+          <w:tcPr>
+            <w:tcW w:w="745" w:type="dxa"/>
+          </w:tcPr>
+          <w:p>
+            <w:pPr>
+              <w:keepNext/>
+              <w:spacing w:after="0" w:before="0" w:line="240" w:lineRule="auto"/>
+            </w:pPr>
+            <w:r>
+              <w:rPr>
+                <w:sz w:val="13"/>
+              </w:rPr>
+              <w:t>Unverified</w:t>
+            </w:r>
+          </w:p>
+        </w:tc>
+      </w:tr>
+      <w:tr>
+        <w:trPr>
+          <w:cantSplit/>
+        </w:trPr>
+        <w:tc>
+          <w:tcPr>
+            <w:tcW w:w="585" w:type="dxa"/>
+          </w:tcPr>
+          <w:p>
+            <w:pPr>
+              <w:keepNext/>
+              <w:spacing w:after="0" w:before="0" w:line="240" w:lineRule="auto"/>
+            </w:pPr>
+            <w:r>
+              <w:rPr>
+                <w:sz w:val="13"/>
+              </w:rPr>
+              <w:t>U-6</w:t>
+            </w:r>
+          </w:p>
+        </w:tc>
+        <w:tc>
+          <w:tcPr>
+            <w:tcW w:w="2128" w:type="dxa"/>
+          </w:tcPr>
+          <w:p>
+            <w:pPr>
+              <w:keepNext/>
+              <w:spacing w:after="0" w:before="0" w:line="240" w:lineRule="auto"/>
+            </w:pPr>
+            <w:r>
+              <w:rPr>
+                <w:sz w:val="13"/>
+              </w:rPr>
+              <w:t>Concurrency on a shared backend</w:t>
+            </w:r>
+          </w:p>
+        </w:tc>
+        <w:tc>
+          <w:tcPr>
+            <w:tcW w:w="1436" w:type="dxa"/>
+          </w:tcPr>
+          <w:p>
+            <w:pPr>
+              <w:keepNext/>
+              <w:spacing w:after="0" w:before="0" w:line="240" w:lineRule="auto"/>
+            </w:pPr>
+            <w:r>
+              <w:rPr>
+                <w:sz w:val="13"/>
+              </w:rPr>
+              <w:t>Not built and not tested</w:t>
+            </w:r>
+          </w:p>
+        </w:tc>
+        <w:tc>
+          <w:tcPr>
+            <w:tcW w:w="851" w:type="dxa"/>
+          </w:tcPr>
+          <w:p>
+            <w:pPr>
+              <w:keepNext/>
+              <w:spacing w:after="0" w:before="0" w:line="240" w:lineRule="auto"/>
+            </w:pPr>
+            <w:r>
+              <w:rPr>
+                <w:sz w:val="13"/>
+              </w:rPr>
+              <w:t>Open</w:t>
+            </w:r>
+          </w:p>
+        </w:tc>
+        <w:tc>
+          <w:tcPr>
+            <w:tcW w:w="2235" w:type="dxa"/>
+          </w:tcPr>
+          <w:p>
+            <w:pPr>
+              <w:keepNext/>
+              <w:spacing w:after="0" w:before="0" w:line="240" w:lineRule="auto"/>
+            </w:pPr>
+            <w:r>
+              <w:rPr>
+                <w:sz w:val="13"/>
+              </w:rPr>
+              <w:t>One backend per UI session</w:t>
+            </w:r>
+          </w:p>
+        </w:tc>
+        <w:tc>
+          <w:tcPr>
+            <w:tcW w:w="1809" w:type="dxa"/>
+          </w:tcPr>
+          <w:p>
+            <w:pPr>
+              <w:keepNext/>
+              <w:spacing w:after="0" w:before="0" w:line="240" w:lineRule="auto"/>
+            </w:pPr>
+            <w:r>
+              <w:rPr>
+                <w:sz w:val="13"/>
+              </w:rPr>
+              <w:t>A load test with locks</w:t>
+            </w:r>
+          </w:p>
+        </w:tc>
+        <w:tc>
+          <w:tcPr>
+            <w:tcW w:w="745" w:type="dxa"/>
+          </w:tcPr>
+          <w:p>
+            <w:pPr>
+              <w:keepNext/>
+              <w:spacing w:after="0" w:before="0" w:line="240" w:lineRule="auto"/>
+            </w:pPr>
+            <w:r>
+              <w:rPr>
+                <w:sz w:val="13"/>
+              </w:rPr>
+              <w:t>Unverified</w:t>
+            </w:r>
+          </w:p>
+        </w:tc>
+      </w:tr>
+      <w:tr>
+        <w:trPr>
+          <w:cantSplit/>
+        </w:trPr>
+        <w:tc>
+          <w:tcPr>
+            <w:tcW w:w="585" w:type="dxa"/>
+          </w:tcPr>
+          <w:p>
+            <w:pPr>
+              <w:spacing w:after="0" w:before="0" w:line="240" w:lineRule="auto"/>
+            </w:pPr>
+            <w:r>
+              <w:rPr>
+                <w:sz w:val="13"/>
+              </w:rPr>
+              <w:t>U-7</w:t>
+            </w:r>
+          </w:p>
+        </w:tc>
+        <w:tc>
+          <w:tcPr>
+            <w:tcW w:w="2128" w:type="dxa"/>
+          </w:tcPr>
+          <w:p>
+            <w:pPr>
+              <w:spacing w:after="0" w:before="0" w:line="240" w:lineRule="auto"/>
+            </w:pPr>
+            <w:r>
+              <w:rPr>
+                <w:sz w:val="13"/>
+              </w:rPr>
+              <w:t>Regulatory fit (strong customer authentication, AML, sanctions, data protection)</w:t>
+            </w:r>
+          </w:p>
+        </w:tc>
+        <w:tc>
+          <w:tcPr>
+            <w:tcW w:w="1436" w:type="dxa"/>
+          </w:tcPr>
+          <w:p>
+            <w:pPr>
+              <w:spacing w:after="0" w:before="0" w:line="240" w:lineRule="auto"/>
+            </w:pPr>
+            <w:r>
+              <w:rPr>
+                <w:sz w:val="13"/>
+              </w:rPr>
+              <w:t>Not claimed</w:t>
+            </w:r>
+          </w:p>
+        </w:tc>
+        <w:tc>
+          <w:tcPr>
+            <w:tcW w:w="851" w:type="dxa"/>
+          </w:tcPr>
+          <w:p>
+            <w:pPr>
+              <w:spacing w:after="0" w:before="0" w:line="240" w:lineRule="auto"/>
+            </w:pPr>
+            <w:r>
+              <w:rPr>
+                <w:sz w:val="13"/>
+              </w:rPr>
+              <w:t>n/a</w:t>
+            </w:r>
+          </w:p>
+        </w:tc>
+        <w:tc>
+          <w:tcPr>
+            <w:tcW w:w="2235" w:type="dxa"/>
+          </w:tcPr>
+          <w:p>
+            <w:pPr>
+              <w:spacing w:after="0" w:before="0" w:line="240" w:lineRule="auto"/>
+            </w:pPr>
+            <w:r>
+              <w:rPr>
+                <w:sz w:val="13"/>
+              </w:rPr>
+              <w:t>None claimed</w:t>
+            </w:r>
+          </w:p>
+        </w:tc>
+        <w:tc>
+          <w:tcPr>
+            <w:tcW w:w="1809" w:type="dxa"/>
+          </w:tcPr>
+          <w:p>
+            <w:pPr>
+              <w:spacing w:after="0" w:before="0" w:line="240" w:lineRule="auto"/>
+            </w:pPr>
+            <w:r>
+              <w:rPr>
+                <w:sz w:val="13"/>
+              </w:rPr>
+              <w:t>Out of scope for a sandbox</w:t>
+            </w:r>
+          </w:p>
+        </w:tc>
+        <w:tc>
+          <w:tcPr>
+            <w:tcW w:w="745" w:type="dxa"/>
+          </w:tcPr>
+          <w:p>
+            <w:pPr>
+              <w:spacing w:after="0" w:before="0" w:line="240" w:lineRule="auto"/>
+            </w:pPr>
+            <w:r>
+              <w:rPr>
+                <w:sz w:val="13"/>
+              </w:rPr>
+              <w:t>Unverified</w:t>
             </w:r>
           </w:p>
         </w:tc>
